--- a/APLOS/POPResources/Templates/ServicePurchaseOrder20171.docx
+++ b/APLOS/POPResources/Templates/ServicePurchaseOrder20171.docx
@@ -1,6 +1,6 @@
 
 <file path=word/document.xml><?xml version="1.0" encoding="utf-8"?>
-<w:document xmlns:wpc="http://schemas.microsoft.com/office/word/2010/wordprocessingCanvas" xmlns:mc="http://schemas.openxmlformats.org/markup-compatibility/2006" xmlns:o="urn:schemas-microsoft-com:office:office" xmlns:r="http://schemas.openxmlformats.org/officeDocument/2006/relationships" xmlns:m="http://schemas.openxmlformats.org/officeDocument/2006/math" xmlns:v="urn:schemas-microsoft-com:vml" xmlns:wp14="http://schemas.microsoft.com/office/word/2010/wordprocessingDrawing" xmlns:wp="http://schemas.openxmlformats.org/drawingml/2006/wordprocessingDrawing" xmlns:w10="urn:schemas-microsoft-com:office:word" xmlns:w="http://schemas.openxmlformats.org/wordprocessingml/2006/main" xmlns:w14="http://schemas.microsoft.com/office/word/2010/wordml" xmlns:wpg="http://schemas.microsoft.com/office/word/2010/wordprocessingGroup" xmlns:wpi="http://schemas.microsoft.com/office/word/2010/wordprocessingInk" xmlns:wne="http://schemas.microsoft.com/office/word/2006/wordml" xmlns:wps="http://schemas.microsoft.com/office/word/2010/wordprocessingShape" mc:Ignorable="w14 wp14">
+<w:document xmlns:wpc="http://schemas.microsoft.com/office/word/2010/wordprocessingCanvas" xmlns:cx="http://schemas.microsoft.com/office/drawing/2014/chartex" xmlns:cx1="http://schemas.microsoft.com/office/drawing/2015/9/8/chartex" xmlns:cx2="http://schemas.microsoft.com/office/drawing/2015/10/21/chartex" xmlns:cx3="http://schemas.microsoft.com/office/drawing/2016/5/9/chartex" xmlns:cx4="http://schemas.microsoft.com/office/drawing/2016/5/10/chartex" xmlns:cx5="http://schemas.microsoft.com/office/drawing/2016/5/11/chartex" xmlns:cx6="http://schemas.microsoft.com/office/drawing/2016/5/12/chartex" xmlns:cx7="http://schemas.microsoft.com/office/drawing/2016/5/13/chartex" xmlns:cx8="http://schemas.microsoft.com/office/drawing/2016/5/14/chartex" xmlns:mc="http://schemas.openxmlformats.org/markup-compatibility/2006" xmlns:aink="http://schemas.microsoft.com/office/drawing/2016/ink" xmlns:am3d="http://schemas.microsoft.com/office/drawing/2017/model3d" xmlns:o="urn:schemas-microsoft-com:office:office" xmlns:r="http://schemas.openxmlformats.org/officeDocument/2006/relationships" xmlns:m="http://schemas.openxmlformats.org/officeDocument/2006/math" xmlns:v="urn:schemas-microsoft-com:vml" xmlns:wp14="http://schemas.microsoft.com/office/word/2010/wordprocessingDrawing" xmlns:wp="http://schemas.openxmlformats.org/drawingml/2006/wordprocessingDrawing" xmlns:w10="urn:schemas-microsoft-com:office:word" xmlns:w="http://schemas.openxmlformats.org/wordprocessingml/2006/main" xmlns:w14="http://schemas.microsoft.com/office/word/2010/wordml" xmlns:w15="http://schemas.microsoft.com/office/word/2012/wordml" xmlns:w16cex="http://schemas.microsoft.com/office/word/2018/wordml/cex" xmlns:w16cid="http://schemas.microsoft.com/office/word/2016/wordml/cid" xmlns:w16="http://schemas.microsoft.com/office/word/2018/wordml" xmlns:w16sdtdh="http://schemas.microsoft.com/office/word/2020/wordml/sdtdatahash" xmlns:w16se="http://schemas.microsoft.com/office/word/2015/wordml/symex" xmlns:wpg="http://schemas.microsoft.com/office/word/2010/wordprocessingGroup" xmlns:wpi="http://schemas.microsoft.com/office/word/2010/wordprocessingInk" xmlns:wne="http://schemas.microsoft.com/office/word/2006/wordml" xmlns:wps="http://schemas.microsoft.com/office/word/2010/wordprocessingShape" mc:Ignorable="w14 w15 w16se w16cid w16 w16cex w16sdtdh wp14">
   <w:body>
     <w:p>
       <w:pPr>
@@ -120,7 +120,7 @@
           </mc:Choice>
           <mc:Fallback>
             <w:pict>
-              <v:rect id="Rectangle 8" o:spid="_x0000_s1026" style="position:absolute;margin-left:-29.6pt;margin-top:2.5pt;width:183.35pt;height:20.05pt;z-index:251687936;visibility:visible;mso-wrap-style:square;mso-height-percent:0;mso-wrap-distance-left:9pt;mso-wrap-distance-top:0;mso-wrap-distance-right:9pt;mso-wrap-distance-bottom:0;mso-position-horizontal:absolute;mso-position-horizontal-relative:text;mso-position-vertical:absolute;mso-position-vertical-relative:text;mso-height-percent:0;mso-height-relative:margin;v-text-anchor:middle" o:gfxdata="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" fillcolor="white [3201]" strokecolor="white [3212]" strokeweight="1pt">
+              <v:rect w14:anchorId="646498CD" id="Rectangle 8" o:spid="_x0000_s1026" style="position:absolute;margin-left:-29.6pt;margin-top:2.5pt;width:183.35pt;height:20.05pt;z-index:251687936;visibility:visible;mso-wrap-style:square;mso-height-percent:0;mso-wrap-distance-left:9pt;mso-wrap-distance-top:0;mso-wrap-distance-right:9pt;mso-wrap-distance-bottom:0;mso-position-horizontal:absolute;mso-position-horizontal-relative:text;mso-position-vertical:absolute;mso-position-vertical-relative:text;mso-height-percent:0;mso-height-relative:margin;v-text-anchor:middle" o:gfxdata="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" fillcolor="white [3201]" strokecolor="white [3212]" strokeweight="1pt">
                 <v:textbox>
                   <w:txbxContent>
                     <w:p>
@@ -212,25 +212,7 @@
                 <w:sz w:val="16"/>
                 <w:szCs w:val="16"/>
               </w:rPr>
-              <w:t>PO No: {</w:t>
-            </w:r>
-            <w:proofErr w:type="spellStart"/>
-            <w:r>
-              <w:rPr>
-                <w:rFonts w:ascii="Tahoma" w:hAnsi="Tahoma" w:cs="Tahoma"/>
-                <w:sz w:val="16"/>
-                <w:szCs w:val="16"/>
-              </w:rPr>
-              <w:t>PONumber</w:t>
-            </w:r>
-            <w:proofErr w:type="spellEnd"/>
-            <w:r>
-              <w:rPr>
-                <w:rFonts w:ascii="Tahoma" w:hAnsi="Tahoma" w:cs="Tahoma"/>
-                <w:sz w:val="16"/>
-                <w:szCs w:val="16"/>
-              </w:rPr>
-              <w:t>}</w:t>
+              <w:t>PO No: {PONumber}</w:t>
             </w:r>
           </w:p>
           <w:p>
@@ -251,25 +233,7 @@
                 <w:sz w:val="16"/>
                 <w:szCs w:val="16"/>
               </w:rPr>
-              <w:t>Vendor Name:{</w:t>
-            </w:r>
-            <w:proofErr w:type="spellStart"/>
-            <w:r>
-              <w:rPr>
-                <w:rFonts w:ascii="Tahoma" w:hAnsi="Tahoma" w:cs="Tahoma"/>
-                <w:sz w:val="16"/>
-                <w:szCs w:val="16"/>
-              </w:rPr>
-              <w:t>VendorName</w:t>
-            </w:r>
-            <w:proofErr w:type="spellEnd"/>
-            <w:r>
-              <w:rPr>
-                <w:rFonts w:ascii="Tahoma" w:hAnsi="Tahoma" w:cs="Tahoma"/>
-                <w:sz w:val="16"/>
-                <w:szCs w:val="16"/>
-              </w:rPr>
-              <w:t>}</w:t>
+              <w:t>Vendor Name:{VendorName}</w:t>
             </w:r>
           </w:p>
           <w:p>
@@ -290,25 +254,7 @@
                 <w:sz w:val="16"/>
                 <w:szCs w:val="16"/>
               </w:rPr>
-              <w:t>Currency Name:{</w:t>
-            </w:r>
-            <w:proofErr w:type="spellStart"/>
-            <w:r>
-              <w:rPr>
-                <w:rFonts w:ascii="Tahoma" w:hAnsi="Tahoma" w:cs="Tahoma"/>
-                <w:sz w:val="16"/>
-                <w:szCs w:val="16"/>
-              </w:rPr>
-              <w:t>CurrencyName</w:t>
-            </w:r>
-            <w:proofErr w:type="spellEnd"/>
-            <w:r>
-              <w:rPr>
-                <w:rFonts w:ascii="Tahoma" w:hAnsi="Tahoma" w:cs="Tahoma"/>
-                <w:sz w:val="16"/>
-                <w:szCs w:val="16"/>
-              </w:rPr>
-              <w:t>}</w:t>
+              <w:t>Currency Name:{CurrencyName}</w:t>
             </w:r>
           </w:p>
         </w:tc>
@@ -328,23 +274,7 @@
                 <w:rFonts w:ascii="Tahoma" w:hAnsi="Tahoma" w:cs="Tahoma"/>
                 <w:sz w:val="16"/>
               </w:rPr>
-              <w:t>Payment Term:{</w:t>
-            </w:r>
-            <w:proofErr w:type="spellStart"/>
-            <w:r>
-              <w:rPr>
-                <w:rFonts w:ascii="Tahoma" w:hAnsi="Tahoma" w:cs="Tahoma"/>
-                <w:sz w:val="16"/>
-              </w:rPr>
-              <w:t>PaymentTerm</w:t>
-            </w:r>
-            <w:proofErr w:type="spellEnd"/>
-            <w:r>
-              <w:rPr>
-                <w:rFonts w:ascii="Tahoma" w:hAnsi="Tahoma" w:cs="Tahoma"/>
-                <w:sz w:val="16"/>
-              </w:rPr>
-              <w:t>}</w:t>
+              <w:t>Payment Term:{PaymentTerm}</w:t>
             </w:r>
           </w:p>
           <w:p>
@@ -354,37 +284,12 @@
                 <w:sz w:val="16"/>
               </w:rPr>
             </w:pPr>
-            <w:proofErr w:type="spellStart"/>
-            <w:r>
-              <w:rPr>
-                <w:rFonts w:ascii="Tahoma" w:hAnsi="Tahoma" w:cs="Tahoma"/>
-                <w:sz w:val="16"/>
-              </w:rPr>
-              <w:t>VendoType</w:t>
-            </w:r>
-            <w:proofErr w:type="spellEnd"/>
-            <w:r>
-              <w:rPr>
-                <w:rFonts w:ascii="Tahoma" w:hAnsi="Tahoma" w:cs="Tahoma"/>
-                <w:sz w:val="16"/>
-              </w:rPr>
-              <w:t>:{</w:t>
-            </w:r>
-            <w:proofErr w:type="spellStart"/>
-            <w:r>
-              <w:rPr>
-                <w:rFonts w:ascii="Tahoma" w:hAnsi="Tahoma" w:cs="Tahoma"/>
-                <w:sz w:val="16"/>
-              </w:rPr>
-              <w:t>PartyType</w:t>
-            </w:r>
-            <w:proofErr w:type="spellEnd"/>
-            <w:r>
-              <w:rPr>
-                <w:rFonts w:ascii="Tahoma" w:hAnsi="Tahoma" w:cs="Tahoma"/>
-                <w:sz w:val="16"/>
-              </w:rPr>
-              <w:t>}</w:t>
+            <w:r>
+              <w:rPr>
+                <w:rFonts w:ascii="Tahoma" w:hAnsi="Tahoma" w:cs="Tahoma"/>
+                <w:sz w:val="16"/>
+              </w:rPr>
+              <w:t>VendoType:{PartyType}</w:t>
             </w:r>
           </w:p>
           <w:p>
@@ -399,23 +304,7 @@
                 <w:rFonts w:ascii="Tahoma" w:hAnsi="Tahoma" w:cs="Tahoma"/>
                 <w:sz w:val="16"/>
               </w:rPr>
-              <w:t>Delivery Party:{</w:t>
-            </w:r>
-            <w:proofErr w:type="spellStart"/>
-            <w:r>
-              <w:rPr>
-                <w:rFonts w:ascii="Tahoma" w:hAnsi="Tahoma" w:cs="Tahoma"/>
-                <w:sz w:val="16"/>
-              </w:rPr>
-              <w:t>DeliveryParty</w:t>
-            </w:r>
-            <w:proofErr w:type="spellEnd"/>
-            <w:r>
-              <w:rPr>
-                <w:rFonts w:ascii="Tahoma" w:hAnsi="Tahoma" w:cs="Tahoma"/>
-                <w:sz w:val="16"/>
-              </w:rPr>
-              <w:t>}</w:t>
+              <w:t>Delivery Party:{DeliveryParty}</w:t>
             </w:r>
           </w:p>
         </w:tc>
@@ -436,23 +325,7 @@
                 <w:rFonts w:ascii="Tahoma" w:hAnsi="Tahoma" w:cs="Tahoma"/>
                 <w:sz w:val="16"/>
               </w:rPr>
-              <w:t>PO Type: {</w:t>
-            </w:r>
-            <w:proofErr w:type="spellStart"/>
-            <w:r>
-              <w:rPr>
-                <w:rFonts w:ascii="Tahoma" w:hAnsi="Tahoma" w:cs="Tahoma"/>
-                <w:sz w:val="16"/>
-              </w:rPr>
-              <w:t>POType</w:t>
-            </w:r>
-            <w:proofErr w:type="spellEnd"/>
-            <w:r>
-              <w:rPr>
-                <w:rFonts w:ascii="Tahoma" w:hAnsi="Tahoma" w:cs="Tahoma"/>
-                <w:sz w:val="16"/>
-              </w:rPr>
-              <w:t>}</w:t>
+              <w:t>PO Type: {POType}</w:t>
             </w:r>
           </w:p>
           <w:p>
@@ -467,23 +340,7 @@
                 <w:rFonts w:ascii="Tahoma" w:hAnsi="Tahoma" w:cs="Tahoma"/>
                 <w:sz w:val="16"/>
               </w:rPr>
-              <w:t>Invoicing Party Name:{</w:t>
-            </w:r>
-            <w:proofErr w:type="spellStart"/>
-            <w:r>
-              <w:rPr>
-                <w:rFonts w:ascii="Tahoma" w:hAnsi="Tahoma" w:cs="Tahoma"/>
-                <w:sz w:val="16"/>
-              </w:rPr>
-              <w:t>InvoicingPartyName</w:t>
-            </w:r>
-            <w:proofErr w:type="spellEnd"/>
-            <w:r>
-              <w:rPr>
-                <w:rFonts w:ascii="Tahoma" w:hAnsi="Tahoma" w:cs="Tahoma"/>
-                <w:sz w:val="16"/>
-              </w:rPr>
-              <w:t>}</w:t>
+              <w:t>Invoicing Party Name:{InvoicingPartyName}</w:t>
             </w:r>
           </w:p>
         </w:tc>
@@ -515,7 +372,6 @@
               </w:rPr>
               <w:t>{</w:t>
             </w:r>
-            <w:proofErr w:type="spellStart"/>
             <w:r>
               <w:rPr>
                 <w:rFonts w:ascii="Tahoma" w:hAnsi="Tahoma" w:cs="Tahoma"/>
@@ -526,7 +382,6 @@
               </w:rPr>
               <w:t>PurOrCheckedStatus</w:t>
             </w:r>
-            <w:proofErr w:type="spellEnd"/>
             <w:r>
               <w:rPr>
                 <w:rFonts w:ascii="Tahoma" w:hAnsi="Tahoma" w:cs="Tahoma"/>
@@ -577,23 +432,7 @@
                 <w:rFonts w:ascii="Tahoma" w:hAnsi="Tahoma" w:cs="Tahoma"/>
                 <w:sz w:val="16"/>
               </w:rPr>
-              <w:t>{</w:t>
-            </w:r>
-            <w:proofErr w:type="spellStart"/>
-            <w:r>
-              <w:rPr>
-                <w:rFonts w:ascii="Tahoma" w:hAnsi="Tahoma" w:cs="Tahoma"/>
-                <w:sz w:val="16"/>
-              </w:rPr>
-              <w:t>PODate</w:t>
-            </w:r>
-            <w:proofErr w:type="spellEnd"/>
-            <w:r>
-              <w:rPr>
-                <w:rFonts w:ascii="Tahoma" w:hAnsi="Tahoma" w:cs="Tahoma"/>
-                <w:sz w:val="16"/>
-              </w:rPr>
-              <w:t>}</w:t>
+              <w:t>{PODate}</w:t>
             </w:r>
             <w:r>
               <w:rPr>
@@ -636,7 +475,6 @@
               </w:rPr>
               <w:t>{</w:t>
             </w:r>
-            <w:proofErr w:type="spellStart"/>
             <w:r>
               <w:rPr>
                 <w:rFonts w:ascii="Tahoma" w:hAnsi="Tahoma" w:cs="Tahoma"/>
@@ -647,7 +485,6 @@
               </w:rPr>
               <w:t>PurOrApprovedStatus</w:t>
             </w:r>
-            <w:proofErr w:type="spellEnd"/>
             <w:r>
               <w:rPr>
                 <w:rFonts w:ascii="Tahoma" w:hAnsi="Tahoma" w:cs="Tahoma"/>
@@ -664,37 +501,12 @@
                 <w:sz w:val="16"/>
               </w:rPr>
             </w:pPr>
-            <w:proofErr w:type="spellStart"/>
-            <w:r>
-              <w:rPr>
-                <w:rFonts w:ascii="Tahoma" w:hAnsi="Tahoma" w:cs="Tahoma"/>
-                <w:sz w:val="16"/>
-              </w:rPr>
-              <w:t>Credtible</w:t>
-            </w:r>
-            <w:proofErr w:type="spellEnd"/>
-            <w:r>
-              <w:rPr>
-                <w:rFonts w:ascii="Tahoma" w:hAnsi="Tahoma" w:cs="Tahoma"/>
-                <w:sz w:val="16"/>
-              </w:rPr>
-              <w:t xml:space="preserve"> Status:{</w:t>
-            </w:r>
-            <w:proofErr w:type="spellStart"/>
-            <w:r>
-              <w:rPr>
-                <w:rFonts w:ascii="Tahoma" w:hAnsi="Tahoma" w:cs="Tahoma"/>
-                <w:sz w:val="16"/>
-              </w:rPr>
-              <w:t>CredtibleStatus</w:t>
-            </w:r>
-            <w:proofErr w:type="spellEnd"/>
-            <w:r>
-              <w:rPr>
-                <w:rFonts w:ascii="Tahoma" w:hAnsi="Tahoma" w:cs="Tahoma"/>
-                <w:sz w:val="16"/>
-              </w:rPr>
-              <w:t>}</w:t>
+            <w:r>
+              <w:rPr>
+                <w:rFonts w:ascii="Tahoma" w:hAnsi="Tahoma" w:cs="Tahoma"/>
+                <w:sz w:val="16"/>
+              </w:rPr>
+              <w:t>Credtible Status:{CredtibleStatus}</w:t>
             </w:r>
             <w:r>
               <w:rPr>
@@ -783,25 +595,7 @@
                 <w:sz w:val="16"/>
                 <w:szCs w:val="16"/>
               </w:rPr>
-              <w:t xml:space="preserve">With Reference to your above quotation, we agree to purchase the following </w:t>
-            </w:r>
-            <w:proofErr w:type="spellStart"/>
-            <w:r>
-              <w:rPr>
-                <w:rFonts w:ascii="Tahoma" w:eastAsia="Arial" w:hAnsi="Tahoma" w:cs="Tahoma"/>
-                <w:sz w:val="16"/>
-                <w:szCs w:val="16"/>
-              </w:rPr>
-              <w:t>servises</w:t>
-            </w:r>
-            <w:proofErr w:type="spellEnd"/>
-            <w:r>
-              <w:rPr>
-                <w:rFonts w:ascii="Tahoma" w:eastAsia="Arial" w:hAnsi="Tahoma" w:cs="Tahoma"/>
-                <w:sz w:val="16"/>
-                <w:szCs w:val="16"/>
-              </w:rPr>
-              <w:t xml:space="preserve"> -</w:t>
+              <w:t>With Reference to your above quotation, we agree to purchase the following servises -</w:t>
             </w:r>
           </w:p>
         </w:tc>
@@ -841,7 +635,6 @@
               </w:rPr>
               <w:t>{</w:t>
             </w:r>
-            <w:proofErr w:type="spellStart"/>
             <w:r>
               <w:rPr>
                 <w:rFonts w:ascii="Tahoma" w:hAnsi="Tahoma" w:cs="Tahoma"/>
@@ -851,7 +644,6 @@
               </w:rPr>
               <w:t>ServicePODetail</w:t>
             </w:r>
-            <w:proofErr w:type="spellEnd"/>
             <w:r>
               <w:rPr>
                 <w:rFonts w:ascii="Tahoma" w:eastAsia="Arial" w:hAnsi="Tahoma" w:cs="Tahoma"/>
@@ -898,10 +690,11 @@
                 <w:sz w:val="16"/>
                 <w:szCs w:val="16"/>
               </w:rPr>
-              <w:t>In Words: {</w:t>
-            </w:r>
-            <w:proofErr w:type="spellStart"/>
-            <w:r>
+              <w:t>In Words: {TotalInWords}</w:t>
+            </w:r>
+          </w:p>
+          <w:p>
+            <w:pPr>
               <w:rPr>
                 <w:rFonts w:ascii="Tahoma" w:eastAsia="Arial" w:hAnsi="Tahoma" w:cs="Tahoma"/>
                 <w:b/>
@@ -909,9 +702,7 @@
                 <w:sz w:val="16"/>
                 <w:szCs w:val="16"/>
               </w:rPr>
-              <w:t>TotalInWords</w:t>
-            </w:r>
-            <w:proofErr w:type="spellEnd"/>
+            </w:pPr>
             <w:r>
               <w:rPr>
                 <w:rFonts w:ascii="Tahoma" w:eastAsia="Arial" w:hAnsi="Tahoma" w:cs="Tahoma"/>
@@ -920,7 +711,7 @@
                 <w:sz w:val="16"/>
                 <w:szCs w:val="16"/>
               </w:rPr>
-              <w:t>}</w:t>
+              <w:t xml:space="preserve">Delivery Instructions(IF ANY): {DeliveryInstruction}    </w:t>
             </w:r>
           </w:p>
           <w:p>
@@ -941,72 +732,7 @@
                 <w:sz w:val="16"/>
                 <w:szCs w:val="16"/>
               </w:rPr>
-              <w:t>Delivery Instructions(IF ANY): {</w:t>
-            </w:r>
-            <w:proofErr w:type="spellStart"/>
-            <w:r>
-              <w:rPr>
-                <w:rFonts w:ascii="Tahoma" w:eastAsia="Arial" w:hAnsi="Tahoma" w:cs="Tahoma"/>
-                <w:b/>
-                <w:bCs/>
-                <w:sz w:val="16"/>
-                <w:szCs w:val="16"/>
-              </w:rPr>
-              <w:t>DeliveryInstruction</w:t>
-            </w:r>
-            <w:proofErr w:type="spellEnd"/>
-            <w:r>
-              <w:rPr>
-                <w:rFonts w:ascii="Tahoma" w:eastAsia="Arial" w:hAnsi="Tahoma" w:cs="Tahoma"/>
-                <w:b/>
-                <w:bCs/>
-                <w:sz w:val="16"/>
-                <w:szCs w:val="16"/>
-              </w:rPr>
-              <w:t xml:space="preserve">}    </w:t>
-            </w:r>
-          </w:p>
-          <w:p>
-            <w:pPr>
-              <w:rPr>
-                <w:rFonts w:ascii="Tahoma" w:eastAsia="Arial" w:hAnsi="Tahoma" w:cs="Tahoma"/>
-                <w:b/>
-                <w:bCs/>
-                <w:sz w:val="16"/>
-                <w:szCs w:val="16"/>
-              </w:rPr>
-            </w:pPr>
-            <w:r>
-              <w:rPr>
-                <w:rFonts w:ascii="Tahoma" w:eastAsia="Arial" w:hAnsi="Tahoma" w:cs="Tahoma"/>
-                <w:b/>
-                <w:bCs/>
-                <w:sz w:val="16"/>
-                <w:szCs w:val="16"/>
-              </w:rPr>
-              <w:t>Special Instructions(IF ANY):{</w:t>
-            </w:r>
-            <w:proofErr w:type="spellStart"/>
-            <w:r>
-              <w:rPr>
-                <w:rFonts w:ascii="Tahoma" w:eastAsia="Arial" w:hAnsi="Tahoma" w:cs="Tahoma"/>
-                <w:b/>
-                <w:bCs/>
-                <w:sz w:val="16"/>
-                <w:szCs w:val="16"/>
-              </w:rPr>
-              <w:t>SpecialInstruction</w:t>
-            </w:r>
-            <w:proofErr w:type="spellEnd"/>
-            <w:r>
-              <w:rPr>
-                <w:rFonts w:ascii="Tahoma" w:eastAsia="Arial" w:hAnsi="Tahoma" w:cs="Tahoma"/>
-                <w:b/>
-                <w:bCs/>
-                <w:sz w:val="16"/>
-                <w:szCs w:val="16"/>
-              </w:rPr>
-              <w:t xml:space="preserve">}                 </w:t>
+              <w:t xml:space="preserve">Special Instructions(IF ANY):{SpecialInstruction}                 </w:t>
             </w:r>
           </w:p>
         </w:tc>
@@ -1037,29 +763,7 @@
                 <w:sz w:val="16"/>
                 <w:szCs w:val="16"/>
               </w:rPr>
-              <w:t>Total : {</w:t>
-            </w:r>
-            <w:proofErr w:type="spellStart"/>
-            <w:r>
-              <w:rPr>
-                <w:rFonts w:ascii="Tahoma" w:eastAsia="Arial" w:hAnsi="Tahoma" w:cs="Tahoma"/>
-                <w:b/>
-                <w:bCs/>
-                <w:sz w:val="16"/>
-                <w:szCs w:val="16"/>
-              </w:rPr>
-              <w:t>GrandTotal</w:t>
-            </w:r>
-            <w:proofErr w:type="spellEnd"/>
-            <w:r>
-              <w:rPr>
-                <w:rFonts w:ascii="Tahoma" w:eastAsia="Arial" w:hAnsi="Tahoma" w:cs="Tahoma"/>
-                <w:b/>
-                <w:bCs/>
-                <w:sz w:val="16"/>
-                <w:szCs w:val="16"/>
-              </w:rPr>
-              <w:t>}</w:t>
+              <w:t>Total : {GrandTotal}</w:t>
             </w:r>
           </w:p>
         </w:tc>
@@ -1100,9 +804,18 @@
                 <w:szCs w:val="16"/>
                 <w:u w:val="single"/>
               </w:rPr>
-              <w:t xml:space="preserve">KINDLY SIGN </w:t>
-            </w:r>
-            <w:proofErr w:type="gramStart"/>
+              <w:t xml:space="preserve">KINDLY SIGN THIS </w:t>
+            </w:r>
+            <w:r>
+              <w:rPr>
+                <w:rFonts w:ascii="Tahoma" w:hAnsi="Tahoma" w:cs="Tahoma"/>
+                <w:b/>
+                <w:sz w:val="16"/>
+                <w:szCs w:val="16"/>
+                <w:u w:val="single"/>
+              </w:rPr>
+              <w:t xml:space="preserve"> </w:t>
+            </w:r>
             <w:r>
               <w:rPr>
                 <w:rFonts w:ascii="Tahoma" w:eastAsia="Arial" w:hAnsi="Tahoma" w:cs="Tahoma"/>
@@ -1112,40 +825,7 @@
                 <w:szCs w:val="16"/>
                 <w:u w:val="single"/>
               </w:rPr>
-              <w:t xml:space="preserve">THIS </w:t>
-            </w:r>
-            <w:r>
-              <w:rPr>
-                <w:rFonts w:ascii="Tahoma" w:hAnsi="Tahoma" w:cs="Tahoma"/>
-                <w:b/>
-                <w:sz w:val="16"/>
-                <w:szCs w:val="16"/>
-                <w:u w:val="single"/>
-              </w:rPr>
-              <w:t xml:space="preserve"> </w:t>
-            </w:r>
-            <w:r>
-              <w:rPr>
-                <w:rFonts w:ascii="Tahoma" w:eastAsia="Arial" w:hAnsi="Tahoma" w:cs="Tahoma"/>
-                <w:b/>
-                <w:bCs/>
-                <w:sz w:val="16"/>
-                <w:szCs w:val="16"/>
-                <w:u w:val="single"/>
-              </w:rPr>
-              <w:t>SERVICE</w:t>
-            </w:r>
-            <w:proofErr w:type="gramEnd"/>
-            <w:r>
-              <w:rPr>
-                <w:rFonts w:ascii="Tahoma" w:eastAsia="Arial" w:hAnsi="Tahoma" w:cs="Tahoma"/>
-                <w:b/>
-                <w:bCs/>
-                <w:sz w:val="16"/>
-                <w:szCs w:val="16"/>
-                <w:u w:val="single"/>
-              </w:rPr>
-              <w:t xml:space="preserve"> PURCHASE ORDER AND SEND US BACK BY EMAI</w:t>
+              <w:t>SERVICE PURCHASE ORDER AND SEND US BACK BY EMAI</w:t>
             </w:r>
             <w:r>
               <w:rPr>
@@ -1352,8 +1032,6 @@
                       <w:szCs w:val="16"/>
                     </w:rPr>
                   </w:pPr>
-                  <w:bookmarkStart w:id="0" w:name="_GoBack"/>
-                  <w:bookmarkEnd w:id="0"/>
                 </w:p>
                 <w:p>
                   <w:pPr>
@@ -1375,29 +1053,7 @@
                       <w:sz w:val="16"/>
                       <w:szCs w:val="16"/>
                     </w:rPr>
-                    <w:t>For {</w:t>
-                  </w:r>
-                  <w:proofErr w:type="spellStart"/>
-                  <w:r>
-                    <w:rPr>
-                      <w:rFonts w:ascii="Tahoma" w:eastAsia="Arial" w:hAnsi="Tahoma" w:cs="Tahoma"/>
-                      <w:b/>
-                      <w:bCs/>
-                      <w:sz w:val="16"/>
-                      <w:szCs w:val="16"/>
-                    </w:rPr>
-                    <w:t>VendorName</w:t>
-                  </w:r>
-                  <w:proofErr w:type="spellEnd"/>
-                  <w:r>
-                    <w:rPr>
-                      <w:rFonts w:ascii="Tahoma" w:eastAsia="Arial" w:hAnsi="Tahoma" w:cs="Tahoma"/>
-                      <w:b/>
-                      <w:bCs/>
-                      <w:sz w:val="16"/>
-                      <w:szCs w:val="16"/>
-                    </w:rPr>
-                    <w:t>}</w:t>
+                    <w:t>For {VendorName}</w:t>
                   </w:r>
                 </w:p>
                 <w:p>
@@ -1589,7 +1245,7 @@
                       </mc:Choice>
                       <mc:Fallback>
                         <w:pict>
-                          <v:line id="Straight Connector 3" o:spid="_x0000_s1026" style="position:absolute;flip:x;z-index:251689984;visibility:visible;mso-wrap-style:square;mso-width-percent:0;mso-height-percent:0;mso-wrap-distance-left:9pt;mso-wrap-distance-top:0;mso-wrap-distance-right:9pt;mso-wrap-distance-bottom:0;mso-position-horizontal:absolute;mso-position-horizontal-relative:text;mso-position-vertical:absolute;mso-position-vertical-relative:text;mso-width-percent:0;mso-height-percent:0;mso-width-relative:margin;mso-height-relative:margin" from="30.2pt,8.35pt" to="139.75pt,8.35pt" o:gfxdata="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" strokecolor="black [3213]" strokeweight=".5pt">
+                          <v:line w14:anchorId="32CF2FC1" id="Straight Connector 3" o:spid="_x0000_s1026" style="position:absolute;flip:x;z-index:251689984;visibility:visible;mso-wrap-style:square;mso-width-percent:0;mso-height-percent:0;mso-wrap-distance-left:9pt;mso-wrap-distance-top:0;mso-wrap-distance-right:9pt;mso-wrap-distance-bottom:0;mso-position-horizontal:absolute;mso-position-horizontal-relative:text;mso-position-vertical:absolute;mso-position-vertical-relative:text;mso-width-percent:0;mso-height-percent:0;mso-width-relative:margin;mso-height-relative:margin" from="30.2pt,8.35pt" to="139.75pt,8.35pt" o:gfxdata="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" strokecolor="black [3213]" strokeweight=".5pt">
                             <v:stroke joinstyle="miter"/>
                           </v:line>
                         </w:pict>
@@ -1614,7 +1270,6 @@
                     </w:rPr>
                     <w:t>{</w:t>
                   </w:r>
-                  <w:proofErr w:type="spellStart"/>
                   <w:r>
                     <w:rPr>
                       <w:rFonts w:ascii="Tahoma" w:hAnsi="Tahoma" w:cs="Tahoma"/>
@@ -1625,7 +1280,6 @@
                     </w:rPr>
                     <w:t>AddedBy</w:t>
                   </w:r>
-                  <w:proofErr w:type="spellEnd"/>
                   <w:r>
                     <w:rPr>
                       <w:rFonts w:ascii="Tahoma" w:eastAsia="Arial" w:hAnsi="Tahoma" w:cs="Tahoma"/>
@@ -1721,7 +1375,7 @@
                       </mc:Choice>
                       <mc:Fallback>
                         <w:pict>
-                          <v:line id="Straight Connector 4" o:spid="_x0000_s1026" style="position:absolute;z-index:251691008;visibility:visible;mso-wrap-style:square;mso-width-percent:0;mso-wrap-distance-left:9pt;mso-wrap-distance-top:0;mso-wrap-distance-right:9pt;mso-wrap-distance-bottom:0;mso-position-horizontal:absolute;mso-position-horizontal-relative:text;mso-position-vertical:absolute;mso-position-vertical-relative:text;mso-width-percent:0;mso-width-relative:margin" from="23.5pt,8.35pt" to="143.7pt,8.35pt" o:gfxdata="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" strokecolor="black [3213]" strokeweight=".5pt">
+                          <v:line w14:anchorId="7C2D4BF3" id="Straight Connector 4" o:spid="_x0000_s1026" style="position:absolute;z-index:251691008;visibility:visible;mso-wrap-style:square;mso-width-percent:0;mso-wrap-distance-left:9pt;mso-wrap-distance-top:0;mso-wrap-distance-right:9pt;mso-wrap-distance-bottom:0;mso-position-horizontal:absolute;mso-position-horizontal-relative:text;mso-position-vertical:absolute;mso-position-vertical-relative:text;mso-width-percent:0;mso-width-relative:margin" from="23.5pt,8.35pt" to="143.7pt,8.35pt" o:gfxdata="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" strokecolor="black [3213]" strokeweight=".5pt">
                             <v:stroke joinstyle="miter"/>
                           </v:line>
                         </w:pict>
@@ -1746,7 +1400,6 @@
                     </w:rPr>
                     <w:t xml:space="preserve"> {</w:t>
                   </w:r>
-                  <w:proofErr w:type="spellStart"/>
                   <w:r>
                     <w:rPr>
                       <w:rFonts w:ascii="Tahoma" w:hAnsi="Tahoma" w:cs="Tahoma"/>
@@ -1757,7 +1410,6 @@
                     </w:rPr>
                     <w:t>CheckedBy</w:t>
                   </w:r>
-                  <w:proofErr w:type="spellEnd"/>
                   <w:r>
                     <w:rPr>
                       <w:rFonts w:ascii="Tahoma" w:eastAsia="Arial" w:hAnsi="Tahoma" w:cs="Tahoma"/>
@@ -1850,7 +1502,7 @@
                       </mc:Choice>
                       <mc:Fallback>
                         <w:pict>
-                          <v:line id="Straight Connector 5" o:spid="_x0000_s1026" style="position:absolute;z-index:251692032;visibility:visible;mso-wrap-style:square;mso-wrap-distance-left:9pt;mso-wrap-distance-top:0;mso-wrap-distance-right:9pt;mso-wrap-distance-bottom:0;mso-position-horizontal:absolute;mso-position-horizontal-relative:text;mso-position-vertical:absolute;mso-position-vertical-relative:text" from="31.2pt,8.35pt" to="143.25pt,8.35pt" o:gfxdata="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" strokecolor="black [3213]" strokeweight=".5pt">
+                          <v:line w14:anchorId="21514602" id="Straight Connector 5" o:spid="_x0000_s1026" style="position:absolute;z-index:251692032;visibility:visible;mso-wrap-style:square;mso-wrap-distance-left:9pt;mso-wrap-distance-top:0;mso-wrap-distance-right:9pt;mso-wrap-distance-bottom:0;mso-position-horizontal:absolute;mso-position-horizontal-relative:text;mso-position-vertical:absolute;mso-position-vertical-relative:text" from="31.2pt,8.35pt" to="143.25pt,8.35pt" o:gfxdata="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" strokecolor="black [3213]" strokeweight=".5pt">
                             <v:stroke joinstyle="miter"/>
                           </v:line>
                         </w:pict>
@@ -1963,7 +1615,27 @@
                       <w:sz w:val="16"/>
                       <w:szCs w:val="16"/>
                     </w:rPr>
-                    <w:t xml:space="preserve">      Checked By</w:t>
+                    <w:t xml:space="preserve">      </w:t>
+                  </w:r>
+                  <w:r>
+                    <w:rPr>
+                      <w:rFonts w:ascii="Tahoma" w:eastAsia="Arial" w:hAnsi="Tahoma" w:cs="Tahoma"/>
+                      <w:b/>
+                      <w:bCs/>
+                      <w:sz w:val="16"/>
+                      <w:szCs w:val="16"/>
+                    </w:rPr>
+                    <w:t xml:space="preserve">{PurOrCheckedStatus} </w:t>
+                  </w:r>
+                  <w:r>
+                    <w:rPr>
+                      <w:rFonts w:ascii="Tahoma" w:eastAsia="Arial" w:hAnsi="Tahoma" w:cs="Tahoma"/>
+                      <w:b/>
+                      <w:bCs/>
+                      <w:sz w:val="16"/>
+                      <w:szCs w:val="16"/>
+                    </w:rPr>
+                    <w:t>By</w:t>
                   </w:r>
                 </w:p>
               </w:tc>
@@ -2022,8 +1694,8 @@
       </w:pPr>
     </w:p>
     <w:sectPr>
-      <w:headerReference w:type="default" r:id="rId9"/>
-      <w:footerReference w:type="default" r:id="rId10"/>
+      <w:headerReference w:type="default" r:id="rId8"/>
+      <w:footerReference w:type="default" r:id="rId9"/>
       <w:pgSz w:w="20160" w:h="12240" w:orient="landscape" w:code="5"/>
       <w:pgMar w:top="1440" w:right="1800" w:bottom="1440" w:left="1800" w:header="0" w:footer="0" w:gutter="0"/>
       <w:cols w:space="720"/>
@@ -2034,7 +1706,7 @@
 </file>
 
 <file path=word/endnotes.xml><?xml version="1.0" encoding="utf-8"?>
-<w:endnotes xmlns:wpc="http://schemas.microsoft.com/office/word/2010/wordprocessingCanvas" xmlns:mc="http://schemas.openxmlformats.org/markup-compatibility/2006" xmlns:o="urn:schemas-microsoft-com:office:office" xmlns:r="http://schemas.openxmlformats.org/officeDocument/2006/relationships" xmlns:m="http://schemas.openxmlformats.org/officeDocument/2006/math" xmlns:v="urn:schemas-microsoft-com:vml" xmlns:wp14="http://schemas.microsoft.com/office/word/2010/wordprocessingDrawing" xmlns:wp="http://schemas.openxmlformats.org/drawingml/2006/wordprocessingDrawing" xmlns:w10="urn:schemas-microsoft-com:office:word" xmlns:w="http://schemas.openxmlformats.org/wordprocessingml/2006/main" xmlns:w14="http://schemas.microsoft.com/office/word/2010/wordml" xmlns:wpg="http://schemas.microsoft.com/office/word/2010/wordprocessingGroup" xmlns:wpi="http://schemas.microsoft.com/office/word/2010/wordprocessingInk" xmlns:wne="http://schemas.microsoft.com/office/word/2006/wordml" xmlns:wps="http://schemas.microsoft.com/office/word/2010/wordprocessingShape" mc:Ignorable="w14 wp14">
+<w:endnotes xmlns:wpc="http://schemas.microsoft.com/office/word/2010/wordprocessingCanvas" xmlns:cx="http://schemas.microsoft.com/office/drawing/2014/chartex" xmlns:cx1="http://schemas.microsoft.com/office/drawing/2015/9/8/chartex" xmlns:cx2="http://schemas.microsoft.com/office/drawing/2015/10/21/chartex" xmlns:cx3="http://schemas.microsoft.com/office/drawing/2016/5/9/chartex" xmlns:cx4="http://schemas.microsoft.com/office/drawing/2016/5/10/chartex" xmlns:cx5="http://schemas.microsoft.com/office/drawing/2016/5/11/chartex" xmlns:cx6="http://schemas.microsoft.com/office/drawing/2016/5/12/chartex" xmlns:cx7="http://schemas.microsoft.com/office/drawing/2016/5/13/chartex" xmlns:cx8="http://schemas.microsoft.com/office/drawing/2016/5/14/chartex" xmlns:mc="http://schemas.openxmlformats.org/markup-compatibility/2006" xmlns:aink="http://schemas.microsoft.com/office/drawing/2016/ink" xmlns:am3d="http://schemas.microsoft.com/office/drawing/2017/model3d" xmlns:o="urn:schemas-microsoft-com:office:office" xmlns:r="http://schemas.openxmlformats.org/officeDocument/2006/relationships" xmlns:m="http://schemas.openxmlformats.org/officeDocument/2006/math" xmlns:v="urn:schemas-microsoft-com:vml" xmlns:wp14="http://schemas.microsoft.com/office/word/2010/wordprocessingDrawing" xmlns:wp="http://schemas.openxmlformats.org/drawingml/2006/wordprocessingDrawing" xmlns:w10="urn:schemas-microsoft-com:office:word" xmlns:w="http://schemas.openxmlformats.org/wordprocessingml/2006/main" xmlns:w14="http://schemas.microsoft.com/office/word/2010/wordml" xmlns:w15="http://schemas.microsoft.com/office/word/2012/wordml" xmlns:w16cex="http://schemas.microsoft.com/office/word/2018/wordml/cex" xmlns:w16cid="http://schemas.microsoft.com/office/word/2016/wordml/cid" xmlns:w16="http://schemas.microsoft.com/office/word/2018/wordml" xmlns:w16sdtdh="http://schemas.microsoft.com/office/word/2020/wordml/sdtdatahash" xmlns:w16se="http://schemas.microsoft.com/office/word/2015/wordml/symex" xmlns:wpg="http://schemas.microsoft.com/office/word/2010/wordprocessingGroup" xmlns:wpi="http://schemas.microsoft.com/office/word/2010/wordprocessingInk" xmlns:wne="http://schemas.microsoft.com/office/word/2006/wordml" xmlns:wps="http://schemas.microsoft.com/office/word/2010/wordprocessingShape" mc:Ignorable="w14 w15 w16se w16cid w16 w16cex w16sdtdh wp14">
   <w:endnote w:type="separator" w:id="-1">
     <w:p>
       <w:pPr>
@@ -2059,7 +1731,7 @@
 </file>
 
 <file path=word/footer1.xml><?xml version="1.0" encoding="utf-8"?>
-<w:ftr xmlns:wpc="http://schemas.microsoft.com/office/word/2010/wordprocessingCanvas" xmlns:mc="http://schemas.openxmlformats.org/markup-compatibility/2006" xmlns:o="urn:schemas-microsoft-com:office:office" xmlns:r="http://schemas.openxmlformats.org/officeDocument/2006/relationships" xmlns:m="http://schemas.openxmlformats.org/officeDocument/2006/math" xmlns:v="urn:schemas-microsoft-com:vml" xmlns:wp14="http://schemas.microsoft.com/office/word/2010/wordprocessingDrawing" xmlns:wp="http://schemas.openxmlformats.org/drawingml/2006/wordprocessingDrawing" xmlns:w10="urn:schemas-microsoft-com:office:word" xmlns:w="http://schemas.openxmlformats.org/wordprocessingml/2006/main" xmlns:w14="http://schemas.microsoft.com/office/word/2010/wordml" xmlns:wpg="http://schemas.microsoft.com/office/word/2010/wordprocessingGroup" xmlns:wpi="http://schemas.microsoft.com/office/word/2010/wordprocessingInk" xmlns:wne="http://schemas.microsoft.com/office/word/2006/wordml" xmlns:wps="http://schemas.microsoft.com/office/word/2010/wordprocessingShape" mc:Ignorable="w14 wp14">
+<w:ftr xmlns:wpc="http://schemas.microsoft.com/office/word/2010/wordprocessingCanvas" xmlns:cx="http://schemas.microsoft.com/office/drawing/2014/chartex" xmlns:cx1="http://schemas.microsoft.com/office/drawing/2015/9/8/chartex" xmlns:cx2="http://schemas.microsoft.com/office/drawing/2015/10/21/chartex" xmlns:cx3="http://schemas.microsoft.com/office/drawing/2016/5/9/chartex" xmlns:cx4="http://schemas.microsoft.com/office/drawing/2016/5/10/chartex" xmlns:cx5="http://schemas.microsoft.com/office/drawing/2016/5/11/chartex" xmlns:cx6="http://schemas.microsoft.com/office/drawing/2016/5/12/chartex" xmlns:cx7="http://schemas.microsoft.com/office/drawing/2016/5/13/chartex" xmlns:cx8="http://schemas.microsoft.com/office/drawing/2016/5/14/chartex" xmlns:mc="http://schemas.openxmlformats.org/markup-compatibility/2006" xmlns:aink="http://schemas.microsoft.com/office/drawing/2016/ink" xmlns:am3d="http://schemas.microsoft.com/office/drawing/2017/model3d" xmlns:o="urn:schemas-microsoft-com:office:office" xmlns:r="http://schemas.openxmlformats.org/officeDocument/2006/relationships" xmlns:m="http://schemas.openxmlformats.org/officeDocument/2006/math" xmlns:v="urn:schemas-microsoft-com:vml" xmlns:wp14="http://schemas.microsoft.com/office/word/2010/wordprocessingDrawing" xmlns:wp="http://schemas.openxmlformats.org/drawingml/2006/wordprocessingDrawing" xmlns:w10="urn:schemas-microsoft-com:office:word" xmlns:w="http://schemas.openxmlformats.org/wordprocessingml/2006/main" xmlns:w14="http://schemas.microsoft.com/office/word/2010/wordml" xmlns:w15="http://schemas.microsoft.com/office/word/2012/wordml" xmlns:w16cex="http://schemas.microsoft.com/office/word/2018/wordml/cex" xmlns:w16cid="http://schemas.microsoft.com/office/word/2016/wordml/cid" xmlns:w16="http://schemas.microsoft.com/office/word/2018/wordml" xmlns:w16sdtdh="http://schemas.microsoft.com/office/word/2020/wordml/sdtdatahash" xmlns:w16se="http://schemas.microsoft.com/office/word/2015/wordml/symex" xmlns:wpg="http://schemas.microsoft.com/office/word/2010/wordprocessingGroup" xmlns:wpi="http://schemas.microsoft.com/office/word/2010/wordprocessingInk" xmlns:wne="http://schemas.microsoft.com/office/word/2006/wordml" xmlns:wps="http://schemas.microsoft.com/office/word/2010/wordprocessingShape" mc:Ignorable="w14 w15 w16se w16cid w16 w16cex w16sdtdh wp14">
   <w:sdt>
     <w:sdtPr>
       <w:id w:val="1647311531"/>
@@ -2108,120 +1780,20 @@
       <w:spacing w:after="0"/>
       <w:jc w:val="center"/>
     </w:pPr>
-    <w:proofErr w:type="spellStart"/>
     <w:r>
       <w:rPr>
         <w:rFonts w:ascii="Tahoma" w:hAnsi="Tahoma" w:cs="Tahoma"/>
         <w:sz w:val="16"/>
         <w:szCs w:val="16"/>
       </w:rPr>
-      <w:t>Mouza</w:t>
-    </w:r>
-    <w:proofErr w:type="spellEnd"/>
-    <w:r>
-      <w:rPr>
-        <w:rFonts w:ascii="Tahoma" w:hAnsi="Tahoma" w:cs="Tahoma"/>
-        <w:sz w:val="16"/>
-        <w:szCs w:val="16"/>
-      </w:rPr>
-      <w:t xml:space="preserve">: </w:t>
-    </w:r>
-    <w:proofErr w:type="spellStart"/>
-    <w:r>
-      <w:rPr>
-        <w:rFonts w:ascii="Tahoma" w:hAnsi="Tahoma" w:cs="Tahoma"/>
-        <w:sz w:val="16"/>
-        <w:szCs w:val="16"/>
-      </w:rPr>
-      <w:t>Depashai</w:t>
-    </w:r>
-    <w:proofErr w:type="spellEnd"/>
-    <w:r>
-      <w:rPr>
-        <w:rFonts w:ascii="Tahoma" w:hAnsi="Tahoma" w:cs="Tahoma"/>
-        <w:sz w:val="16"/>
-        <w:szCs w:val="16"/>
-      </w:rPr>
-      <w:t xml:space="preserve">, U.P: </w:t>
-    </w:r>
-    <w:proofErr w:type="spellStart"/>
-    <w:r>
-      <w:rPr>
-        <w:rFonts w:ascii="Tahoma" w:hAnsi="Tahoma" w:cs="Tahoma"/>
-        <w:sz w:val="16"/>
-        <w:szCs w:val="16"/>
-      </w:rPr>
-      <w:t>Sombag</w:t>
-    </w:r>
-    <w:proofErr w:type="spellEnd"/>
-    <w:r>
-      <w:rPr>
-        <w:rFonts w:ascii="Tahoma" w:hAnsi="Tahoma" w:cs="Tahoma"/>
-        <w:sz w:val="16"/>
-        <w:szCs w:val="16"/>
-      </w:rPr>
-      <w:t xml:space="preserve">, </w:t>
-    </w:r>
-    <w:proofErr w:type="spellStart"/>
-    <w:r>
-      <w:rPr>
-        <w:rFonts w:ascii="Tahoma" w:hAnsi="Tahoma" w:cs="Tahoma"/>
-        <w:sz w:val="16"/>
-        <w:szCs w:val="16"/>
-      </w:rPr>
-      <w:t>Kalampur</w:t>
-    </w:r>
-    <w:proofErr w:type="spellEnd"/>
-    <w:r>
-      <w:rPr>
-        <w:rFonts w:ascii="Tahoma" w:hAnsi="Tahoma" w:cs="Tahoma"/>
-        <w:sz w:val="16"/>
-        <w:szCs w:val="16"/>
-      </w:rPr>
-      <w:t xml:space="preserve">, P.S: </w:t>
-    </w:r>
-    <w:proofErr w:type="spellStart"/>
-    <w:r>
-      <w:rPr>
-        <w:rFonts w:ascii="Tahoma" w:hAnsi="Tahoma" w:cs="Tahoma"/>
-        <w:sz w:val="16"/>
-        <w:szCs w:val="16"/>
-      </w:rPr>
-      <w:t>Dhamrai</w:t>
-    </w:r>
-    <w:proofErr w:type="spellEnd"/>
-    <w:r>
-      <w:rPr>
-        <w:rFonts w:ascii="Tahoma" w:hAnsi="Tahoma" w:cs="Tahoma"/>
-        <w:sz w:val="16"/>
-        <w:szCs w:val="16"/>
-      </w:rPr>
-      <w:t xml:space="preserve"> District: Dhaka, </w:t>
-    </w:r>
-    <w:proofErr w:type="spellStart"/>
-    <w:r>
-      <w:rPr>
-        <w:rFonts w:ascii="Tahoma" w:hAnsi="Tahoma" w:cs="Tahoma"/>
-        <w:sz w:val="16"/>
-        <w:szCs w:val="16"/>
-      </w:rPr>
-      <w:t>Bangladesh.Web</w:t>
-    </w:r>
-    <w:proofErr w:type="spellEnd"/>
-    <w:r>
-      <w:rPr>
-        <w:rFonts w:ascii="Tahoma" w:hAnsi="Tahoma" w:cs="Tahoma"/>
-        <w:sz w:val="16"/>
-        <w:szCs w:val="16"/>
-      </w:rPr>
-      <w:t>: www.ocl-bd.com Phone: +8809612223355</w:t>
+      <w:t>Mouza: Depashai, U.P: Sombag, Kalampur, P.S: Dhamrai District: Dhaka, Bangladesh.Web: www.ocl-bd.com Phone: +8809612223355</w:t>
     </w:r>
   </w:p>
 </w:ftr>
 </file>
 
 <file path=word/footnotes.xml><?xml version="1.0" encoding="utf-8"?>
-<w:footnotes xmlns:wpc="http://schemas.microsoft.com/office/word/2010/wordprocessingCanvas" xmlns:mc="http://schemas.openxmlformats.org/markup-compatibility/2006" xmlns:o="urn:schemas-microsoft-com:office:office" xmlns:r="http://schemas.openxmlformats.org/officeDocument/2006/relationships" xmlns:m="http://schemas.openxmlformats.org/officeDocument/2006/math" xmlns:v="urn:schemas-microsoft-com:vml" xmlns:wp14="http://schemas.microsoft.com/office/word/2010/wordprocessingDrawing" xmlns:wp="http://schemas.openxmlformats.org/drawingml/2006/wordprocessingDrawing" xmlns:w10="urn:schemas-microsoft-com:office:word" xmlns:w="http://schemas.openxmlformats.org/wordprocessingml/2006/main" xmlns:w14="http://schemas.microsoft.com/office/word/2010/wordml" xmlns:wpg="http://schemas.microsoft.com/office/word/2010/wordprocessingGroup" xmlns:wpi="http://schemas.microsoft.com/office/word/2010/wordprocessingInk" xmlns:wne="http://schemas.microsoft.com/office/word/2006/wordml" xmlns:wps="http://schemas.microsoft.com/office/word/2010/wordprocessingShape" mc:Ignorable="w14 wp14">
+<w:footnotes xmlns:wpc="http://schemas.microsoft.com/office/word/2010/wordprocessingCanvas" xmlns:cx="http://schemas.microsoft.com/office/drawing/2014/chartex" xmlns:cx1="http://schemas.microsoft.com/office/drawing/2015/9/8/chartex" xmlns:cx2="http://schemas.microsoft.com/office/drawing/2015/10/21/chartex" xmlns:cx3="http://schemas.microsoft.com/office/drawing/2016/5/9/chartex" xmlns:cx4="http://schemas.microsoft.com/office/drawing/2016/5/10/chartex" xmlns:cx5="http://schemas.microsoft.com/office/drawing/2016/5/11/chartex" xmlns:cx6="http://schemas.microsoft.com/office/drawing/2016/5/12/chartex" xmlns:cx7="http://schemas.microsoft.com/office/drawing/2016/5/13/chartex" xmlns:cx8="http://schemas.microsoft.com/office/drawing/2016/5/14/chartex" xmlns:mc="http://schemas.openxmlformats.org/markup-compatibility/2006" xmlns:aink="http://schemas.microsoft.com/office/drawing/2016/ink" xmlns:am3d="http://schemas.microsoft.com/office/drawing/2017/model3d" xmlns:o="urn:schemas-microsoft-com:office:office" xmlns:r="http://schemas.openxmlformats.org/officeDocument/2006/relationships" xmlns:m="http://schemas.openxmlformats.org/officeDocument/2006/math" xmlns:v="urn:schemas-microsoft-com:vml" xmlns:wp14="http://schemas.microsoft.com/office/word/2010/wordprocessingDrawing" xmlns:wp="http://schemas.openxmlformats.org/drawingml/2006/wordprocessingDrawing" xmlns:w10="urn:schemas-microsoft-com:office:word" xmlns:w="http://schemas.openxmlformats.org/wordprocessingml/2006/main" xmlns:w14="http://schemas.microsoft.com/office/word/2010/wordml" xmlns:w15="http://schemas.microsoft.com/office/word/2012/wordml" xmlns:w16cex="http://schemas.microsoft.com/office/word/2018/wordml/cex" xmlns:w16cid="http://schemas.microsoft.com/office/word/2016/wordml/cid" xmlns:w16="http://schemas.microsoft.com/office/word/2018/wordml" xmlns:w16sdtdh="http://schemas.microsoft.com/office/word/2020/wordml/sdtdatahash" xmlns:w16se="http://schemas.microsoft.com/office/word/2015/wordml/symex" xmlns:wpg="http://schemas.microsoft.com/office/word/2010/wordprocessingGroup" xmlns:wpi="http://schemas.microsoft.com/office/word/2010/wordprocessingInk" xmlns:wne="http://schemas.microsoft.com/office/word/2006/wordml" xmlns:wps="http://schemas.microsoft.com/office/word/2010/wordprocessingShape" mc:Ignorable="w14 w15 w16se w16cid w16 w16cex w16sdtdh wp14">
   <w:footnote w:type="separator" w:id="-1">
     <w:p>
       <w:pPr>
@@ -2246,7 +1818,7 @@
 </file>
 
 <file path=word/header1.xml><?xml version="1.0" encoding="utf-8"?>
-<w:hdr xmlns:wpc="http://schemas.microsoft.com/office/word/2010/wordprocessingCanvas" xmlns:mc="http://schemas.openxmlformats.org/markup-compatibility/2006" xmlns:o="urn:schemas-microsoft-com:office:office" xmlns:r="http://schemas.openxmlformats.org/officeDocument/2006/relationships" xmlns:m="http://schemas.openxmlformats.org/officeDocument/2006/math" xmlns:v="urn:schemas-microsoft-com:vml" xmlns:wp14="http://schemas.microsoft.com/office/word/2010/wordprocessingDrawing" xmlns:wp="http://schemas.openxmlformats.org/drawingml/2006/wordprocessingDrawing" xmlns:w10="urn:schemas-microsoft-com:office:word" xmlns:w="http://schemas.openxmlformats.org/wordprocessingml/2006/main" xmlns:w14="http://schemas.microsoft.com/office/word/2010/wordml" xmlns:wpg="http://schemas.microsoft.com/office/word/2010/wordprocessingGroup" xmlns:wpi="http://schemas.microsoft.com/office/word/2010/wordprocessingInk" xmlns:wne="http://schemas.microsoft.com/office/word/2006/wordml" xmlns:wps="http://schemas.microsoft.com/office/word/2010/wordprocessingShape" mc:Ignorable="w14 wp14">
+<w:hdr xmlns:wpc="http://schemas.microsoft.com/office/word/2010/wordprocessingCanvas" xmlns:cx="http://schemas.microsoft.com/office/drawing/2014/chartex" xmlns:cx1="http://schemas.microsoft.com/office/drawing/2015/9/8/chartex" xmlns:cx2="http://schemas.microsoft.com/office/drawing/2015/10/21/chartex" xmlns:cx3="http://schemas.microsoft.com/office/drawing/2016/5/9/chartex" xmlns:cx4="http://schemas.microsoft.com/office/drawing/2016/5/10/chartex" xmlns:cx5="http://schemas.microsoft.com/office/drawing/2016/5/11/chartex" xmlns:cx6="http://schemas.microsoft.com/office/drawing/2016/5/12/chartex" xmlns:cx7="http://schemas.microsoft.com/office/drawing/2016/5/13/chartex" xmlns:cx8="http://schemas.microsoft.com/office/drawing/2016/5/14/chartex" xmlns:mc="http://schemas.openxmlformats.org/markup-compatibility/2006" xmlns:aink="http://schemas.microsoft.com/office/drawing/2016/ink" xmlns:am3d="http://schemas.microsoft.com/office/drawing/2017/model3d" xmlns:o="urn:schemas-microsoft-com:office:office" xmlns:r="http://schemas.openxmlformats.org/officeDocument/2006/relationships" xmlns:m="http://schemas.openxmlformats.org/officeDocument/2006/math" xmlns:v="urn:schemas-microsoft-com:vml" xmlns:wp14="http://schemas.microsoft.com/office/word/2010/wordprocessingDrawing" xmlns:wp="http://schemas.openxmlformats.org/drawingml/2006/wordprocessingDrawing" xmlns:w10="urn:schemas-microsoft-com:office:word" xmlns:w="http://schemas.openxmlformats.org/wordprocessingml/2006/main" xmlns:w14="http://schemas.microsoft.com/office/word/2010/wordml" xmlns:w15="http://schemas.microsoft.com/office/word/2012/wordml" xmlns:w16cex="http://schemas.microsoft.com/office/word/2018/wordml/cex" xmlns:w16cid="http://schemas.microsoft.com/office/word/2016/wordml/cid" xmlns:w16="http://schemas.microsoft.com/office/word/2018/wordml" xmlns:w16sdtdh="http://schemas.microsoft.com/office/word/2020/wordml/sdtdatahash" xmlns:w16se="http://schemas.microsoft.com/office/word/2015/wordml/symex" xmlns:wpg="http://schemas.microsoft.com/office/word/2010/wordprocessingGroup" xmlns:wpi="http://schemas.microsoft.com/office/word/2010/wordprocessingInk" xmlns:wne="http://schemas.microsoft.com/office/word/2006/wordml" xmlns:wps="http://schemas.microsoft.com/office/word/2010/wordprocessingShape" mc:Ignorable="w14 w15 w16se w16cid w16 w16cex w16sdtdh wp14">
   <w:p>
     <w:pPr>
       <w:pStyle w:val="Header"/>
@@ -2321,7 +1893,6 @@
                               <w:szCs w:val="16"/>
                             </w:rPr>
                           </w:pPr>
-                          <w:proofErr w:type="gramStart"/>
                           <w:r>
                             <w:rPr>
                               <w:rFonts w:ascii="Tahoma" w:hAnsi="Tahoma" w:cs="Tahoma"/>
@@ -2332,7 +1903,6 @@
                             </w:rPr>
                             <w:t>Odyssey Craft (Pvt.) Ltd.</w:t>
                           </w:r>
-                          <w:proofErr w:type="gramEnd"/>
                         </w:p>
                         <w:p>
                           <w:pPr>
@@ -2355,7 +1925,7 @@
         </mc:Choice>
         <mc:Fallback>
           <w:pict>
-            <v:rect id="Rectangle 7" o:spid="_x0000_s1027" style="position:absolute;left:0;text-align:left;margin-left:-26.85pt;margin-top:41.4pt;width:180pt;height:26.35pt;z-index:251661312;visibility:visible;mso-wrap-style:square;mso-wrap-distance-left:9pt;mso-wrap-distance-top:0;mso-wrap-distance-right:9pt;mso-wrap-distance-bottom:0;mso-position-horizontal:absolute;mso-position-horizontal-relative:text;mso-position-vertical:absolute;mso-position-vertical-relative:text;v-text-anchor:middle" o:gfxdata="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" fillcolor="white [3201]" strokecolor="white [3212]" strokeweight="1pt">
+            <v:rect w14:anchorId="0644DA30" id="Rectangle 7" o:spid="_x0000_s1027" style="position:absolute;left:0;text-align:left;margin-left:-26.85pt;margin-top:41.4pt;width:180pt;height:26.35pt;z-index:251661312;visibility:visible;mso-wrap-style:square;mso-wrap-distance-left:9pt;mso-wrap-distance-top:0;mso-wrap-distance-right:9pt;mso-wrap-distance-bottom:0;mso-position-horizontal:absolute;mso-position-horizontal-relative:text;mso-position-vertical:absolute;mso-position-vertical-relative:text;v-text-anchor:middle" o:gfxdata="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" fillcolor="white [3201]" strokecolor="white [3212]" strokeweight="1pt">
               <v:textbox>
                 <w:txbxContent>
                   <w:p>
@@ -2368,7 +1938,6 @@
                         <w:szCs w:val="16"/>
                       </w:rPr>
                     </w:pPr>
-                    <w:proofErr w:type="gramStart"/>
                     <w:r>
                       <w:rPr>
                         <w:rFonts w:ascii="Tahoma" w:hAnsi="Tahoma" w:cs="Tahoma"/>
@@ -2379,7 +1948,6 @@
                       </w:rPr>
                       <w:t>Odyssey Craft (Pvt.) Ltd.</w:t>
                     </w:r>
-                    <w:proofErr w:type="gramEnd"/>
                   </w:p>
                   <w:p>
                     <w:pPr>
@@ -2456,113 +2024,13 @@
                               <w:szCs w:val="16"/>
                             </w:rPr>
                           </w:pPr>
-                          <w:proofErr w:type="spellStart"/>
                           <w:r>
                             <w:rPr>
                               <w:rFonts w:ascii="Tahoma" w:hAnsi="Tahoma" w:cs="Tahoma"/>
                               <w:sz w:val="16"/>
                               <w:szCs w:val="16"/>
                             </w:rPr>
-                            <w:t>Mouza</w:t>
-                          </w:r>
-                          <w:proofErr w:type="spellEnd"/>
-                          <w:r>
-                            <w:rPr>
-                              <w:rFonts w:ascii="Tahoma" w:hAnsi="Tahoma" w:cs="Tahoma"/>
-                              <w:sz w:val="16"/>
-                              <w:szCs w:val="16"/>
-                            </w:rPr>
-                            <w:t xml:space="preserve">: </w:t>
-                          </w:r>
-                          <w:proofErr w:type="spellStart"/>
-                          <w:r>
-                            <w:rPr>
-                              <w:rFonts w:ascii="Tahoma" w:hAnsi="Tahoma" w:cs="Tahoma"/>
-                              <w:sz w:val="16"/>
-                              <w:szCs w:val="16"/>
-                            </w:rPr>
-                            <w:t>Depashai</w:t>
-                          </w:r>
-                          <w:proofErr w:type="spellEnd"/>
-                          <w:r>
-                            <w:rPr>
-                              <w:rFonts w:ascii="Tahoma" w:hAnsi="Tahoma" w:cs="Tahoma"/>
-                              <w:sz w:val="16"/>
-                              <w:szCs w:val="16"/>
-                            </w:rPr>
-                            <w:t xml:space="preserve">, U.P: </w:t>
-                          </w:r>
-                          <w:proofErr w:type="spellStart"/>
-                          <w:r>
-                            <w:rPr>
-                              <w:rFonts w:ascii="Tahoma" w:hAnsi="Tahoma" w:cs="Tahoma"/>
-                              <w:sz w:val="16"/>
-                              <w:szCs w:val="16"/>
-                            </w:rPr>
-                            <w:t>Sombag</w:t>
-                          </w:r>
-                          <w:proofErr w:type="spellEnd"/>
-                          <w:r>
-                            <w:rPr>
-                              <w:rFonts w:ascii="Tahoma" w:hAnsi="Tahoma" w:cs="Tahoma"/>
-                              <w:sz w:val="16"/>
-                              <w:szCs w:val="16"/>
-                            </w:rPr>
-                            <w:t xml:space="preserve">, </w:t>
-                          </w:r>
-                          <w:proofErr w:type="spellStart"/>
-                          <w:r>
-                            <w:rPr>
-                              <w:rFonts w:ascii="Tahoma" w:hAnsi="Tahoma" w:cs="Tahoma"/>
-                              <w:sz w:val="16"/>
-                              <w:szCs w:val="16"/>
-                            </w:rPr>
-                            <w:t>Kalampur</w:t>
-                          </w:r>
-                          <w:proofErr w:type="spellEnd"/>
-                          <w:r>
-                            <w:rPr>
-                              <w:rFonts w:ascii="Tahoma" w:hAnsi="Tahoma" w:cs="Tahoma"/>
-                              <w:sz w:val="16"/>
-                              <w:szCs w:val="16"/>
-                            </w:rPr>
-                            <w:t xml:space="preserve">, P.S: </w:t>
-                          </w:r>
-                          <w:proofErr w:type="spellStart"/>
-                          <w:r>
-                            <w:rPr>
-                              <w:rFonts w:ascii="Tahoma" w:hAnsi="Tahoma" w:cs="Tahoma"/>
-                              <w:sz w:val="16"/>
-                              <w:szCs w:val="16"/>
-                            </w:rPr>
-                            <w:t>Dhamrai</w:t>
-                          </w:r>
-                          <w:proofErr w:type="spellEnd"/>
-                          <w:r>
-                            <w:rPr>
-                              <w:rFonts w:ascii="Tahoma" w:hAnsi="Tahoma" w:cs="Tahoma"/>
-                              <w:sz w:val="16"/>
-                              <w:szCs w:val="16"/>
-                            </w:rPr>
-                            <w:t xml:space="preserve"> District: Dhaka, </w:t>
-                          </w:r>
-                          <w:proofErr w:type="spellStart"/>
-                          <w:r>
-                            <w:rPr>
-                              <w:rFonts w:ascii="Tahoma" w:hAnsi="Tahoma" w:cs="Tahoma"/>
-                              <w:sz w:val="16"/>
-                              <w:szCs w:val="16"/>
-                            </w:rPr>
-                            <w:t>Bangladesh.Web</w:t>
-                          </w:r>
-                          <w:proofErr w:type="spellEnd"/>
-                          <w:r>
-                            <w:rPr>
-                              <w:rFonts w:ascii="Tahoma" w:hAnsi="Tahoma" w:cs="Tahoma"/>
-                              <w:sz w:val="16"/>
-                              <w:szCs w:val="16"/>
-                            </w:rPr>
-                            <w:t>: www.ocl-bd.com Phone: +8809612223355</w:t>
+                            <w:t>Mouza: Depashai, U.P: Sombag, Kalampur, P.S: Dhamrai District: Dhaka, Bangladesh.Web: www.ocl-bd.com Phone: +8809612223355</w:t>
                           </w:r>
                         </w:p>
                       </w:txbxContent>
@@ -2587,7 +2055,7 @@
         </mc:Choice>
         <mc:Fallback>
           <w:pict>
-            <v:rect id="Rectangle 6" o:spid="_x0000_s1028" style="position:absolute;left:0;text-align:left;margin-left:632.65pt;margin-top:.1pt;width:220.45pt;height:53pt;z-index:251659264;visibility:visible;mso-wrap-style:square;mso-width-percent:0;mso-height-percent:0;mso-wrap-distance-left:9pt;mso-wrap-distance-top:0;mso-wrap-distance-right:9pt;mso-wrap-distance-bottom:0;mso-position-horizontal:absolute;mso-position-horizontal-relative:text;mso-position-vertical:absolute;mso-position-vertical-relative:text;mso-width-percent:0;mso-height-percent:0;mso-width-relative:margin;mso-height-relative:margin;v-text-anchor:middle" o:gfxdata="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" fillcolor="white [3201]" strokecolor="white [3212]" strokeweight="1pt">
+            <v:rect w14:anchorId="77DE7BC4" id="Rectangle 6" o:spid="_x0000_s1028" style="position:absolute;left:0;text-align:left;margin-left:632.65pt;margin-top:.1pt;width:220.45pt;height:53pt;z-index:251659264;visibility:visible;mso-wrap-style:square;mso-width-percent:0;mso-height-percent:0;mso-wrap-distance-left:9pt;mso-wrap-distance-top:0;mso-wrap-distance-right:9pt;mso-wrap-distance-bottom:0;mso-position-horizontal:absolute;mso-position-horizontal-relative:text;mso-position-vertical:absolute;mso-position-vertical-relative:text;mso-width-percent:0;mso-height-percent:0;mso-width-relative:margin;mso-height-relative:margin;v-text-anchor:middle" o:gfxdata="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" fillcolor="white [3201]" strokecolor="white [3212]" strokeweight="1pt">
               <v:textbox>
                 <w:txbxContent>
                   <w:p>
@@ -2599,113 +2067,13 @@
                         <w:szCs w:val="16"/>
                       </w:rPr>
                     </w:pPr>
-                    <w:proofErr w:type="spellStart"/>
                     <w:r>
                       <w:rPr>
                         <w:rFonts w:ascii="Tahoma" w:hAnsi="Tahoma" w:cs="Tahoma"/>
                         <w:sz w:val="16"/>
                         <w:szCs w:val="16"/>
                       </w:rPr>
-                      <w:t>Mouza</w:t>
-                    </w:r>
-                    <w:proofErr w:type="spellEnd"/>
-                    <w:r>
-                      <w:rPr>
-                        <w:rFonts w:ascii="Tahoma" w:hAnsi="Tahoma" w:cs="Tahoma"/>
-                        <w:sz w:val="16"/>
-                        <w:szCs w:val="16"/>
-                      </w:rPr>
-                      <w:t xml:space="preserve">: </w:t>
-                    </w:r>
-                    <w:proofErr w:type="spellStart"/>
-                    <w:r>
-                      <w:rPr>
-                        <w:rFonts w:ascii="Tahoma" w:hAnsi="Tahoma" w:cs="Tahoma"/>
-                        <w:sz w:val="16"/>
-                        <w:szCs w:val="16"/>
-                      </w:rPr>
-                      <w:t>Depashai</w:t>
-                    </w:r>
-                    <w:proofErr w:type="spellEnd"/>
-                    <w:r>
-                      <w:rPr>
-                        <w:rFonts w:ascii="Tahoma" w:hAnsi="Tahoma" w:cs="Tahoma"/>
-                        <w:sz w:val="16"/>
-                        <w:szCs w:val="16"/>
-                      </w:rPr>
-                      <w:t xml:space="preserve">, U.P: </w:t>
-                    </w:r>
-                    <w:proofErr w:type="spellStart"/>
-                    <w:r>
-                      <w:rPr>
-                        <w:rFonts w:ascii="Tahoma" w:hAnsi="Tahoma" w:cs="Tahoma"/>
-                        <w:sz w:val="16"/>
-                        <w:szCs w:val="16"/>
-                      </w:rPr>
-                      <w:t>Sombag</w:t>
-                    </w:r>
-                    <w:proofErr w:type="spellEnd"/>
-                    <w:r>
-                      <w:rPr>
-                        <w:rFonts w:ascii="Tahoma" w:hAnsi="Tahoma" w:cs="Tahoma"/>
-                        <w:sz w:val="16"/>
-                        <w:szCs w:val="16"/>
-                      </w:rPr>
-                      <w:t xml:space="preserve">, </w:t>
-                    </w:r>
-                    <w:proofErr w:type="spellStart"/>
-                    <w:r>
-                      <w:rPr>
-                        <w:rFonts w:ascii="Tahoma" w:hAnsi="Tahoma" w:cs="Tahoma"/>
-                        <w:sz w:val="16"/>
-                        <w:szCs w:val="16"/>
-                      </w:rPr>
-                      <w:t>Kalampur</w:t>
-                    </w:r>
-                    <w:proofErr w:type="spellEnd"/>
-                    <w:r>
-                      <w:rPr>
-                        <w:rFonts w:ascii="Tahoma" w:hAnsi="Tahoma" w:cs="Tahoma"/>
-                        <w:sz w:val="16"/>
-                        <w:szCs w:val="16"/>
-                      </w:rPr>
-                      <w:t xml:space="preserve">, P.S: </w:t>
-                    </w:r>
-                    <w:proofErr w:type="spellStart"/>
-                    <w:r>
-                      <w:rPr>
-                        <w:rFonts w:ascii="Tahoma" w:hAnsi="Tahoma" w:cs="Tahoma"/>
-                        <w:sz w:val="16"/>
-                        <w:szCs w:val="16"/>
-                      </w:rPr>
-                      <w:t>Dhamrai</w:t>
-                    </w:r>
-                    <w:proofErr w:type="spellEnd"/>
-                    <w:r>
-                      <w:rPr>
-                        <w:rFonts w:ascii="Tahoma" w:hAnsi="Tahoma" w:cs="Tahoma"/>
-                        <w:sz w:val="16"/>
-                        <w:szCs w:val="16"/>
-                      </w:rPr>
-                      <w:t xml:space="preserve"> District: Dhaka, </w:t>
-                    </w:r>
-                    <w:proofErr w:type="spellStart"/>
-                    <w:r>
-                      <w:rPr>
-                        <w:rFonts w:ascii="Tahoma" w:hAnsi="Tahoma" w:cs="Tahoma"/>
-                        <w:sz w:val="16"/>
-                        <w:szCs w:val="16"/>
-                      </w:rPr>
-                      <w:t>Bangladesh.Web</w:t>
-                    </w:r>
-                    <w:proofErr w:type="spellEnd"/>
-                    <w:r>
-                      <w:rPr>
-                        <w:rFonts w:ascii="Tahoma" w:hAnsi="Tahoma" w:cs="Tahoma"/>
-                        <w:sz w:val="16"/>
-                        <w:szCs w:val="16"/>
-                      </w:rPr>
-                      <w:t>: www.ocl-bd.com Phone: +8809612223355</w:t>
+                      <w:t>Mouza: Depashai, U.P: Sombag, Kalampur, P.S: Dhamrai District: Dhaka, Bangladesh.Web: www.ocl-bd.com Phone: +8809612223355</w:t>
                     </w:r>
                   </w:p>
                 </w:txbxContent>
@@ -2766,8 +2134,8 @@
 </file>
 
 <file path=word/numbering.xml><?xml version="1.0" encoding="utf-8"?>
-<w:numbering xmlns:wpc="http://schemas.microsoft.com/office/word/2010/wordprocessingCanvas" xmlns:mc="http://schemas.openxmlformats.org/markup-compatibility/2006" xmlns:o="urn:schemas-microsoft-com:office:office" xmlns:r="http://schemas.openxmlformats.org/officeDocument/2006/relationships" xmlns:m="http://schemas.openxmlformats.org/officeDocument/2006/math" xmlns:v="urn:schemas-microsoft-com:vml" xmlns:wp14="http://schemas.microsoft.com/office/word/2010/wordprocessingDrawing" xmlns:wp="http://schemas.openxmlformats.org/drawingml/2006/wordprocessingDrawing" xmlns:w10="urn:schemas-microsoft-com:office:word" xmlns:w="http://schemas.openxmlformats.org/wordprocessingml/2006/main" xmlns:w14="http://schemas.microsoft.com/office/word/2010/wordml" xmlns:wpg="http://schemas.microsoft.com/office/word/2010/wordprocessingGroup" xmlns:wpi="http://schemas.microsoft.com/office/word/2010/wordprocessingInk" xmlns:wne="http://schemas.microsoft.com/office/word/2006/wordml" xmlns:wps="http://schemas.microsoft.com/office/word/2010/wordprocessingShape" mc:Ignorable="w14 wp14">
-  <w:abstractNum w:abstractNumId="0">
+<w:numbering xmlns:wpc="http://schemas.microsoft.com/office/word/2010/wordprocessingCanvas" xmlns:cx="http://schemas.microsoft.com/office/drawing/2014/chartex" xmlns:cx1="http://schemas.microsoft.com/office/drawing/2015/9/8/chartex" xmlns:cx2="http://schemas.microsoft.com/office/drawing/2015/10/21/chartex" xmlns:cx3="http://schemas.microsoft.com/office/drawing/2016/5/9/chartex" xmlns:cx4="http://schemas.microsoft.com/office/drawing/2016/5/10/chartex" xmlns:cx5="http://schemas.microsoft.com/office/drawing/2016/5/11/chartex" xmlns:cx6="http://schemas.microsoft.com/office/drawing/2016/5/12/chartex" xmlns:cx7="http://schemas.microsoft.com/office/drawing/2016/5/13/chartex" xmlns:cx8="http://schemas.microsoft.com/office/drawing/2016/5/14/chartex" xmlns:mc="http://schemas.openxmlformats.org/markup-compatibility/2006" xmlns:aink="http://schemas.microsoft.com/office/drawing/2016/ink" xmlns:am3d="http://schemas.microsoft.com/office/drawing/2017/model3d" xmlns:o="urn:schemas-microsoft-com:office:office" xmlns:r="http://schemas.openxmlformats.org/officeDocument/2006/relationships" xmlns:m="http://schemas.openxmlformats.org/officeDocument/2006/math" xmlns:v="urn:schemas-microsoft-com:vml" xmlns:wp14="http://schemas.microsoft.com/office/word/2010/wordprocessingDrawing" xmlns:wp="http://schemas.openxmlformats.org/drawingml/2006/wordprocessingDrawing" xmlns:w10="urn:schemas-microsoft-com:office:word" xmlns:w="http://schemas.openxmlformats.org/wordprocessingml/2006/main" xmlns:w14="http://schemas.microsoft.com/office/word/2010/wordml" xmlns:w15="http://schemas.microsoft.com/office/word/2012/wordml" xmlns:w16cex="http://schemas.microsoft.com/office/word/2018/wordml/cex" xmlns:w16cid="http://schemas.microsoft.com/office/word/2016/wordml/cid" xmlns:w16="http://schemas.microsoft.com/office/word/2018/wordml" xmlns:w16sdtdh="http://schemas.microsoft.com/office/word/2020/wordml/sdtdatahash" xmlns:w16se="http://schemas.microsoft.com/office/word/2015/wordml/symex" xmlns:wpg="http://schemas.microsoft.com/office/word/2010/wordprocessingGroup" xmlns:wpi="http://schemas.microsoft.com/office/word/2010/wordprocessingInk" xmlns:wne="http://schemas.microsoft.com/office/word/2006/wordml" xmlns:wps="http://schemas.microsoft.com/office/word/2010/wordprocessingShape" mc:Ignorable="w14 w15 w16se w16cid w16 w16cex w16sdtdh wp14">
+  <w:abstractNum w:abstractNumId="0" w15:restartNumberingAfterBreak="0">
     <w:nsid w:val="19365752"/>
     <w:multiLevelType w:val="hybridMultilevel"/>
     <w:tmpl w:val="DFA0A576"/>
@@ -2856,7 +2224,7 @@
       </w:pPr>
     </w:lvl>
   </w:abstractNum>
-  <w:abstractNum w:abstractNumId="1">
+  <w:abstractNum w:abstractNumId="1" w15:restartNumberingAfterBreak="0">
     <w:nsid w:val="19495CFF"/>
     <w:multiLevelType w:val="hybridMultilevel"/>
     <w:tmpl w:val="79CC075A"/>
@@ -2907,7 +2275,7 @@
       <w:lvlJc w:val="left"/>
     </w:lvl>
   </w:abstractNum>
-  <w:abstractNum w:abstractNumId="2">
+  <w:abstractNum w:abstractNumId="2" w15:restartNumberingAfterBreak="0">
     <w:nsid w:val="66334873"/>
     <w:multiLevelType w:val="hybridMultilevel"/>
     <w:tmpl w:val="71B6F7D8"/>
@@ -2958,7 +2326,7 @@
       <w:lvlJc w:val="left"/>
     </w:lvl>
   </w:abstractNum>
-  <w:abstractNum w:abstractNumId="3">
+  <w:abstractNum w:abstractNumId="3" w15:restartNumberingAfterBreak="0">
     <w:nsid w:val="74B0DC51"/>
     <w:multiLevelType w:val="hybridMultilevel"/>
     <w:tmpl w:val="22FA3D1C"/>
@@ -3025,7 +2393,7 @@
 </file>
 
 <file path=word/styles.xml><?xml version="1.0" encoding="utf-8"?>
-<w:styles xmlns:mc="http://schemas.openxmlformats.org/markup-compatibility/2006" xmlns:r="http://schemas.openxmlformats.org/officeDocument/2006/relationships" xmlns:w="http://schemas.openxmlformats.org/wordprocessingml/2006/main" xmlns:w14="http://schemas.microsoft.com/office/word/2010/wordml" mc:Ignorable="w14">
+<w:styles xmlns:mc="http://schemas.openxmlformats.org/markup-compatibility/2006" xmlns:r="http://schemas.openxmlformats.org/officeDocument/2006/relationships" xmlns:w="http://schemas.openxmlformats.org/wordprocessingml/2006/main" xmlns:w14="http://schemas.microsoft.com/office/word/2010/wordml" xmlns:w15="http://schemas.microsoft.com/office/word/2012/wordml" xmlns:w16cex="http://schemas.microsoft.com/office/word/2018/wordml/cex" xmlns:w16cid="http://schemas.microsoft.com/office/word/2016/wordml/cid" xmlns:w16="http://schemas.microsoft.com/office/word/2018/wordml" xmlns:w16sdtdh="http://schemas.microsoft.com/office/word/2020/wordml/sdtdatahash" xmlns:w16se="http://schemas.microsoft.com/office/word/2015/wordml/symex" mc:Ignorable="w14 w15 w16se w16cid w16 w16cex w16sdtdh">
   <w:docDefaults>
     <w:rPrDefault>
       <w:rPr>
@@ -3041,511 +2409,383 @@
       </w:pPr>
     </w:pPrDefault>
   </w:docDefaults>
-  <w:latentStyles w:defLockedState="0" w:defUIPriority="99" w:defSemiHidden="1" w:defUnhideWhenUsed="1" w:defQFormat="0" w:count="267">
-    <w:lsdException w:name="Normal" w:semiHidden="0" w:uiPriority="0" w:unhideWhenUsed="0" w:qFormat="1"/>
-    <w:lsdException w:name="heading 1" w:semiHidden="0" w:uiPriority="9" w:unhideWhenUsed="0" w:qFormat="1"/>
-    <w:lsdException w:name="heading 2" w:uiPriority="9" w:qFormat="1"/>
-    <w:lsdException w:name="heading 3" w:uiPriority="9" w:qFormat="1"/>
-    <w:lsdException w:name="heading 4" w:uiPriority="9" w:qFormat="1"/>
-    <w:lsdException w:name="heading 5" w:uiPriority="9" w:qFormat="1"/>
-    <w:lsdException w:name="heading 6" w:uiPriority="9" w:qFormat="1"/>
-    <w:lsdException w:name="heading 7" w:uiPriority="9" w:qFormat="1"/>
-    <w:lsdException w:name="heading 8" w:uiPriority="9" w:qFormat="1"/>
-    <w:lsdException w:name="heading 9" w:uiPriority="9" w:qFormat="1"/>
-    <w:lsdException w:name="toc 1" w:uiPriority="39"/>
-    <w:lsdException w:name="toc 2" w:uiPriority="39"/>
-    <w:lsdException w:name="toc 3" w:uiPriority="39"/>
-    <w:lsdException w:name="toc 4" w:uiPriority="39"/>
-    <w:lsdException w:name="toc 5" w:uiPriority="39"/>
-    <w:lsdException w:name="toc 6" w:uiPriority="39"/>
-    <w:lsdException w:name="toc 7" w:uiPriority="39"/>
-    <w:lsdException w:name="toc 8" w:uiPriority="39"/>
-    <w:lsdException w:name="toc 9" w:uiPriority="39"/>
-    <w:lsdException w:name="caption" w:uiPriority="35" w:qFormat="1"/>
-    <w:lsdException w:name="Title" w:semiHidden="0" w:uiPriority="10" w:unhideWhenUsed="0" w:qFormat="1"/>
-    <w:lsdException w:name="Default Paragraph Font" w:uiPriority="1"/>
-    <w:lsdException w:name="Subtitle" w:semiHidden="0" w:uiPriority="11" w:unhideWhenUsed="0" w:qFormat="1"/>
-    <w:lsdException w:name="Strong" w:semiHidden="0" w:uiPriority="22" w:unhideWhenUsed="0" w:qFormat="1"/>
-    <w:lsdException w:name="Emphasis" w:semiHidden="0" w:uiPriority="20" w:unhideWhenUsed="0" w:qFormat="1"/>
-    <w:lsdException w:name="Table Grid" w:semiHidden="0" w:uiPriority="39" w:unhideWhenUsed="0"/>
-    <w:lsdException w:name="Placeholder Text" w:unhideWhenUsed="0"/>
-    <w:lsdException w:name="No Spacing" w:semiHidden="0" w:uiPriority="1" w:unhideWhenUsed="0" w:qFormat="1"/>
-    <w:lsdException w:name="Light Shading" w:semiHidden="0" w:uiPriority="60" w:unhideWhenUsed="0"/>
-    <w:lsdException w:name="Light List" w:semiHidden="0" w:uiPriority="61" w:unhideWhenUsed="0"/>
-    <w:lsdException w:name="Light Grid" w:semiHidden="0" w:uiPriority="62" w:unhideWhenUsed="0"/>
-    <w:lsdException w:name="Medium Shading 1" w:semiHidden="0" w:uiPriority="63" w:unhideWhenUsed="0"/>
-    <w:lsdException w:name="Medium Shading 2" w:semiHidden="0" w:uiPriority="64" w:unhideWhenUsed="0"/>
-    <w:lsdException w:name="Medium List 1" w:semiHidden="0" w:uiPriority="65" w:unhideWhenUsed="0"/>
-    <w:lsdException w:name="Medium List 2" w:semiHidden="0" w:uiPriority="66" w:unhideWhenUsed="0"/>
-    <w:lsdException w:name="Medium Grid 1" w:semiHidden="0" w:uiPriority="67" w:unhideWhenUsed="0"/>
-    <w:lsdException w:name="Medium Grid 2" w:semiHidden="0" w:uiPriority="68" w:unhideWhenUsed="0"/>
-    <w:lsdException w:name="Medium Grid 3" w:semiHidden="0" w:uiPriority="69" w:unhideWhenUsed="0"/>
-    <w:lsdException w:name="Dark List" w:semiHidden="0" w:uiPriority="70" w:unhideWhenUsed="0"/>
-    <w:lsdException w:name="Colorful Shading" w:semiHidden="0" w:uiPriority="71" w:unhideWhenUsed="0"/>
-    <w:lsdException w:name="Colorful List" w:semiHidden="0" w:uiPriority="72" w:unhideWhenUsed="0"/>
-    <w:lsdException w:name="Colorful Grid" w:semiHidden="0" w:uiPriority="73" w:unhideWhenUsed="0"/>
-    <w:lsdException w:name="Light Shading Accent 1" w:semiHidden="0" w:uiPriority="60" w:unhideWhenUsed="0"/>
-    <w:lsdException w:name="Light List Accent 1" w:semiHidden="0" w:uiPriority="61" w:unhideWhenUsed="0"/>
-    <w:lsdException w:name="Light Grid Accent 1" w:semiHidden="0" w:uiPriority="62" w:unhideWhenUsed="0"/>
-    <w:lsdException w:name="Medium Shading 1 Accent 1" w:semiHidden="0" w:uiPriority="63" w:unhideWhenUsed="0"/>
-    <w:lsdException w:name="Medium Shading 2 Accent 1" w:semiHidden="0" w:uiPriority="64" w:unhideWhenUsed="0"/>
-    <w:lsdException w:name="Medium List 1 Accent 1" w:semiHidden="0" w:uiPriority="65" w:unhideWhenUsed="0"/>
-    <w:lsdException w:name="Revision" w:unhideWhenUsed="0"/>
-    <w:lsdException w:name="List Paragraph" w:semiHidden="0" w:uiPriority="34" w:unhideWhenUsed="0" w:qFormat="1"/>
-    <w:lsdException w:name="Quote" w:semiHidden="0" w:uiPriority="29" w:unhideWhenUsed="0" w:qFormat="1"/>
-    <w:lsdException w:name="Intense Quote" w:semiHidden="0" w:uiPriority="30" w:unhideWhenUsed="0" w:qFormat="1"/>
-    <w:lsdException w:name="Medium List 2 Accent 1" w:semiHidden="0" w:uiPriority="66" w:unhideWhenUsed="0"/>
-    <w:lsdException w:name="Medium Grid 1 Accent 1" w:semiHidden="0" w:uiPriority="67" w:unhideWhenUsed="0"/>
-    <w:lsdException w:name="Medium Grid 2 Accent 1" w:semiHidden="0" w:uiPriority="68" w:unhideWhenUsed="0"/>
-    <w:lsdException w:name="Medium Grid 3 Accent 1" w:semiHidden="0" w:uiPriority="69" w:unhideWhenUsed="0"/>
-    <w:lsdException w:name="Dark List Accent 1" w:semiHidden="0" w:uiPriority="70" w:unhideWhenUsed="0"/>
-    <w:lsdException w:name="Colorful Shading Accent 1" w:semiHidden="0" w:uiPriority="71" w:unhideWhenUsed="0"/>
-    <w:lsdException w:name="Colorful List Accent 1" w:semiHidden="0" w:uiPriority="72" w:unhideWhenUsed="0"/>
-    <w:lsdException w:name="Colorful Grid Accent 1" w:semiHidden="0" w:uiPriority="73" w:unhideWhenUsed="0"/>
-    <w:lsdException w:name="Light Shading Accent 2" w:semiHidden="0" w:uiPriority="60" w:unhideWhenUsed="0"/>
-    <w:lsdException w:name="Light List Accent 2" w:semiHidden="0" w:uiPriority="61" w:unhideWhenUsed="0"/>
-    <w:lsdException w:name="Light Grid Accent 2" w:semiHidden="0" w:uiPriority="62" w:unhideWhenUsed="0"/>
-    <w:lsdException w:name="Medium Shading 1 Accent 2" w:semiHidden="0" w:uiPriority="63" w:unhideWhenUsed="0"/>
-    <w:lsdException w:name="Medium Shading 2 Accent 2" w:semiHidden="0" w:uiPriority="64" w:unhideWhenUsed="0"/>
-    <w:lsdException w:name="Medium List 1 Accent 2" w:semiHidden="0" w:uiPriority="65" w:unhideWhenUsed="0"/>
-    <w:lsdException w:name="Medium List 2 Accent 2" w:semiHidden="0" w:uiPriority="66" w:unhideWhenUsed="0"/>
-    <w:lsdException w:name="Medium Grid 1 Accent 2" w:semiHidden="0" w:uiPriority="67" w:unhideWhenUsed="0"/>
-    <w:lsdException w:name="Medium Grid 2 Accent 2" w:semiHidden="0" w:uiPriority="68" w:unhideWhenUsed="0"/>
-    <w:lsdException w:name="Medium Grid 3 Accent 2" w:semiHidden="0" w:uiPriority="69" w:unhideWhenUsed="0"/>
-    <w:lsdException w:name="Dark List Accent 2" w:semiHidden="0" w:uiPriority="70" w:unhideWhenUsed="0"/>
-    <w:lsdException w:name="Colorful Shading Accent 2" w:semiHidden="0" w:uiPriority="71" w:unhideWhenUsed="0"/>
-    <w:lsdException w:name="Colorful List Accent 2" w:semiHidden="0" w:uiPriority="72" w:unhideWhenUsed="0"/>
-    <w:lsdException w:name="Colorful Grid Accent 2" w:semiHidden="0" w:uiPriority="73" w:unhideWhenUsed="0"/>
-    <w:lsdException w:name="Light Shading Accent 3" w:semiHidden="0" w:uiPriority="60" w:unhideWhenUsed="0"/>
-    <w:lsdException w:name="Light List Accent 3" w:semiHidden="0" w:uiPriority="61" w:unhideWhenUsed="0"/>
-    <w:lsdException w:name="Light Grid Accent 3" w:semiHidden="0" w:uiPriority="62" w:unhideWhenUsed="0"/>
-    <w:lsdException w:name="Medium Shading 1 Accent 3" w:semiHidden="0" w:uiPriority="63" w:unhideWhenUsed="0"/>
-    <w:lsdException w:name="Medium Shading 2 Accent 3" w:semiHidden="0" w:uiPriority="64" w:unhideWhenUsed="0"/>
-    <w:lsdException w:name="Medium List 1 Accent 3" w:semiHidden="0" w:uiPriority="65" w:unhideWhenUsed="0"/>
-    <w:lsdException w:name="Medium List 2 Accent 3" w:semiHidden="0" w:uiPriority="66" w:unhideWhenUsed="0"/>
-    <w:lsdException w:name="Medium Grid 1 Accent 3" w:semiHidden="0" w:uiPriority="67" w:unhideWhenUsed="0"/>
-    <w:lsdException w:name="Medium Grid 2 Accent 3" w:semiHidden="0" w:uiPriority="68" w:unhideWhenUsed="0"/>
-    <w:lsdException w:name="Medium Grid 3 Accent 3" w:semiHidden="0" w:uiPriority="69" w:unhideWhenUsed="0"/>
-    <w:lsdException w:name="Dark List Accent 3" w:semiHidden="0" w:uiPriority="70" w:unhideWhenUsed="0"/>
-    <w:lsdException w:name="Colorful Shading Accent 3" w:semiHidden="0" w:uiPriority="71" w:unhideWhenUsed="0"/>
-    <w:lsdException w:name="Colorful List Accent 3" w:semiHidden="0" w:uiPriority="72" w:unhideWhenUsed="0"/>
-    <w:lsdException w:name="Colorful Grid Accent 3" w:semiHidden="0" w:uiPriority="73" w:unhideWhenUsed="0"/>
-    <w:lsdException w:name="Light Shading Accent 4" w:semiHidden="0" w:uiPriority="60" w:unhideWhenUsed="0"/>
-    <w:lsdException w:name="Light List Accent 4" w:semiHidden="0" w:uiPriority="61" w:unhideWhenUsed="0"/>
-    <w:lsdException w:name="Light Grid Accent 4" w:semiHidden="0" w:uiPriority="62" w:unhideWhenUsed="0"/>
-    <w:lsdException w:name="Medium Shading 1 Accent 4" w:semiHidden="0" w:uiPriority="63" w:unhideWhenUsed="0"/>
-    <w:lsdException w:name="Medium Shading 2 Accent 4" w:semiHidden="0" w:uiPriority="64" w:unhideWhenUsed="0"/>
-    <w:lsdException w:name="Medium List 1 Accent 4" w:semiHidden="0" w:uiPriority="65" w:unhideWhenUsed="0"/>
-    <w:lsdException w:name="Medium List 2 Accent 4" w:semiHidden="0" w:uiPriority="66" w:unhideWhenUsed="0"/>
-    <w:lsdException w:name="Medium Grid 1 Accent 4" w:semiHidden="0" w:uiPriority="67" w:unhideWhenUsed="0"/>
-    <w:lsdException w:name="Medium Grid 2 Accent 4" w:semiHidden="0" w:uiPriority="68" w:unhideWhenUsed="0"/>
-    <w:lsdException w:name="Medium Grid 3 Accent 4" w:semiHidden="0" w:uiPriority="69" w:unhideWhenUsed="0"/>
-    <w:lsdException w:name="Dark List Accent 4" w:semiHidden="0" w:uiPriority="70" w:unhideWhenUsed="0"/>
-    <w:lsdException w:name="Colorful Shading Accent 4" w:semiHidden="0" w:uiPriority="71" w:unhideWhenUsed="0"/>
-    <w:lsdException w:name="Colorful List Accent 4" w:semiHidden="0" w:uiPriority="72" w:unhideWhenUsed="0"/>
-    <w:lsdException w:name="Colorful Grid Accent 4" w:semiHidden="0" w:uiPriority="73" w:unhideWhenUsed="0"/>
-    <w:lsdException w:name="Light Shading Accent 5" w:semiHidden="0" w:uiPriority="60" w:unhideWhenUsed="0"/>
-    <w:lsdException w:name="Light List Accent 5" w:semiHidden="0" w:uiPriority="61" w:unhideWhenUsed="0"/>
-    <w:lsdException w:name="Light Grid Accent 5" w:semiHidden="0" w:uiPriority="62" w:unhideWhenUsed="0"/>
-    <w:lsdException w:name="Medium Shading 1 Accent 5" w:semiHidden="0" w:uiPriority="63" w:unhideWhenUsed="0"/>
-    <w:lsdException w:name="Medium Shading 2 Accent 5" w:semiHidden="0" w:uiPriority="64" w:unhideWhenUsed="0"/>
-    <w:lsdException w:name="Medium List 1 Accent 5" w:semiHidden="0" w:uiPriority="65" w:unhideWhenUsed="0"/>
-    <w:lsdException w:name="Medium List 2 Accent 5" w:semiHidden="0" w:uiPriority="66" w:unhideWhenUsed="0"/>
-    <w:lsdException w:name="Medium Grid 1 Accent 5" w:semiHidden="0" w:uiPriority="67" w:unhideWhenUsed="0"/>
-    <w:lsdException w:name="Medium Grid 2 Accent 5" w:semiHidden="0" w:uiPriority="68" w:unhideWhenUsed="0"/>
-    <w:lsdException w:name="Medium Grid 3 Accent 5" w:semiHidden="0" w:uiPriority="69" w:unhideWhenUsed="0"/>
-    <w:lsdException w:name="Dark List Accent 5" w:semiHidden="0" w:uiPriority="70" w:unhideWhenUsed="0"/>
-    <w:lsdException w:name="Colorful Shading Accent 5" w:semiHidden="0" w:uiPriority="71" w:unhideWhenUsed="0"/>
-    <w:lsdException w:name="Colorful List Accent 5" w:semiHidden="0" w:uiPriority="72" w:unhideWhenUsed="0"/>
-    <w:lsdException w:name="Colorful Grid Accent 5" w:semiHidden="0" w:uiPriority="73" w:unhideWhenUsed="0"/>
-    <w:lsdException w:name="Light Shading Accent 6" w:semiHidden="0" w:uiPriority="60" w:unhideWhenUsed="0"/>
-    <w:lsdException w:name="Light List Accent 6" w:semiHidden="0" w:uiPriority="61" w:unhideWhenUsed="0"/>
-    <w:lsdException w:name="Light Grid Accent 6" w:semiHidden="0" w:uiPriority="62" w:unhideWhenUsed="0"/>
-    <w:lsdException w:name="Medium Shading 1 Accent 6" w:semiHidden="0" w:uiPriority="63" w:unhideWhenUsed="0"/>
-    <w:lsdException w:name="Medium Shading 2 Accent 6" w:semiHidden="0" w:uiPriority="64" w:unhideWhenUsed="0"/>
-    <w:lsdException w:name="Medium List 1 Accent 6" w:semiHidden="0" w:uiPriority="65" w:unhideWhenUsed="0"/>
-    <w:lsdException w:name="Medium List 2 Accent 6" w:semiHidden="0" w:uiPriority="66" w:unhideWhenUsed="0"/>
-    <w:lsdException w:name="Medium Grid 1 Accent 6" w:semiHidden="0" w:uiPriority="67" w:unhideWhenUsed="0"/>
-    <w:lsdException w:name="Medium Grid 2 Accent 6" w:semiHidden="0" w:uiPriority="68" w:unhideWhenUsed="0"/>
-    <w:lsdException w:name="Medium Grid 3 Accent 6" w:semiHidden="0" w:uiPriority="69" w:unhideWhenUsed="0"/>
-    <w:lsdException w:name="Dark List Accent 6" w:semiHidden="0" w:uiPriority="70" w:unhideWhenUsed="0"/>
-    <w:lsdException w:name="Colorful Shading Accent 6" w:semiHidden="0" w:uiPriority="71" w:unhideWhenUsed="0"/>
-    <w:lsdException w:name="Colorful List Accent 6" w:semiHidden="0" w:uiPriority="72" w:unhideWhenUsed="0"/>
-    <w:lsdException w:name="Colorful Grid Accent 6" w:semiHidden="0" w:uiPriority="73" w:unhideWhenUsed="0"/>
-    <w:lsdException w:name="Subtle Emphasis" w:semiHidden="0" w:uiPriority="19" w:unhideWhenUsed="0" w:qFormat="1"/>
-    <w:lsdException w:name="Intense Emphasis" w:semiHidden="0" w:uiPriority="21" w:unhideWhenUsed="0" w:qFormat="1"/>
-    <w:lsdException w:name="Subtle Reference" w:semiHidden="0" w:uiPriority="31" w:unhideWhenUsed="0" w:qFormat="1"/>
-    <w:lsdException w:name="Intense Reference" w:semiHidden="0" w:uiPriority="32" w:unhideWhenUsed="0" w:qFormat="1"/>
-    <w:lsdException w:name="Book Title" w:semiHidden="0" w:uiPriority="33" w:unhideWhenUsed="0" w:qFormat="1"/>
-    <w:lsdException w:name="Bibliography" w:uiPriority="37"/>
-    <w:lsdException w:name="TOC Heading" w:uiPriority="39" w:qFormat="1"/>
-  </w:latentStyles>
-  <w:style w:type="paragraph" w:default="1" w:styleId="Normal">
-    <w:name w:val="Normal"/>
-    <w:qFormat/>
-  </w:style>
-  <w:style w:type="character" w:default="1" w:styleId="DefaultParagraphFont">
-    <w:name w:val="Default Paragraph Font"/>
-    <w:uiPriority w:val="1"/>
-    <w:semiHidden/>
-    <w:unhideWhenUsed/>
-  </w:style>
-  <w:style w:type="table" w:default="1" w:styleId="TableNormal">
-    <w:name w:val="Normal Table"/>
-    <w:uiPriority w:val="99"/>
-    <w:semiHidden/>
-    <w:unhideWhenUsed/>
-    <w:tblPr>
-      <w:tblInd w:w="0" w:type="dxa"/>
-      <w:tblCellMar>
-        <w:top w:w="0" w:type="dxa"/>
-        <w:left w:w="108" w:type="dxa"/>
-        <w:bottom w:w="0" w:type="dxa"/>
-        <w:right w:w="108" w:type="dxa"/>
-      </w:tblCellMar>
-    </w:tblPr>
-  </w:style>
-  <w:style w:type="numbering" w:default="1" w:styleId="NoList">
-    <w:name w:val="No List"/>
-    <w:uiPriority w:val="99"/>
-    <w:semiHidden/>
-    <w:unhideWhenUsed/>
-  </w:style>
-  <w:style w:type="table" w:styleId="TableGrid">
-    <w:name w:val="Table Grid"/>
-    <w:basedOn w:val="TableNormal"/>
-    <w:uiPriority w:val="39"/>
-    <w:rsid w:val="00E11788"/>
-    <w:pPr>
-      <w:spacing w:after="0" w:line="240" w:lineRule="auto"/>
-    </w:pPr>
-    <w:tblPr>
-      <w:tblBorders>
-        <w:top w:val="single" w:sz="4" w:space="0" w:color="auto"/>
-        <w:left w:val="single" w:sz="4" w:space="0" w:color="auto"/>
-        <w:bottom w:val="single" w:sz="4" w:space="0" w:color="auto"/>
-        <w:right w:val="single" w:sz="4" w:space="0" w:color="auto"/>
-        <w:insideH w:val="single" w:sz="4" w:space="0" w:color="auto"/>
-        <w:insideV w:val="single" w:sz="4" w:space="0" w:color="auto"/>
-      </w:tblBorders>
-    </w:tblPr>
-  </w:style>
-  <w:style w:type="paragraph" w:styleId="Header">
-    <w:name w:val="header"/>
-    <w:basedOn w:val="Normal"/>
-    <w:link w:val="HeaderChar"/>
-    <w:uiPriority w:val="99"/>
-    <w:unhideWhenUsed/>
-    <w:rsid w:val="005E1A34"/>
-    <w:pPr>
-      <w:tabs>
-        <w:tab w:val="center" w:pos="4680"/>
-        <w:tab w:val="right" w:pos="9360"/>
-      </w:tabs>
-      <w:spacing w:after="0" w:line="240" w:lineRule="auto"/>
-    </w:pPr>
-  </w:style>
-  <w:style w:type="character" w:customStyle="1" w:styleId="HeaderChar">
-    <w:name w:val="Header Char"/>
-    <w:basedOn w:val="DefaultParagraphFont"/>
-    <w:link w:val="Header"/>
-    <w:uiPriority w:val="99"/>
-    <w:rsid w:val="005E1A34"/>
-  </w:style>
-  <w:style w:type="paragraph" w:styleId="Footer">
-    <w:name w:val="footer"/>
-    <w:basedOn w:val="Normal"/>
-    <w:link w:val="FooterChar"/>
-    <w:uiPriority w:val="99"/>
-    <w:unhideWhenUsed/>
-    <w:rsid w:val="005E1A34"/>
-    <w:pPr>
-      <w:tabs>
-        <w:tab w:val="center" w:pos="4680"/>
-        <w:tab w:val="right" w:pos="9360"/>
-      </w:tabs>
-      <w:spacing w:after="0" w:line="240" w:lineRule="auto"/>
-    </w:pPr>
-  </w:style>
-  <w:style w:type="character" w:customStyle="1" w:styleId="FooterChar">
-    <w:name w:val="Footer Char"/>
-    <w:basedOn w:val="DefaultParagraphFont"/>
-    <w:link w:val="Footer"/>
-    <w:uiPriority w:val="99"/>
-    <w:rsid w:val="005E1A34"/>
-  </w:style>
-  <w:style w:type="character" w:styleId="CommentReference">
-    <w:name w:val="annotation reference"/>
-    <w:basedOn w:val="DefaultParagraphFont"/>
-    <w:uiPriority w:val="99"/>
-    <w:semiHidden/>
-    <w:unhideWhenUsed/>
-    <w:rsid w:val="0025478F"/>
-    <w:rPr>
-      <w:sz w:val="16"/>
-      <w:szCs w:val="16"/>
-    </w:rPr>
-  </w:style>
-  <w:style w:type="paragraph" w:styleId="CommentText">
-    <w:name w:val="annotation text"/>
-    <w:basedOn w:val="Normal"/>
-    <w:link w:val="CommentTextChar"/>
-    <w:uiPriority w:val="99"/>
-    <w:semiHidden/>
-    <w:unhideWhenUsed/>
-    <w:rsid w:val="0025478F"/>
-    <w:pPr>
-      <w:spacing w:line="240" w:lineRule="auto"/>
-    </w:pPr>
-    <w:rPr>
-      <w:sz w:val="20"/>
-      <w:szCs w:val="20"/>
-    </w:rPr>
-  </w:style>
-  <w:style w:type="character" w:customStyle="1" w:styleId="CommentTextChar">
-    <w:name w:val="Comment Text Char"/>
-    <w:basedOn w:val="DefaultParagraphFont"/>
-    <w:link w:val="CommentText"/>
-    <w:uiPriority w:val="99"/>
-    <w:semiHidden/>
-    <w:rsid w:val="0025478F"/>
-    <w:rPr>
-      <w:sz w:val="20"/>
-      <w:szCs w:val="20"/>
-    </w:rPr>
-  </w:style>
-  <w:style w:type="paragraph" w:styleId="CommentSubject">
-    <w:name w:val="annotation subject"/>
-    <w:basedOn w:val="CommentText"/>
-    <w:next w:val="CommentText"/>
-    <w:link w:val="CommentSubjectChar"/>
-    <w:uiPriority w:val="99"/>
-    <w:semiHidden/>
-    <w:unhideWhenUsed/>
-    <w:rsid w:val="0025478F"/>
-    <w:rPr>
-      <w:b/>
-      <w:bCs/>
-    </w:rPr>
-  </w:style>
-  <w:style w:type="character" w:customStyle="1" w:styleId="CommentSubjectChar">
-    <w:name w:val="Comment Subject Char"/>
-    <w:basedOn w:val="CommentTextChar"/>
-    <w:link w:val="CommentSubject"/>
-    <w:uiPriority w:val="99"/>
-    <w:semiHidden/>
-    <w:rsid w:val="0025478F"/>
-    <w:rPr>
-      <w:b/>
-      <w:bCs/>
-      <w:sz w:val="20"/>
-      <w:szCs w:val="20"/>
-    </w:rPr>
-  </w:style>
-  <w:style w:type="paragraph" w:styleId="BalloonText">
-    <w:name w:val="Balloon Text"/>
-    <w:basedOn w:val="Normal"/>
-    <w:link w:val="BalloonTextChar"/>
-    <w:uiPriority w:val="99"/>
-    <w:semiHidden/>
-    <w:unhideWhenUsed/>
-    <w:rsid w:val="0025478F"/>
-    <w:pPr>
-      <w:spacing w:after="0" w:line="240" w:lineRule="auto"/>
-    </w:pPr>
-    <w:rPr>
-      <w:rFonts w:ascii="Segoe UI" w:hAnsi="Segoe UI" w:cs="Segoe UI"/>
-      <w:sz w:val="18"/>
-      <w:szCs w:val="18"/>
-    </w:rPr>
-  </w:style>
-  <w:style w:type="character" w:customStyle="1" w:styleId="BalloonTextChar">
-    <w:name w:val="Balloon Text Char"/>
-    <w:basedOn w:val="DefaultParagraphFont"/>
-    <w:link w:val="BalloonText"/>
-    <w:uiPriority w:val="99"/>
-    <w:semiHidden/>
-    <w:rsid w:val="0025478F"/>
-    <w:rPr>
-      <w:rFonts w:ascii="Segoe UI" w:hAnsi="Segoe UI" w:cs="Segoe UI"/>
-      <w:sz w:val="18"/>
-      <w:szCs w:val="18"/>
-    </w:rPr>
-  </w:style>
-  <w:style w:type="paragraph" w:styleId="ListParagraph">
-    <w:name w:val="List Paragraph"/>
-    <w:basedOn w:val="Normal"/>
-    <w:uiPriority w:val="34"/>
-    <w:qFormat/>
-    <w:rsid w:val="00024A4C"/>
-    <w:pPr>
-      <w:ind w:left="720"/>
-      <w:contextualSpacing/>
-    </w:pPr>
-  </w:style>
-  <w:style w:type="character" w:customStyle="1" w:styleId="lrzxr">
-    <w:name w:val="lrzxr"/>
-    <w:basedOn w:val="DefaultParagraphFont"/>
-    <w:rsid w:val="00F509DB"/>
-  </w:style>
-</w:styles>
-</file>
-
-<file path=word/stylesWithEffects.xml><?xml version="1.0" encoding="utf-8"?>
-<w:styles xmlns:wpc="http://schemas.microsoft.com/office/word/2010/wordprocessingCanvas" xmlns:mc="http://schemas.openxmlformats.org/markup-compatibility/2006" xmlns:o="urn:schemas-microsoft-com:office:office" xmlns:r="http://schemas.openxmlformats.org/officeDocument/2006/relationships" xmlns:m="http://schemas.openxmlformats.org/officeDocument/2006/math" xmlns:v="urn:schemas-microsoft-com:vml" xmlns:wp14="http://schemas.microsoft.com/office/word/2010/wordprocessingDrawing" xmlns:wp="http://schemas.openxmlformats.org/drawingml/2006/wordprocessingDrawing" xmlns:w10="urn:schemas-microsoft-com:office:word" xmlns:w="http://schemas.openxmlformats.org/wordprocessingml/2006/main" xmlns:w14="http://schemas.microsoft.com/office/word/2010/wordml" xmlns:wpg="http://schemas.microsoft.com/office/word/2010/wordprocessingGroup" xmlns:wpi="http://schemas.microsoft.com/office/word/2010/wordprocessingInk" xmlns:wne="http://schemas.microsoft.com/office/word/2006/wordml" xmlns:wps="http://schemas.microsoft.com/office/word/2010/wordprocessingShape" mc:Ignorable="w14 wp14">
-  <w:docDefaults>
-    <w:rPrDefault>
-      <w:rPr>
-        <w:rFonts w:asciiTheme="minorHAnsi" w:eastAsiaTheme="minorHAnsi" w:hAnsiTheme="minorHAnsi" w:cstheme="minorBidi"/>
-        <w:sz w:val="22"/>
-        <w:szCs w:val="22"/>
-        <w:lang w:val="en-US" w:eastAsia="en-US" w:bidi="ar-SA"/>
-      </w:rPr>
-    </w:rPrDefault>
-    <w:pPrDefault>
-      <w:pPr>
-        <w:spacing w:after="160" w:line="259" w:lineRule="auto"/>
-      </w:pPr>
-    </w:pPrDefault>
-  </w:docDefaults>
-  <w:latentStyles w:defLockedState="0" w:defUIPriority="99" w:defSemiHidden="1" w:defUnhideWhenUsed="1" w:defQFormat="0" w:count="267">
-    <w:lsdException w:name="Normal" w:semiHidden="0" w:uiPriority="0" w:unhideWhenUsed="0" w:qFormat="1"/>
-    <w:lsdException w:name="heading 1" w:semiHidden="0" w:uiPriority="9" w:unhideWhenUsed="0" w:qFormat="1"/>
-    <w:lsdException w:name="heading 2" w:uiPriority="9" w:qFormat="1"/>
-    <w:lsdException w:name="heading 3" w:uiPriority="9" w:qFormat="1"/>
-    <w:lsdException w:name="heading 4" w:uiPriority="9" w:qFormat="1"/>
-    <w:lsdException w:name="heading 5" w:uiPriority="9" w:qFormat="1"/>
-    <w:lsdException w:name="heading 6" w:uiPriority="9" w:qFormat="1"/>
-    <w:lsdException w:name="heading 7" w:uiPriority="9" w:qFormat="1"/>
-    <w:lsdException w:name="heading 8" w:uiPriority="9" w:qFormat="1"/>
-    <w:lsdException w:name="heading 9" w:uiPriority="9" w:qFormat="1"/>
-    <w:lsdException w:name="toc 1" w:uiPriority="39"/>
-    <w:lsdException w:name="toc 2" w:uiPriority="39"/>
-    <w:lsdException w:name="toc 3" w:uiPriority="39"/>
-    <w:lsdException w:name="toc 4" w:uiPriority="39"/>
-    <w:lsdException w:name="toc 5" w:uiPriority="39"/>
-    <w:lsdException w:name="toc 6" w:uiPriority="39"/>
-    <w:lsdException w:name="toc 7" w:uiPriority="39"/>
-    <w:lsdException w:name="toc 8" w:uiPriority="39"/>
-    <w:lsdException w:name="toc 9" w:uiPriority="39"/>
-    <w:lsdException w:name="caption" w:uiPriority="35" w:qFormat="1"/>
-    <w:lsdException w:name="Title" w:semiHidden="0" w:uiPriority="10" w:unhideWhenUsed="0" w:qFormat="1"/>
-    <w:lsdException w:name="Default Paragraph Font" w:uiPriority="1"/>
-    <w:lsdException w:name="Subtitle" w:semiHidden="0" w:uiPriority="11" w:unhideWhenUsed="0" w:qFormat="1"/>
-    <w:lsdException w:name="Strong" w:semiHidden="0" w:uiPriority="22" w:unhideWhenUsed="0" w:qFormat="1"/>
-    <w:lsdException w:name="Emphasis" w:semiHidden="0" w:uiPriority="20" w:unhideWhenUsed="0" w:qFormat="1"/>
-    <w:lsdException w:name="Table Grid" w:semiHidden="0" w:uiPriority="39" w:unhideWhenUsed="0"/>
-    <w:lsdException w:name="Placeholder Text" w:unhideWhenUsed="0"/>
-    <w:lsdException w:name="No Spacing" w:semiHidden="0" w:uiPriority="1" w:unhideWhenUsed="0" w:qFormat="1"/>
-    <w:lsdException w:name="Light Shading" w:semiHidden="0" w:uiPriority="60" w:unhideWhenUsed="0"/>
-    <w:lsdException w:name="Light List" w:semiHidden="0" w:uiPriority="61" w:unhideWhenUsed="0"/>
-    <w:lsdException w:name="Light Grid" w:semiHidden="0" w:uiPriority="62" w:unhideWhenUsed="0"/>
-    <w:lsdException w:name="Medium Shading 1" w:semiHidden="0" w:uiPriority="63" w:unhideWhenUsed="0"/>
-    <w:lsdException w:name="Medium Shading 2" w:semiHidden="0" w:uiPriority="64" w:unhideWhenUsed="0"/>
-    <w:lsdException w:name="Medium List 1" w:semiHidden="0" w:uiPriority="65" w:unhideWhenUsed="0"/>
-    <w:lsdException w:name="Medium List 2" w:semiHidden="0" w:uiPriority="66" w:unhideWhenUsed="0"/>
-    <w:lsdException w:name="Medium Grid 1" w:semiHidden="0" w:uiPriority="67" w:unhideWhenUsed="0"/>
-    <w:lsdException w:name="Medium Grid 2" w:semiHidden="0" w:uiPriority="68" w:unhideWhenUsed="0"/>
-    <w:lsdException w:name="Medium Grid 3" w:semiHidden="0" w:uiPriority="69" w:unhideWhenUsed="0"/>
-    <w:lsdException w:name="Dark List" w:semiHidden="0" w:uiPriority="70" w:unhideWhenUsed="0"/>
-    <w:lsdException w:name="Colorful Shading" w:semiHidden="0" w:uiPriority="71" w:unhideWhenUsed="0"/>
-    <w:lsdException w:name="Colorful List" w:semiHidden="0" w:uiPriority="72" w:unhideWhenUsed="0"/>
-    <w:lsdException w:name="Colorful Grid" w:semiHidden="0" w:uiPriority="73" w:unhideWhenUsed="0"/>
-    <w:lsdException w:name="Light Shading Accent 1" w:semiHidden="0" w:uiPriority="60" w:unhideWhenUsed="0"/>
-    <w:lsdException w:name="Light List Accent 1" w:semiHidden="0" w:uiPriority="61" w:unhideWhenUsed="0"/>
-    <w:lsdException w:name="Light Grid Accent 1" w:semiHidden="0" w:uiPriority="62" w:unhideWhenUsed="0"/>
-    <w:lsdException w:name="Medium Shading 1 Accent 1" w:semiHidden="0" w:uiPriority="63" w:unhideWhenUsed="0"/>
-    <w:lsdException w:name="Medium Shading 2 Accent 1" w:semiHidden="0" w:uiPriority="64" w:unhideWhenUsed="0"/>
-    <w:lsdException w:name="Medium List 1 Accent 1" w:semiHidden="0" w:uiPriority="65" w:unhideWhenUsed="0"/>
-    <w:lsdException w:name="Revision" w:unhideWhenUsed="0"/>
-    <w:lsdException w:name="List Paragraph" w:semiHidden="0" w:uiPriority="34" w:unhideWhenUsed="0" w:qFormat="1"/>
-    <w:lsdException w:name="Quote" w:semiHidden="0" w:uiPriority="29" w:unhideWhenUsed="0" w:qFormat="1"/>
-    <w:lsdException w:name="Intense Quote" w:semiHidden="0" w:uiPriority="30" w:unhideWhenUsed="0" w:qFormat="1"/>
-    <w:lsdException w:name="Medium List 2 Accent 1" w:semiHidden="0" w:uiPriority="66" w:unhideWhenUsed="0"/>
-    <w:lsdException w:name="Medium Grid 1 Accent 1" w:semiHidden="0" w:uiPriority="67" w:unhideWhenUsed="0"/>
-    <w:lsdException w:name="Medium Grid 2 Accent 1" w:semiHidden="0" w:uiPriority="68" w:unhideWhenUsed="0"/>
-    <w:lsdException w:name="Medium Grid 3 Accent 1" w:semiHidden="0" w:uiPriority="69" w:unhideWhenUsed="0"/>
-    <w:lsdException w:name="Dark List Accent 1" w:semiHidden="0" w:uiPriority="70" w:unhideWhenUsed="0"/>
-    <w:lsdException w:name="Colorful Shading Accent 1" w:semiHidden="0" w:uiPriority="71" w:unhideWhenUsed="0"/>
-    <w:lsdException w:name="Colorful List Accent 1" w:semiHidden="0" w:uiPriority="72" w:unhideWhenUsed="0"/>
-    <w:lsdException w:name="Colorful Grid Accent 1" w:semiHidden="0" w:uiPriority="73" w:unhideWhenUsed="0"/>
-    <w:lsdException w:name="Light Shading Accent 2" w:semiHidden="0" w:uiPriority="60" w:unhideWhenUsed="0"/>
-    <w:lsdException w:name="Light List Accent 2" w:semiHidden="0" w:uiPriority="61" w:unhideWhenUsed="0"/>
-    <w:lsdException w:name="Light Grid Accent 2" w:semiHidden="0" w:uiPriority="62" w:unhideWhenUsed="0"/>
-    <w:lsdException w:name="Medium Shading 1 Accent 2" w:semiHidden="0" w:uiPriority="63" w:unhideWhenUsed="0"/>
-    <w:lsdException w:name="Medium Shading 2 Accent 2" w:semiHidden="0" w:uiPriority="64" w:unhideWhenUsed="0"/>
-    <w:lsdException w:name="Medium List 1 Accent 2" w:semiHidden="0" w:uiPriority="65" w:unhideWhenUsed="0"/>
-    <w:lsdException w:name="Medium List 2 Accent 2" w:semiHidden="0" w:uiPriority="66" w:unhideWhenUsed="0"/>
-    <w:lsdException w:name="Medium Grid 1 Accent 2" w:semiHidden="0" w:uiPriority="67" w:unhideWhenUsed="0"/>
-    <w:lsdException w:name="Medium Grid 2 Accent 2" w:semiHidden="0" w:uiPriority="68" w:unhideWhenUsed="0"/>
-    <w:lsdException w:name="Medium Grid 3 Accent 2" w:semiHidden="0" w:uiPriority="69" w:unhideWhenUsed="0"/>
-    <w:lsdException w:name="Dark List Accent 2" w:semiHidden="0" w:uiPriority="70" w:unhideWhenUsed="0"/>
-    <w:lsdException w:name="Colorful Shading Accent 2" w:semiHidden="0" w:uiPriority="71" w:unhideWhenUsed="0"/>
-    <w:lsdException w:name="Colorful List Accent 2" w:semiHidden="0" w:uiPriority="72" w:unhideWhenUsed="0"/>
-    <w:lsdException w:name="Colorful Grid Accent 2" w:semiHidden="0" w:uiPriority="73" w:unhideWhenUsed="0"/>
-    <w:lsdException w:name="Light Shading Accent 3" w:semiHidden="0" w:uiPriority="60" w:unhideWhenUsed="0"/>
-    <w:lsdException w:name="Light List Accent 3" w:semiHidden="0" w:uiPriority="61" w:unhideWhenUsed="0"/>
-    <w:lsdException w:name="Light Grid Accent 3" w:semiHidden="0" w:uiPriority="62" w:unhideWhenUsed="0"/>
-    <w:lsdException w:name="Medium Shading 1 Accent 3" w:semiHidden="0" w:uiPriority="63" w:unhideWhenUsed="0"/>
-    <w:lsdException w:name="Medium Shading 2 Accent 3" w:semiHidden="0" w:uiPriority="64" w:unhideWhenUsed="0"/>
-    <w:lsdException w:name="Medium List 1 Accent 3" w:semiHidden="0" w:uiPriority="65" w:unhideWhenUsed="0"/>
-    <w:lsdException w:name="Medium List 2 Accent 3" w:semiHidden="0" w:uiPriority="66" w:unhideWhenUsed="0"/>
-    <w:lsdException w:name="Medium Grid 1 Accent 3" w:semiHidden="0" w:uiPriority="67" w:unhideWhenUsed="0"/>
-    <w:lsdException w:name="Medium Grid 2 Accent 3" w:semiHidden="0" w:uiPriority="68" w:unhideWhenUsed="0"/>
-    <w:lsdException w:name="Medium Grid 3 Accent 3" w:semiHidden="0" w:uiPriority="69" w:unhideWhenUsed="0"/>
-    <w:lsdException w:name="Dark List Accent 3" w:semiHidden="0" w:uiPriority="70" w:unhideWhenUsed="0"/>
-    <w:lsdException w:name="Colorful Shading Accent 3" w:semiHidden="0" w:uiPriority="71" w:unhideWhenUsed="0"/>
-    <w:lsdException w:name="Colorful List Accent 3" w:semiHidden="0" w:uiPriority="72" w:unhideWhenUsed="0"/>
-    <w:lsdException w:name="Colorful Grid Accent 3" w:semiHidden="0" w:uiPriority="73" w:unhideWhenUsed="0"/>
-    <w:lsdException w:name="Light Shading Accent 4" w:semiHidden="0" w:uiPriority="60" w:unhideWhenUsed="0"/>
-    <w:lsdException w:name="Light List Accent 4" w:semiHidden="0" w:uiPriority="61" w:unhideWhenUsed="0"/>
-    <w:lsdException w:name="Light Grid Accent 4" w:semiHidden="0" w:uiPriority="62" w:unhideWhenUsed="0"/>
-    <w:lsdException w:name="Medium Shading 1 Accent 4" w:semiHidden="0" w:uiPriority="63" w:unhideWhenUsed="0"/>
-    <w:lsdException w:name="Medium Shading 2 Accent 4" w:semiHidden="0" w:uiPriority="64" w:unhideWhenUsed="0"/>
-    <w:lsdException w:name="Medium List 1 Accent 4" w:semiHidden="0" w:uiPriority="65" w:unhideWhenUsed="0"/>
-    <w:lsdException w:name="Medium List 2 Accent 4" w:semiHidden="0" w:uiPriority="66" w:unhideWhenUsed="0"/>
-    <w:lsdException w:name="Medium Grid 1 Accent 4" w:semiHidden="0" w:uiPriority="67" w:unhideWhenUsed="0"/>
-    <w:lsdException w:name="Medium Grid 2 Accent 4" w:semiHidden="0" w:uiPriority="68" w:unhideWhenUsed="0"/>
-    <w:lsdException w:name="Medium Grid 3 Accent 4" w:semiHidden="0" w:uiPriority="69" w:unhideWhenUsed="0"/>
-    <w:lsdException w:name="Dark List Accent 4" w:semiHidden="0" w:uiPriority="70" w:unhideWhenUsed="0"/>
-    <w:lsdException w:name="Colorful Shading Accent 4" w:semiHidden="0" w:uiPriority="71" w:unhideWhenUsed="0"/>
-    <w:lsdException w:name="Colorful List Accent 4" w:semiHidden="0" w:uiPriority="72" w:unhideWhenUsed="0"/>
-    <w:lsdException w:name="Colorful Grid Accent 4" w:semiHidden="0" w:uiPriority="73" w:unhideWhenUsed="0"/>
-    <w:lsdException w:name="Light Shading Accent 5" w:semiHidden="0" w:uiPriority="60" w:unhideWhenUsed="0"/>
-    <w:lsdException w:name="Light List Accent 5" w:semiHidden="0" w:uiPriority="61" w:unhideWhenUsed="0"/>
-    <w:lsdException w:name="Light Grid Accent 5" w:semiHidden="0" w:uiPriority="62" w:unhideWhenUsed="0"/>
-    <w:lsdException w:name="Medium Shading 1 Accent 5" w:semiHidden="0" w:uiPriority="63" w:unhideWhenUsed="0"/>
-    <w:lsdException w:name="Medium Shading 2 Accent 5" w:semiHidden="0" w:uiPriority="64" w:unhideWhenUsed="0"/>
-    <w:lsdException w:name="Medium List 1 Accent 5" w:semiHidden="0" w:uiPriority="65" w:unhideWhenUsed="0"/>
-    <w:lsdException w:name="Medium List 2 Accent 5" w:semiHidden="0" w:uiPriority="66" w:unhideWhenUsed="0"/>
-    <w:lsdException w:name="Medium Grid 1 Accent 5" w:semiHidden="0" w:uiPriority="67" w:unhideWhenUsed="0"/>
-    <w:lsdException w:name="Medium Grid 2 Accent 5" w:semiHidden="0" w:uiPriority="68" w:unhideWhenUsed="0"/>
-    <w:lsdException w:name="Medium Grid 3 Accent 5" w:semiHidden="0" w:uiPriority="69" w:unhideWhenUsed="0"/>
-    <w:lsdException w:name="Dark List Accent 5" w:semiHidden="0" w:uiPriority="70" w:unhideWhenUsed="0"/>
-    <w:lsdException w:name="Colorful Shading Accent 5" w:semiHidden="0" w:uiPriority="71" w:unhideWhenUsed="0"/>
-    <w:lsdException w:name="Colorful List Accent 5" w:semiHidden="0" w:uiPriority="72" w:unhideWhenUsed="0"/>
-    <w:lsdException w:name="Colorful Grid Accent 5" w:semiHidden="0" w:uiPriority="73" w:unhideWhenUsed="0"/>
-    <w:lsdException w:name="Light Shading Accent 6" w:semiHidden="0" w:uiPriority="60" w:unhideWhenUsed="0"/>
-    <w:lsdException w:name="Light List Accent 6" w:semiHidden="0" w:uiPriority="61" w:unhideWhenUsed="0"/>
-    <w:lsdException w:name="Light Grid Accent 6" w:semiHidden="0" w:uiPriority="62" w:unhideWhenUsed="0"/>
-    <w:lsdException w:name="Medium Shading 1 Accent 6" w:semiHidden="0" w:uiPriority="63" w:unhideWhenUsed="0"/>
-    <w:lsdException w:name="Medium Shading 2 Accent 6" w:semiHidden="0" w:uiPriority="64" w:unhideWhenUsed="0"/>
-    <w:lsdException w:name="Medium List 1 Accent 6" w:semiHidden="0" w:uiPriority="65" w:unhideWhenUsed="0"/>
-    <w:lsdException w:name="Medium List 2 Accent 6" w:semiHidden="0" w:uiPriority="66" w:unhideWhenUsed="0"/>
-    <w:lsdException w:name="Medium Grid 1 Accent 6" w:semiHidden="0" w:uiPriority="67" w:unhideWhenUsed="0"/>
-    <w:lsdException w:name="Medium Grid 2 Accent 6" w:semiHidden="0" w:uiPriority="68" w:unhideWhenUsed="0"/>
-    <w:lsdException w:name="Medium Grid 3 Accent 6" w:semiHidden="0" w:uiPriority="69" w:unhideWhenUsed="0"/>
-    <w:lsdException w:name="Dark List Accent 6" w:semiHidden="0" w:uiPriority="70" w:unhideWhenUsed="0"/>
-    <w:lsdException w:name="Colorful Shading Accent 6" w:semiHidden="0" w:uiPriority="71" w:unhideWhenUsed="0"/>
-    <w:lsdException w:name="Colorful List Accent 6" w:semiHidden="0" w:uiPriority="72" w:unhideWhenUsed="0"/>
-    <w:lsdException w:name="Colorful Grid Accent 6" w:semiHidden="0" w:uiPriority="73" w:unhideWhenUsed="0"/>
-    <w:lsdException w:name="Subtle Emphasis" w:semiHidden="0" w:uiPriority="19" w:unhideWhenUsed="0" w:qFormat="1"/>
-    <w:lsdException w:name="Intense Emphasis" w:semiHidden="0" w:uiPriority="21" w:unhideWhenUsed="0" w:qFormat="1"/>
-    <w:lsdException w:name="Subtle Reference" w:semiHidden="0" w:uiPriority="31" w:unhideWhenUsed="0" w:qFormat="1"/>
-    <w:lsdException w:name="Intense Reference" w:semiHidden="0" w:uiPriority="32" w:unhideWhenUsed="0" w:qFormat="1"/>
-    <w:lsdException w:name="Book Title" w:semiHidden="0" w:uiPriority="33" w:unhideWhenUsed="0" w:qFormat="1"/>
-    <w:lsdException w:name="Bibliography" w:uiPriority="37"/>
-    <w:lsdException w:name="TOC Heading" w:uiPriority="39" w:qFormat="1"/>
+  <w:latentStyles w:defLockedState="0" w:defUIPriority="99" w:defSemiHidden="0" w:defUnhideWhenUsed="0" w:defQFormat="0" w:count="376">
+    <w:lsdException w:name="Normal" w:uiPriority="0" w:qFormat="1"/>
+    <w:lsdException w:name="heading 1" w:uiPriority="9" w:qFormat="1"/>
+    <w:lsdException w:name="heading 2" w:semiHidden="1" w:uiPriority="9" w:unhideWhenUsed="1" w:qFormat="1"/>
+    <w:lsdException w:name="heading 3" w:semiHidden="1" w:uiPriority="9" w:unhideWhenUsed="1" w:qFormat="1"/>
+    <w:lsdException w:name="heading 4" w:semiHidden="1" w:uiPriority="9" w:unhideWhenUsed="1" w:qFormat="1"/>
+    <w:lsdException w:name="heading 5" w:semiHidden="1" w:uiPriority="9" w:unhideWhenUsed="1" w:qFormat="1"/>
+    <w:lsdException w:name="heading 6" w:semiHidden="1" w:uiPriority="9" w:unhideWhenUsed="1" w:qFormat="1"/>
+    <w:lsdException w:name="heading 7" w:semiHidden="1" w:uiPriority="9" w:unhideWhenUsed="1" w:qFormat="1"/>
+    <w:lsdException w:name="heading 8" w:semiHidden="1" w:uiPriority="9" w:unhideWhenUsed="1" w:qFormat="1"/>
+    <w:lsdException w:name="heading 9" w:semiHidden="1" w:uiPriority="9" w:unhideWhenUsed="1" w:qFormat="1"/>
+    <w:lsdException w:name="index 1" w:semiHidden="1" w:unhideWhenUsed="1"/>
+    <w:lsdException w:name="index 2" w:semiHidden="1" w:unhideWhenUsed="1"/>
+    <w:lsdException w:name="index 3" w:semiHidden="1" w:unhideWhenUsed="1"/>
+    <w:lsdException w:name="index 4" w:semiHidden="1" w:unhideWhenUsed="1"/>
+    <w:lsdException w:name="index 5" w:semiHidden="1" w:unhideWhenUsed="1"/>
+    <w:lsdException w:name="index 6" w:semiHidden="1" w:unhideWhenUsed="1"/>
+    <w:lsdException w:name="index 7" w:semiHidden="1" w:unhideWhenUsed="1"/>
+    <w:lsdException w:name="index 8" w:semiHidden="1" w:unhideWhenUsed="1"/>
+    <w:lsdException w:name="index 9" w:semiHidden="1" w:unhideWhenUsed="1"/>
+    <w:lsdException w:name="toc 1" w:semiHidden="1" w:uiPriority="39" w:unhideWhenUsed="1"/>
+    <w:lsdException w:name="toc 2" w:semiHidden="1" w:uiPriority="39" w:unhideWhenUsed="1"/>
+    <w:lsdException w:name="toc 3" w:semiHidden="1" w:uiPriority="39" w:unhideWhenUsed="1"/>
+    <w:lsdException w:name="toc 4" w:semiHidden="1" w:uiPriority="39" w:unhideWhenUsed="1"/>
+    <w:lsdException w:name="toc 5" w:semiHidden="1" w:uiPriority="39" w:unhideWhenUsed="1"/>
+    <w:lsdException w:name="toc 6" w:semiHidden="1" w:uiPriority="39" w:unhideWhenUsed="1"/>
+    <w:lsdException w:name="toc 7" w:semiHidden="1" w:uiPriority="39" w:unhideWhenUsed="1"/>
+    <w:lsdException w:name="toc 8" w:semiHidden="1" w:uiPriority="39" w:unhideWhenUsed="1"/>
+    <w:lsdException w:name="toc 9" w:semiHidden="1" w:uiPriority="39" w:unhideWhenUsed="1"/>
+    <w:lsdException w:name="Normal Indent" w:semiHidden="1" w:unhideWhenUsed="1"/>
+    <w:lsdException w:name="footnote text" w:semiHidden="1" w:unhideWhenUsed="1"/>
+    <w:lsdException w:name="annotation text" w:semiHidden="1" w:unhideWhenUsed="1"/>
+    <w:lsdException w:name="header" w:semiHidden="1" w:unhideWhenUsed="1"/>
+    <w:lsdException w:name="footer" w:semiHidden="1" w:unhideWhenUsed="1"/>
+    <w:lsdException w:name="index heading" w:semiHidden="1" w:unhideWhenUsed="1"/>
+    <w:lsdException w:name="caption" w:semiHidden="1" w:uiPriority="35" w:unhideWhenUsed="1" w:qFormat="1"/>
+    <w:lsdException w:name="table of figures" w:semiHidden="1" w:unhideWhenUsed="1"/>
+    <w:lsdException w:name="envelope address" w:semiHidden="1" w:unhideWhenUsed="1"/>
+    <w:lsdException w:name="envelope return" w:semiHidden="1" w:unhideWhenUsed="1"/>
+    <w:lsdException w:name="footnote reference" w:semiHidden="1" w:unhideWhenUsed="1"/>
+    <w:lsdException w:name="annotation reference" w:semiHidden="1" w:unhideWhenUsed="1"/>
+    <w:lsdException w:name="line number" w:semiHidden="1" w:unhideWhenUsed="1"/>
+    <w:lsdException w:name="page number" w:semiHidden="1" w:unhideWhenUsed="1"/>
+    <w:lsdException w:name="endnote reference" w:semiHidden="1" w:unhideWhenUsed="1"/>
+    <w:lsdException w:name="endnote text" w:semiHidden="1" w:unhideWhenUsed="1"/>
+    <w:lsdException w:name="table of authorities" w:semiHidden="1" w:unhideWhenUsed="1"/>
+    <w:lsdException w:name="macro" w:semiHidden="1" w:unhideWhenUsed="1"/>
+    <w:lsdException w:name="toa heading" w:semiHidden="1" w:unhideWhenUsed="1"/>
+    <w:lsdException w:name="List" w:semiHidden="1" w:unhideWhenUsed="1"/>
+    <w:lsdException w:name="List Bullet" w:semiHidden="1" w:unhideWhenUsed="1"/>
+    <w:lsdException w:name="List Number" w:semiHidden="1" w:unhideWhenUsed="1"/>
+    <w:lsdException w:name="List 2" w:semiHidden="1" w:unhideWhenUsed="1"/>
+    <w:lsdException w:name="List 3" w:semiHidden="1" w:unhideWhenUsed="1"/>
+    <w:lsdException w:name="List 4" w:semiHidden="1" w:unhideWhenUsed="1"/>
+    <w:lsdException w:name="List 5" w:semiHidden="1" w:unhideWhenUsed="1"/>
+    <w:lsdException w:name="List Bullet 2" w:semiHidden="1" w:unhideWhenUsed="1"/>
+    <w:lsdException w:name="List Bullet 3" w:semiHidden="1" w:unhideWhenUsed="1"/>
+    <w:lsdException w:name="List Bullet 4" w:semiHidden="1" w:unhideWhenUsed="1"/>
+    <w:lsdException w:name="List Bullet 5" w:semiHidden="1" w:unhideWhenUsed="1"/>
+    <w:lsdException w:name="List Number 2" w:semiHidden="1" w:unhideWhenUsed="1"/>
+    <w:lsdException w:name="List Number 3" w:semiHidden="1" w:unhideWhenUsed="1"/>
+    <w:lsdException w:name="List Number 4" w:semiHidden="1" w:unhideWhenUsed="1"/>
+    <w:lsdException w:name="List Number 5" w:semiHidden="1" w:unhideWhenUsed="1"/>
+    <w:lsdException w:name="Title" w:uiPriority="10" w:qFormat="1"/>
+    <w:lsdException w:name="Closing" w:semiHidden="1" w:unhideWhenUsed="1"/>
+    <w:lsdException w:name="Signature" w:semiHidden="1" w:unhideWhenUsed="1"/>
+    <w:lsdException w:name="Default Paragraph Font" w:semiHidden="1" w:uiPriority="1" w:unhideWhenUsed="1"/>
+    <w:lsdException w:name="Body Text" w:semiHidden="1" w:unhideWhenUsed="1"/>
+    <w:lsdException w:name="Body Text Indent" w:semiHidden="1" w:unhideWhenUsed="1"/>
+    <w:lsdException w:name="List Continue" w:semiHidden="1" w:unhideWhenUsed="1"/>
+    <w:lsdException w:name="List Continue 2" w:semiHidden="1" w:unhideWhenUsed="1"/>
+    <w:lsdException w:name="List Continue 3" w:semiHidden="1" w:unhideWhenUsed="1"/>
+    <w:lsdException w:name="List Continue 4" w:semiHidden="1" w:unhideWhenUsed="1"/>
+    <w:lsdException w:name="List Continue 5" w:semiHidden="1" w:unhideWhenUsed="1"/>
+    <w:lsdException w:name="Message Header" w:semiHidden="1" w:unhideWhenUsed="1"/>
+    <w:lsdException w:name="Subtitle" w:uiPriority="11" w:qFormat="1"/>
+    <w:lsdException w:name="Salutation" w:semiHidden="1" w:unhideWhenUsed="1"/>
+    <w:lsdException w:name="Date" w:semiHidden="1" w:unhideWhenUsed="1"/>
+    <w:lsdException w:name="Body Text First Indent" w:semiHidden="1" w:unhideWhenUsed="1"/>
+    <w:lsdException w:name="Body Text First Indent 2" w:semiHidden="1" w:unhideWhenUsed="1"/>
+    <w:lsdException w:name="Note Heading" w:semiHidden="1" w:unhideWhenUsed="1"/>
+    <w:lsdException w:name="Body Text 2" w:semiHidden="1" w:unhideWhenUsed="1"/>
+    <w:lsdException w:name="Body Text 3" w:semiHidden="1" w:unhideWhenUsed="1"/>
+    <w:lsdException w:name="Body Text Indent 2" w:semiHidden="1" w:unhideWhenUsed="1"/>
+    <w:lsdException w:name="Body Text Indent 3" w:semiHidden="1" w:unhideWhenUsed="1"/>
+    <w:lsdException w:name="Block Text" w:semiHidden="1" w:unhideWhenUsed="1"/>
+    <w:lsdException w:name="Hyperlink" w:semiHidden="1" w:unhideWhenUsed="1"/>
+    <w:lsdException w:name="FollowedHyperlink" w:semiHidden="1" w:unhideWhenUsed="1"/>
+    <w:lsdException w:name="Strong" w:uiPriority="22" w:qFormat="1"/>
+    <w:lsdException w:name="Emphasis" w:uiPriority="20" w:qFormat="1"/>
+    <w:lsdException w:name="Document Map" w:semiHidden="1" w:unhideWhenUsed="1"/>
+    <w:lsdException w:name="Plain Text" w:semiHidden="1" w:unhideWhenUsed="1"/>
+    <w:lsdException w:name="E-mail Signature" w:semiHidden="1" w:unhideWhenUsed="1"/>
+    <w:lsdException w:name="HTML Top of Form" w:semiHidden="1" w:unhideWhenUsed="1"/>
+    <w:lsdException w:name="HTML Bottom of Form" w:semiHidden="1" w:unhideWhenUsed="1"/>
+    <w:lsdException w:name="Normal (Web)" w:semiHidden="1" w:unhideWhenUsed="1"/>
+    <w:lsdException w:name="HTML Acronym" w:semiHidden="1" w:unhideWhenUsed="1"/>
+    <w:lsdException w:name="HTML Address" w:semiHidden="1" w:unhideWhenUsed="1"/>
+    <w:lsdException w:name="HTML Cite" w:semiHidden="1" w:unhideWhenUsed="1"/>
+    <w:lsdException w:name="HTML Code" w:semiHidden="1" w:unhideWhenUsed="1"/>
+    <w:lsdException w:name="HTML Definition" w:semiHidden="1" w:unhideWhenUsed="1"/>
+    <w:lsdException w:name="HTML Keyboard" w:semiHidden="1" w:unhideWhenUsed="1"/>
+    <w:lsdException w:name="HTML Preformatted" w:semiHidden="1" w:unhideWhenUsed="1"/>
+    <w:lsdException w:name="HTML Sample" w:semiHidden="1" w:unhideWhenUsed="1"/>
+    <w:lsdException w:name="HTML Typewriter" w:semiHidden="1" w:unhideWhenUsed="1"/>
+    <w:lsdException w:name="HTML Variable" w:semiHidden="1" w:unhideWhenUsed="1"/>
+    <w:lsdException w:name="Normal Table" w:semiHidden="1" w:unhideWhenUsed="1"/>
+    <w:lsdException w:name="annotation subject" w:semiHidden="1" w:unhideWhenUsed="1"/>
+    <w:lsdException w:name="No List" w:semiHidden="1" w:unhideWhenUsed="1"/>
+    <w:lsdException w:name="Outline List 1" w:semiHidden="1" w:unhideWhenUsed="1"/>
+    <w:lsdException w:name="Outline List 2" w:semiHidden="1" w:unhideWhenUsed="1"/>
+    <w:lsdException w:name="Outline List 3" w:semiHidden="1" w:unhideWhenUsed="1"/>
+    <w:lsdException w:name="Table Simple 1" w:semiHidden="1" w:unhideWhenUsed="1"/>
+    <w:lsdException w:name="Table Simple 2" w:semiHidden="1" w:unhideWhenUsed="1"/>
+    <w:lsdException w:name="Table Simple 3" w:semiHidden="1" w:unhideWhenUsed="1"/>
+    <w:lsdException w:name="Table Classic 1" w:semiHidden="1" w:unhideWhenUsed="1"/>
+    <w:lsdException w:name="Table Classic 2" w:semiHidden="1" w:unhideWhenUsed="1"/>
+    <w:lsdException w:name="Table Classic 3" w:semiHidden="1" w:unhideWhenUsed="1"/>
+    <w:lsdException w:name="Table Classic 4" w:semiHidden="1" w:unhideWhenUsed="1"/>
+    <w:lsdException w:name="Table Colorful 1" w:semiHidden="1" w:unhideWhenUsed="1"/>
+    <w:lsdException w:name="Table Colorful 2" w:semiHidden="1" w:unhideWhenUsed="1"/>
+    <w:lsdException w:name="Table Colorful 3" w:semiHidden="1" w:unhideWhenUsed="1"/>
+    <w:lsdException w:name="Table Columns 1" w:semiHidden="1" w:unhideWhenUsed="1"/>
+    <w:lsdException w:name="Table Columns 2" w:semiHidden="1" w:unhideWhenUsed="1"/>
+    <w:lsdException w:name="Table Columns 3" w:semiHidden="1" w:unhideWhenUsed="1"/>
+    <w:lsdException w:name="Table Columns 4" w:semiHidden="1" w:unhideWhenUsed="1"/>
+    <w:lsdException w:name="Table Columns 5" w:semiHidden="1" w:unhideWhenUsed="1"/>
+    <w:lsdException w:name="Table Grid 1" w:semiHidden="1" w:unhideWhenUsed="1"/>
+    <w:lsdException w:name="Table Grid 2" w:semiHidden="1" w:unhideWhenUsed="1"/>
+    <w:lsdException w:name="Table Grid 3" w:semiHidden="1" w:unhideWhenUsed="1"/>
+    <w:lsdException w:name="Table Grid 4" w:semiHidden="1" w:unhideWhenUsed="1"/>
+    <w:lsdException w:name="Table Grid 5" w:semiHidden="1" w:unhideWhenUsed="1"/>
+    <w:lsdException w:name="Table Grid 6" w:semiHidden="1" w:unhideWhenUsed="1"/>
+    <w:lsdException w:name="Table Grid 7" w:semiHidden="1" w:unhideWhenUsed="1"/>
+    <w:lsdException w:name="Table Grid 8" w:semiHidden="1" w:unhideWhenUsed="1"/>
+    <w:lsdException w:name="Table List 1" w:semiHidden="1" w:unhideWhenUsed="1"/>
+    <w:lsdException w:name="Table List 2" w:semiHidden="1" w:unhideWhenUsed="1"/>
+    <w:lsdException w:name="Table List 3" w:semiHidden="1" w:unhideWhenUsed="1"/>
+    <w:lsdException w:name="Table List 4" w:semiHidden="1" w:unhideWhenUsed="1"/>
+    <w:lsdException w:name="Table List 5" w:semiHidden="1" w:unhideWhenUsed="1"/>
+    <w:lsdException w:name="Table List 6" w:semiHidden="1" w:unhideWhenUsed="1"/>
+    <w:lsdException w:name="Table List 7" w:semiHidden="1" w:unhideWhenUsed="1"/>
+    <w:lsdException w:name="Table List 8" w:semiHidden="1" w:unhideWhenUsed="1"/>
+    <w:lsdException w:name="Table 3D effects 1" w:semiHidden="1" w:unhideWhenUsed="1"/>
+    <w:lsdException w:name="Table 3D effects 2" w:semiHidden="1" w:unhideWhenUsed="1"/>
+    <w:lsdException w:name="Table 3D effects 3" w:semiHidden="1" w:unhideWhenUsed="1"/>
+    <w:lsdException w:name="Table Contemporary" w:semiHidden="1" w:unhideWhenUsed="1"/>
+    <w:lsdException w:name="Table Elegant" w:semiHidden="1" w:unhideWhenUsed="1"/>
+    <w:lsdException w:name="Table Professional" w:semiHidden="1" w:unhideWhenUsed="1"/>
+    <w:lsdException w:name="Table Subtle 1" w:semiHidden="1" w:unhideWhenUsed="1"/>
+    <w:lsdException w:name="Table Subtle 2" w:semiHidden="1" w:unhideWhenUsed="1"/>
+    <w:lsdException w:name="Table Web 1" w:semiHidden="1" w:unhideWhenUsed="1"/>
+    <w:lsdException w:name="Table Web 2" w:semiHidden="1" w:unhideWhenUsed="1"/>
+    <w:lsdException w:name="Table Web 3" w:semiHidden="1" w:unhideWhenUsed="1"/>
+    <w:lsdException w:name="Balloon Text" w:semiHidden="1" w:unhideWhenUsed="1"/>
+    <w:lsdException w:name="Table Grid" w:semiHidden="1" w:uiPriority="39" w:unhideWhenUsed="1"/>
+    <w:lsdException w:name="Table Theme" w:semiHidden="1" w:unhideWhenUsed="1"/>
+    <w:lsdException w:name="Placeholder Text" w:semiHidden="1"/>
+    <w:lsdException w:name="No Spacing" w:uiPriority="1" w:qFormat="1"/>
+    <w:lsdException w:name="Light Shading" w:uiPriority="60"/>
+    <w:lsdException w:name="Light List" w:uiPriority="61"/>
+    <w:lsdException w:name="Light Grid" w:uiPriority="62"/>
+    <w:lsdException w:name="Medium Shading 1" w:uiPriority="63"/>
+    <w:lsdException w:name="Medium Shading 2" w:uiPriority="64"/>
+    <w:lsdException w:name="Medium List 1" w:uiPriority="65"/>
+    <w:lsdException w:name="Medium List 2" w:uiPriority="66"/>
+    <w:lsdException w:name="Medium Grid 1" w:uiPriority="67"/>
+    <w:lsdException w:name="Medium Grid 2" w:uiPriority="68"/>
+    <w:lsdException w:name="Medium Grid 3" w:uiPriority="69"/>
+    <w:lsdException w:name="Dark List" w:uiPriority="70"/>
+    <w:lsdException w:name="Colorful Shading" w:uiPriority="71"/>
+    <w:lsdException w:name="Colorful List" w:uiPriority="72"/>
+    <w:lsdException w:name="Colorful Grid" w:uiPriority="73"/>
+    <w:lsdException w:name="Light Shading Accent 1" w:uiPriority="60"/>
+    <w:lsdException w:name="Light List Accent 1" w:uiPriority="61"/>
+    <w:lsdException w:name="Light Grid Accent 1" w:uiPriority="62"/>
+    <w:lsdException w:name="Medium Shading 1 Accent 1" w:uiPriority="63"/>
+    <w:lsdException w:name="Medium Shading 2 Accent 1" w:uiPriority="64"/>
+    <w:lsdException w:name="Medium List 1 Accent 1" w:uiPriority="65"/>
+    <w:lsdException w:name="Revision" w:semiHidden="1"/>
+    <w:lsdException w:name="List Paragraph" w:uiPriority="34" w:qFormat="1"/>
+    <w:lsdException w:name="Quote" w:uiPriority="29" w:qFormat="1"/>
+    <w:lsdException w:name="Intense Quote" w:uiPriority="30" w:qFormat="1"/>
+    <w:lsdException w:name="Medium List 2 Accent 1" w:uiPriority="66"/>
+    <w:lsdException w:name="Medium Grid 1 Accent 1" w:uiPriority="67"/>
+    <w:lsdException w:name="Medium Grid 2 Accent 1" w:uiPriority="68"/>
+    <w:lsdException w:name="Medium Grid 3 Accent 1" w:uiPriority="69"/>
+    <w:lsdException w:name="Dark List Accent 1" w:uiPriority="70"/>
+    <w:lsdException w:name="Colorful Shading Accent 1" w:uiPriority="71"/>
+    <w:lsdException w:name="Colorful List Accent 1" w:uiPriority="72"/>
+    <w:lsdException w:name="Colorful Grid Accent 1" w:uiPriority="73"/>
+    <w:lsdException w:name="Light Shading Accent 2" w:uiPriority="60"/>
+    <w:lsdException w:name="Light List Accent 2" w:uiPriority="61"/>
+    <w:lsdException w:name="Light Grid Accent 2" w:uiPriority="62"/>
+    <w:lsdException w:name="Medium Shading 1 Accent 2" w:uiPriority="63"/>
+    <w:lsdException w:name="Medium Shading 2 Accent 2" w:uiPriority="64"/>
+    <w:lsdException w:name="Medium List 1 Accent 2" w:uiPriority="65"/>
+    <w:lsdException w:name="Medium List 2 Accent 2" w:uiPriority="66"/>
+    <w:lsdException w:name="Medium Grid 1 Accent 2" w:uiPriority="67"/>
+    <w:lsdException w:name="Medium Grid 2 Accent 2" w:uiPriority="68"/>
+    <w:lsdException w:name="Medium Grid 3 Accent 2" w:uiPriority="69"/>
+    <w:lsdException w:name="Dark List Accent 2" w:uiPriority="70"/>
+    <w:lsdException w:name="Colorful Shading Accent 2" w:uiPriority="71"/>
+    <w:lsdException w:name="Colorful List Accent 2" w:uiPriority="72"/>
+    <w:lsdException w:name="Colorful Grid Accent 2" w:uiPriority="73"/>
+    <w:lsdException w:name="Light Shading Accent 3" w:uiPriority="60"/>
+    <w:lsdException w:name="Light List Accent 3" w:uiPriority="61"/>
+    <w:lsdException w:name="Light Grid Accent 3" w:uiPriority="62"/>
+    <w:lsdException w:name="Medium Shading 1 Accent 3" w:uiPriority="63"/>
+    <w:lsdException w:name="Medium Shading 2 Accent 3" w:uiPriority="64"/>
+    <w:lsdException w:name="Medium List 1 Accent 3" w:uiPriority="65"/>
+    <w:lsdException w:name="Medium List 2 Accent 3" w:uiPriority="66"/>
+    <w:lsdException w:name="Medium Grid 1 Accent 3" w:uiPriority="67"/>
+    <w:lsdException w:name="Medium Grid 2 Accent 3" w:uiPriority="68"/>
+    <w:lsdException w:name="Medium Grid 3 Accent 3" w:uiPriority="69"/>
+    <w:lsdException w:name="Dark List Accent 3" w:uiPriority="70"/>
+    <w:lsdException w:name="Colorful Shading Accent 3" w:uiPriority="71"/>
+    <w:lsdException w:name="Colorful List Accent 3" w:uiPriority="72"/>
+    <w:lsdException w:name="Colorful Grid Accent 3" w:uiPriority="73"/>
+    <w:lsdException w:name="Light Shading Accent 4" w:uiPriority="60"/>
+    <w:lsdException w:name="Light List Accent 4" w:uiPriority="61"/>
+    <w:lsdException w:name="Light Grid Accent 4" w:uiPriority="62"/>
+    <w:lsdException w:name="Medium Shading 1 Accent 4" w:uiPriority="63"/>
+    <w:lsdException w:name="Medium Shading 2 Accent 4" w:uiPriority="64"/>
+    <w:lsdException w:name="Medium List 1 Accent 4" w:uiPriority="65"/>
+    <w:lsdException w:name="Medium List 2 Accent 4" w:uiPriority="66"/>
+    <w:lsdException w:name="Medium Grid 1 Accent 4" w:uiPriority="67"/>
+    <w:lsdException w:name="Medium Grid 2 Accent 4" w:uiPriority="68"/>
+    <w:lsdException w:name="Medium Grid 3 Accent 4" w:uiPriority="69"/>
+    <w:lsdException w:name="Dark List Accent 4" w:uiPriority="70"/>
+    <w:lsdException w:name="Colorful Shading Accent 4" w:uiPriority="71"/>
+    <w:lsdException w:name="Colorful List Accent 4" w:uiPriority="72"/>
+    <w:lsdException w:name="Colorful Grid Accent 4" w:uiPriority="73"/>
+    <w:lsdException w:name="Light Shading Accent 5" w:uiPriority="60"/>
+    <w:lsdException w:name="Light List Accent 5" w:uiPriority="61"/>
+    <w:lsdException w:name="Light Grid Accent 5" w:uiPriority="62"/>
+    <w:lsdException w:name="Medium Shading 1 Accent 5" w:uiPriority="63"/>
+    <w:lsdException w:name="Medium Shading 2 Accent 5" w:uiPriority="64"/>
+    <w:lsdException w:name="Medium List 1 Accent 5" w:uiPriority="65"/>
+    <w:lsdException w:name="Medium List 2 Accent 5" w:uiPriority="66"/>
+    <w:lsdException w:name="Medium Grid 1 Accent 5" w:uiPriority="67"/>
+    <w:lsdException w:name="Medium Grid 2 Accent 5" w:uiPriority="68"/>
+    <w:lsdException w:name="Medium Grid 3 Accent 5" w:uiPriority="69"/>
+    <w:lsdException w:name="Dark List Accent 5" w:uiPriority="70"/>
+    <w:lsdException w:name="Colorful Shading Accent 5" w:uiPriority="71"/>
+    <w:lsdException w:name="Colorful List Accent 5" w:uiPriority="72"/>
+    <w:lsdException w:name="Colorful Grid Accent 5" w:uiPriority="73"/>
+    <w:lsdException w:name="Light Shading Accent 6" w:uiPriority="60"/>
+    <w:lsdException w:name="Light List Accent 6" w:uiPriority="61"/>
+    <w:lsdException w:name="Light Grid Accent 6" w:uiPriority="62"/>
+    <w:lsdException w:name="Medium Shading 1 Accent 6" w:uiPriority="63"/>
+    <w:lsdException w:name="Medium Shading 2 Accent 6" w:uiPriority="64"/>
+    <w:lsdException w:name="Medium List 1 Accent 6" w:uiPriority="65"/>
+    <w:lsdException w:name="Medium List 2 Accent 6" w:uiPriority="66"/>
+    <w:lsdException w:name="Medium Grid 1 Accent 6" w:uiPriority="67"/>
+    <w:lsdException w:name="Medium Grid 2 Accent 6" w:uiPriority="68"/>
+    <w:lsdException w:name="Medium Grid 3 Accent 6" w:uiPriority="69"/>
+    <w:lsdException w:name="Dark List Accent 6" w:uiPriority="70"/>
+    <w:lsdException w:name="Colorful Shading Accent 6" w:uiPriority="71"/>
+    <w:lsdException w:name="Colorful List Accent 6" w:uiPriority="72"/>
+    <w:lsdException w:name="Colorful Grid Accent 6" w:uiPriority="73"/>
+    <w:lsdException w:name="Subtle Emphasis" w:uiPriority="19" w:qFormat="1"/>
+    <w:lsdException w:name="Intense Emphasis" w:uiPriority="21" w:qFormat="1"/>
+    <w:lsdException w:name="Subtle Reference" w:uiPriority="31" w:qFormat="1"/>
+    <w:lsdException w:name="Intense Reference" w:uiPriority="32" w:qFormat="1"/>
+    <w:lsdException w:name="Book Title" w:uiPriority="33" w:qFormat="1"/>
+    <w:lsdException w:name="Bibliography" w:semiHidden="1" w:uiPriority="37" w:unhideWhenUsed="1"/>
+    <w:lsdException w:name="TOC Heading" w:semiHidden="1" w:uiPriority="39" w:unhideWhenUsed="1" w:qFormat="1"/>
+    <w:lsdException w:name="Plain Table 1" w:uiPriority="41"/>
+    <w:lsdException w:name="Plain Table 2" w:uiPriority="42"/>
+    <w:lsdException w:name="Plain Table 3" w:uiPriority="43"/>
+    <w:lsdException w:name="Plain Table 4" w:uiPriority="44"/>
+    <w:lsdException w:name="Plain Table 5" w:uiPriority="45"/>
+    <w:lsdException w:name="Grid Table Light" w:uiPriority="40"/>
+    <w:lsdException w:name="Grid Table 1 Light" w:uiPriority="46"/>
+    <w:lsdException w:name="Grid Table 2" w:uiPriority="47"/>
+    <w:lsdException w:name="Grid Table 3" w:uiPriority="48"/>
+    <w:lsdException w:name="Grid Table 4" w:uiPriority="49"/>
+    <w:lsdException w:name="Grid Table 5 Dark" w:uiPriority="50"/>
+    <w:lsdException w:name="Grid Table 6 Colorful" w:uiPriority="51"/>
+    <w:lsdException w:name="Grid Table 7 Colorful" w:uiPriority="52"/>
+    <w:lsdException w:name="Grid Table 1 Light Accent 1" w:uiPriority="46"/>
+    <w:lsdException w:name="Grid Table 2 Accent 1" w:uiPriority="47"/>
+    <w:lsdException w:name="Grid Table 3 Accent 1" w:uiPriority="48"/>
+    <w:lsdException w:name="Grid Table 4 Accent 1" w:uiPriority="49"/>
+    <w:lsdException w:name="Grid Table 5 Dark Accent 1" w:uiPriority="50"/>
+    <w:lsdException w:name="Grid Table 6 Colorful Accent 1" w:uiPriority="51"/>
+    <w:lsdException w:name="Grid Table 7 Colorful Accent 1" w:uiPriority="52"/>
+    <w:lsdException w:name="Grid Table 1 Light Accent 2" w:uiPriority="46"/>
+    <w:lsdException w:name="Grid Table 2 Accent 2" w:uiPriority="47"/>
+    <w:lsdException w:name="Grid Table 3 Accent 2" w:uiPriority="48"/>
+    <w:lsdException w:name="Grid Table 4 Accent 2" w:uiPriority="49"/>
+    <w:lsdException w:name="Grid Table 5 Dark Accent 2" w:uiPriority="50"/>
+    <w:lsdException w:name="Grid Table 6 Colorful Accent 2" w:uiPriority="51"/>
+    <w:lsdException w:name="Grid Table 7 Colorful Accent 2" w:uiPriority="52"/>
+    <w:lsdException w:name="Grid Table 1 Light Accent 3" w:uiPriority="46"/>
+    <w:lsdException w:name="Grid Table 2 Accent 3" w:uiPriority="47"/>
+    <w:lsdException w:name="Grid Table 3 Accent 3" w:uiPriority="48"/>
+    <w:lsdException w:name="Grid Table 4 Accent 3" w:uiPriority="49"/>
+    <w:lsdException w:name="Grid Table 5 Dark Accent 3" w:uiPriority="50"/>
+    <w:lsdException w:name="Grid Table 6 Colorful Accent 3" w:uiPriority="51"/>
+    <w:lsdException w:name="Grid Table 7 Colorful Accent 3" w:uiPriority="52"/>
+    <w:lsdException w:name="Grid Table 1 Light Accent 4" w:uiPriority="46"/>
+    <w:lsdException w:name="Grid Table 2 Accent 4" w:uiPriority="47"/>
+    <w:lsdException w:name="Grid Table 3 Accent 4" w:uiPriority="48"/>
+    <w:lsdException w:name="Grid Table 4 Accent 4" w:uiPriority="49"/>
+    <w:lsdException w:name="Grid Table 5 Dark Accent 4" w:uiPriority="50"/>
+    <w:lsdException w:name="Grid Table 6 Colorful Accent 4" w:uiPriority="51"/>
+    <w:lsdException w:name="Grid Table 7 Colorful Accent 4" w:uiPriority="52"/>
+    <w:lsdException w:name="Grid Table 1 Light Accent 5" w:uiPriority="46"/>
+    <w:lsdException w:name="Grid Table 2 Accent 5" w:uiPriority="47"/>
+    <w:lsdException w:name="Grid Table 3 Accent 5" w:uiPriority="48"/>
+    <w:lsdException w:name="Grid Table 4 Accent 5" w:uiPriority="49"/>
+    <w:lsdException w:name="Grid Table 5 Dark Accent 5" w:uiPriority="50"/>
+    <w:lsdException w:name="Grid Table 6 Colorful Accent 5" w:uiPriority="51"/>
+    <w:lsdException w:name="Grid Table 7 Colorful Accent 5" w:uiPriority="52"/>
+    <w:lsdException w:name="Grid Table 1 Light Accent 6" w:uiPriority="46"/>
+    <w:lsdException w:name="Grid Table 2 Accent 6" w:uiPriority="47"/>
+    <w:lsdException w:name="Grid Table 3 Accent 6" w:uiPriority="48"/>
+    <w:lsdException w:name="Grid Table 4 Accent 6" w:uiPriority="49"/>
+    <w:lsdException w:name="Grid Table 5 Dark Accent 6" w:uiPriority="50"/>
+    <w:lsdException w:name="Grid Table 6 Colorful Accent 6" w:uiPriority="51"/>
+    <w:lsdException w:name="Grid Table 7 Colorful Accent 6" w:uiPriority="52"/>
+    <w:lsdException w:name="List Table 1 Light" w:uiPriority="46"/>
+    <w:lsdException w:name="List Table 2" w:uiPriority="47"/>
+    <w:lsdException w:name="List Table 3" w:uiPriority="48"/>
+    <w:lsdException w:name="List Table 4" w:uiPriority="49"/>
+    <w:lsdException w:name="List Table 5 Dark" w:uiPriority="50"/>
+    <w:lsdException w:name="List Table 6 Colorful" w:uiPriority="51"/>
+    <w:lsdException w:name="List Table 7 Colorful" w:uiPriority="52"/>
+    <w:lsdException w:name="List Table 1 Light Accent 1" w:uiPriority="46"/>
+    <w:lsdException w:name="List Table 2 Accent 1" w:uiPriority="47"/>
+    <w:lsdException w:name="List Table 3 Accent 1" w:uiPriority="48"/>
+    <w:lsdException w:name="List Table 4 Accent 1" w:uiPriority="49"/>
+    <w:lsdException w:name="List Table 5 Dark Accent 1" w:uiPriority="50"/>
+    <w:lsdException w:name="List Table 6 Colorful Accent 1" w:uiPriority="51"/>
+    <w:lsdException w:name="List Table 7 Colorful Accent 1" w:uiPriority="52"/>
+    <w:lsdException w:name="List Table 1 Light Accent 2" w:uiPriority="46"/>
+    <w:lsdException w:name="List Table 2 Accent 2" w:uiPriority="47"/>
+    <w:lsdException w:name="List Table 3 Accent 2" w:uiPriority="48"/>
+    <w:lsdException w:name="List Table 4 Accent 2" w:uiPriority="49"/>
+    <w:lsdException w:name="List Table 5 Dark Accent 2" w:uiPriority="50"/>
+    <w:lsdException w:name="List Table 6 Colorful Accent 2" w:uiPriority="51"/>
+    <w:lsdException w:name="List Table 7 Colorful Accent 2" w:uiPriority="52"/>
+    <w:lsdException w:name="List Table 1 Light Accent 3" w:uiPriority="46"/>
+    <w:lsdException w:name="List Table 2 Accent 3" w:uiPriority="47"/>
+    <w:lsdException w:name="List Table 3 Accent 3" w:uiPriority="48"/>
+    <w:lsdException w:name="List Table 4 Accent 3" w:uiPriority="49"/>
+    <w:lsdException w:name="List Table 5 Dark Accent 3" w:uiPriority="50"/>
+    <w:lsdException w:name="List Table 6 Colorful Accent 3" w:uiPriority="51"/>
+    <w:lsdException w:name="List Table 7 Colorful Accent 3" w:uiPriority="52"/>
+    <w:lsdException w:name="List Table 1 Light Accent 4" w:uiPriority="46"/>
+    <w:lsdException w:name="List Table 2 Accent 4" w:uiPriority="47"/>
+    <w:lsdException w:name="List Table 3 Accent 4" w:uiPriority="48"/>
+    <w:lsdException w:name="List Table 4 Accent 4" w:uiPriority="49"/>
+    <w:lsdException w:name="List Table 5 Dark Accent 4" w:uiPriority="50"/>
+    <w:lsdException w:name="List Table 6 Colorful Accent 4" w:uiPriority="51"/>
+    <w:lsdException w:name="List Table 7 Colorful Accent 4" w:uiPriority="52"/>
+    <w:lsdException w:name="List Table 1 Light Accent 5" w:uiPriority="46"/>
+    <w:lsdException w:name="List Table 2 Accent 5" w:uiPriority="47"/>
+    <w:lsdException w:name="List Table 3 Accent 5" w:uiPriority="48"/>
+    <w:lsdException w:name="List Table 4 Accent 5" w:uiPriority="49"/>
+    <w:lsdException w:name="List Table 5 Dark Accent 5" w:uiPriority="50"/>
+    <w:lsdException w:name="List Table 6 Colorful Accent 5" w:uiPriority="51"/>
+    <w:lsdException w:name="List Table 7 Colorful Accent 5" w:uiPriority="52"/>
+    <w:lsdException w:name="List Table 1 Light Accent 6" w:uiPriority="46"/>
+    <w:lsdException w:name="List Table 2 Accent 6" w:uiPriority="47"/>
+    <w:lsdException w:name="List Table 3 Accent 6" w:uiPriority="48"/>
+    <w:lsdException w:name="List Table 4 Accent 6" w:uiPriority="49"/>
+    <w:lsdException w:name="List Table 5 Dark Accent 6" w:uiPriority="50"/>
+    <w:lsdException w:name="List Table 6 Colorful Accent 6" w:uiPriority="51"/>
+    <w:lsdException w:name="List Table 7 Colorful Accent 6" w:uiPriority="52"/>
+    <w:lsdException w:name="Mention" w:semiHidden="1" w:unhideWhenUsed="1"/>
+    <w:lsdException w:name="Smart Hyperlink" w:semiHidden="1" w:unhideWhenUsed="1"/>
+    <w:lsdException w:name="Hashtag" w:semiHidden="1" w:unhideWhenUsed="1"/>
+    <w:lsdException w:name="Unresolved Mention" w:semiHidden="1" w:unhideWhenUsed="1"/>
+    <w:lsdException w:name="Smart Link" w:semiHidden="1" w:unhideWhenUsed="1"/>
   </w:latentStyles>
   <w:style w:type="paragraph" w:default="1" w:styleId="Normal">
     <w:name w:val="Normal"/>
@@ -4047,7 +3287,7 @@
   <a:extraClrSchemeLst/>
   <a:extLst>
     <a:ext uri="{05A4C25C-085E-4340-85A3-A5531E510DB2}">
-      <thm15:themeFamily xmlns="" xmlns:thm15="http://schemas.microsoft.com/office/thememl/2012/main" name="Office Theme" id="{62F939B6-93AF-4DB8-9C6B-D6C7DFDC589F}" vid="{4A3C46E8-61CC-4603-A589-7422A47A8E4A}"/>
+      <thm15:themeFamily xmlns:thm15="http://schemas.microsoft.com/office/thememl/2012/main" name="Office Theme" id="{62F939B6-93AF-4DB8-9C6B-D6C7DFDC589F}" vid="{4A3C46E8-61CC-4603-A589-7422A47A8E4A}"/>
     </a:ext>
   </a:extLst>
 </a:theme>

--- a/APLOS/POPResources/Templates/ServicePurchaseOrder20171.docx
+++ b/APLOS/POPResources/Templates/ServicePurchaseOrder20171.docx
@@ -1,6 +1,6 @@
 
 <file path=word/document.xml><?xml version="1.0" encoding="utf-8"?>
-<w:document xmlns:wpc="http://schemas.microsoft.com/office/word/2010/wordprocessingCanvas" xmlns:cx="http://schemas.microsoft.com/office/drawing/2014/chartex" xmlns:cx1="http://schemas.microsoft.com/office/drawing/2015/9/8/chartex" xmlns:cx2="http://schemas.microsoft.com/office/drawing/2015/10/21/chartex" xmlns:cx3="http://schemas.microsoft.com/office/drawing/2016/5/9/chartex" xmlns:cx4="http://schemas.microsoft.com/office/drawing/2016/5/10/chartex" xmlns:cx5="http://schemas.microsoft.com/office/drawing/2016/5/11/chartex" xmlns:cx6="http://schemas.microsoft.com/office/drawing/2016/5/12/chartex" xmlns:cx7="http://schemas.microsoft.com/office/drawing/2016/5/13/chartex" xmlns:cx8="http://schemas.microsoft.com/office/drawing/2016/5/14/chartex" xmlns:mc="http://schemas.openxmlformats.org/markup-compatibility/2006" xmlns:aink="http://schemas.microsoft.com/office/drawing/2016/ink" xmlns:am3d="http://schemas.microsoft.com/office/drawing/2017/model3d" xmlns:o="urn:schemas-microsoft-com:office:office" xmlns:r="http://schemas.openxmlformats.org/officeDocument/2006/relationships" xmlns:m="http://schemas.openxmlformats.org/officeDocument/2006/math" xmlns:v="urn:schemas-microsoft-com:vml" xmlns:wp14="http://schemas.microsoft.com/office/word/2010/wordprocessingDrawing" xmlns:wp="http://schemas.openxmlformats.org/drawingml/2006/wordprocessingDrawing" xmlns:w10="urn:schemas-microsoft-com:office:word" xmlns:w="http://schemas.openxmlformats.org/wordprocessingml/2006/main" xmlns:w14="http://schemas.microsoft.com/office/word/2010/wordml" xmlns:w15="http://schemas.microsoft.com/office/word/2012/wordml" xmlns:w16cex="http://schemas.microsoft.com/office/word/2018/wordml/cex" xmlns:w16cid="http://schemas.microsoft.com/office/word/2016/wordml/cid" xmlns:w16="http://schemas.microsoft.com/office/word/2018/wordml" xmlns:w16sdtdh="http://schemas.microsoft.com/office/word/2020/wordml/sdtdatahash" xmlns:w16se="http://schemas.microsoft.com/office/word/2015/wordml/symex" xmlns:wpg="http://schemas.microsoft.com/office/word/2010/wordprocessingGroup" xmlns:wpi="http://schemas.microsoft.com/office/word/2010/wordprocessingInk" xmlns:wne="http://schemas.microsoft.com/office/word/2006/wordml" xmlns:wps="http://schemas.microsoft.com/office/word/2010/wordprocessingShape" mc:Ignorable="w14 w15 w16se w16cid w16 w16cex w16sdtdh wp14">
+<w:document xmlns:wpc="http://schemas.microsoft.com/office/word/2010/wordprocessingCanvas" xmlns:cx="http://schemas.microsoft.com/office/drawing/2014/chartex" xmlns:cx1="http://schemas.microsoft.com/office/drawing/2015/9/8/chartex" xmlns:cx2="http://schemas.microsoft.com/office/drawing/2015/10/21/chartex" xmlns:cx3="http://schemas.microsoft.com/office/drawing/2016/5/9/chartex" xmlns:cx4="http://schemas.microsoft.com/office/drawing/2016/5/10/chartex" xmlns:cx5="http://schemas.microsoft.com/office/drawing/2016/5/11/chartex" xmlns:cx6="http://schemas.microsoft.com/office/drawing/2016/5/12/chartex" xmlns:cx7="http://schemas.microsoft.com/office/drawing/2016/5/13/chartex" xmlns:cx8="http://schemas.microsoft.com/office/drawing/2016/5/14/chartex" xmlns:mc="http://schemas.openxmlformats.org/markup-compatibility/2006" xmlns:aink="http://schemas.microsoft.com/office/drawing/2016/ink" xmlns:am3d="http://schemas.microsoft.com/office/drawing/2017/model3d" xmlns:o="urn:schemas-microsoft-com:office:office" xmlns:oel="http://schemas.microsoft.com/office/2019/extlst" xmlns:r="http://schemas.openxmlformats.org/officeDocument/2006/relationships" xmlns:m="http://schemas.openxmlformats.org/officeDocument/2006/math" xmlns:v="urn:schemas-microsoft-com:vml" xmlns:wp14="http://schemas.microsoft.com/office/word/2010/wordprocessingDrawing" xmlns:wp="http://schemas.openxmlformats.org/drawingml/2006/wordprocessingDrawing" xmlns:w10="urn:schemas-microsoft-com:office:word" xmlns:w="http://schemas.openxmlformats.org/wordprocessingml/2006/main" xmlns:w14="http://schemas.microsoft.com/office/word/2010/wordml" xmlns:w15="http://schemas.microsoft.com/office/word/2012/wordml" xmlns:w16cex="http://schemas.microsoft.com/office/word/2018/wordml/cex" xmlns:w16cid="http://schemas.microsoft.com/office/word/2016/wordml/cid" xmlns:w16="http://schemas.microsoft.com/office/word/2018/wordml" xmlns:w16sdtdh="http://schemas.microsoft.com/office/word/2020/wordml/sdtdatahash" xmlns:w16se="http://schemas.microsoft.com/office/word/2015/wordml/symex" xmlns:wpg="http://schemas.microsoft.com/office/word/2010/wordprocessingGroup" xmlns:wpi="http://schemas.microsoft.com/office/word/2010/wordprocessingInk" xmlns:wne="http://schemas.microsoft.com/office/word/2006/wordml" xmlns:wps="http://schemas.microsoft.com/office/word/2010/wordprocessingShape" mc:Ignorable="w14 w15 w16se w16cid w16 w16cex w16sdtdh wp14">
   <w:body>
     <w:p>
       <w:pPr>
@@ -11,16 +11,6 @@
           <w:bCs/>
           <w:sz w:val="23"/>
           <w:szCs w:val="23"/>
-        </w:rPr>
-      </w:pPr>
-    </w:p>
-    <w:p>
-      <w:pPr>
-        <w:rPr>
-          <w:rFonts w:ascii="Arial Narrow" w:hAnsi="Arial Narrow" w:cs="Arial"/>
-          <w:noProof/>
-          <w:sz w:val="20"/>
-          <w:szCs w:val="20"/>
         </w:rPr>
       </w:pPr>
       <w:r>
@@ -35,13 +25,13 @@
         <mc:AlternateContent>
           <mc:Choice Requires="wps">
             <w:drawing>
-              <wp:anchor distT="0" distB="0" distL="114300" distR="114300" simplePos="0" relativeHeight="251687936" behindDoc="0" locked="0" layoutInCell="1" allowOverlap="1" wp14:anchorId="646498CD" wp14:editId="743CCEC1">
+              <wp:anchor distT="0" distB="0" distL="114300" distR="114300" simplePos="0" relativeHeight="251658240" behindDoc="0" locked="0" layoutInCell="1" allowOverlap="1" wp14:anchorId="646498CD" wp14:editId="34426626">
                 <wp:simplePos x="0" y="0"/>
                 <wp:positionH relativeFrom="column">
-                  <wp:posOffset>-375920</wp:posOffset>
+                  <wp:posOffset>-347345</wp:posOffset>
                 </wp:positionH>
                 <wp:positionV relativeFrom="paragraph">
-                  <wp:posOffset>31891</wp:posOffset>
+                  <wp:posOffset>76200</wp:posOffset>
                 </wp:positionV>
                 <wp:extent cx="2328545" cy="254635"/>
                 <wp:effectExtent l="0" t="0" r="14605" b="12065"/>
@@ -120,7 +110,7 @@
           </mc:Choice>
           <mc:Fallback>
             <w:pict>
-              <v:rect w14:anchorId="646498CD" id="Rectangle 8" o:spid="_x0000_s1026" style="position:absolute;margin-left:-29.6pt;margin-top:2.5pt;width:183.35pt;height:20.05pt;z-index:251687936;visibility:visible;mso-wrap-style:square;mso-height-percent:0;mso-wrap-distance-left:9pt;mso-wrap-distance-top:0;mso-wrap-distance-right:9pt;mso-wrap-distance-bottom:0;mso-position-horizontal:absolute;mso-position-horizontal-relative:text;mso-position-vertical:absolute;mso-position-vertical-relative:text;mso-height-percent:0;mso-height-relative:margin;v-text-anchor:middle" o:gfxdata="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" fillcolor="white [3201]" strokecolor="white [3212]" strokeweight="1pt">
+              <v:rect w14:anchorId="646498CD" id="Rectangle 8" o:spid="_x0000_s1026" style="position:absolute;left:0;text-align:left;margin-left:-27.35pt;margin-top:6pt;width:183.35pt;height:20.05pt;z-index:251658240;visibility:visible;mso-wrap-style:square;mso-height-percent:0;mso-wrap-distance-left:9pt;mso-wrap-distance-top:0;mso-wrap-distance-right:9pt;mso-wrap-distance-bottom:0;mso-position-horizontal:absolute;mso-position-horizontal-relative:text;mso-position-vertical:absolute;mso-position-vertical-relative:text;mso-height-percent:0;mso-height-relative:margin;v-text-anchor:middle" o:gfxdata="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" fillcolor="white [3201]" strokecolor="white [3212]" strokeweight="1pt">
                 <v:textbox>
                   <w:txbxContent>
                     <w:p>
@@ -149,50 +139,29 @@
           </mc:Fallback>
         </mc:AlternateContent>
       </w:r>
-      <w:r>
-        <w:rPr>
-          <w:rFonts w:ascii="Arial Narrow" w:eastAsia="Arial" w:hAnsi="Arial Narrow" w:cs="Arial"/>
-          <w:b/>
-          <w:bCs/>
-          <w:noProof/>
-          <w:sz w:val="23"/>
-          <w:szCs w:val="23"/>
-        </w:rPr>
-        <w:t xml:space="preserve"> </w:t>
-      </w:r>
-    </w:p>
-    <w:p>
-      <w:pPr>
-        <w:rPr>
-          <w:rFonts w:ascii="Arial Narrow" w:hAnsi="Arial Narrow" w:cs="Arial"/>
-          <w:noProof/>
-          <w:sz w:val="20"/>
-          <w:szCs w:val="20"/>
-        </w:rPr>
-      </w:pPr>
     </w:p>
     <w:tbl>
       <w:tblPr>
         <w:tblStyle w:val="TableGrid"/>
-        <w:tblpPr w:leftFromText="180" w:rightFromText="180" w:vertAnchor="page" w:horzAnchor="margin" w:tblpXSpec="center" w:tblpY="2366"/>
-        <w:tblW w:w="17388" w:type="dxa"/>
+        <w:tblpPr w:leftFromText="180" w:rightFromText="180" w:vertAnchor="page" w:horzAnchor="margin" w:tblpXSpec="center" w:tblpY="2026"/>
+        <w:tblW w:w="17658" w:type="dxa"/>
         <w:tblLayout w:type="fixed"/>
         <w:tblLook w:val="04A0" w:firstRow="1" w:lastRow="0" w:firstColumn="1" w:lastColumn="0" w:noHBand="0" w:noVBand="1"/>
       </w:tblPr>
       <w:tblGrid>
-        <w:gridCol w:w="3978"/>
-        <w:gridCol w:w="3690"/>
-        <w:gridCol w:w="1026"/>
-        <w:gridCol w:w="3024"/>
-        <w:gridCol w:w="5670"/>
+        <w:gridCol w:w="4039"/>
+        <w:gridCol w:w="3747"/>
+        <w:gridCol w:w="1043"/>
+        <w:gridCol w:w="3069"/>
+        <w:gridCol w:w="5760"/>
       </w:tblGrid>
       <w:tr>
         <w:trPr>
-          <w:trHeight w:val="624"/>
+          <w:trHeight w:val="605"/>
         </w:trPr>
         <w:tc>
           <w:tcPr>
-            <w:tcW w:w="3978" w:type="dxa"/>
+            <w:tcW w:w="4039" w:type="dxa"/>
           </w:tcPr>
           <w:p>
             <w:pPr>
@@ -233,7 +202,7 @@
                 <w:sz w:val="16"/>
                 <w:szCs w:val="16"/>
               </w:rPr>
-              <w:t>Vendor Name:{VendorName}</w:t>
+              <w:t>Vendor Name: {VendorName}</w:t>
             </w:r>
           </w:p>
           <w:p>
@@ -254,13 +223,13 @@
                 <w:sz w:val="16"/>
                 <w:szCs w:val="16"/>
               </w:rPr>
-              <w:t>Currency Name:{CurrencyName}</w:t>
+              <w:t>Currency Name: {CurrencyName}</w:t>
             </w:r>
           </w:p>
         </w:tc>
         <w:tc>
           <w:tcPr>
-            <w:tcW w:w="3690" w:type="dxa"/>
+            <w:tcW w:w="3747" w:type="dxa"/>
           </w:tcPr>
           <w:p>
             <w:pPr>
@@ -274,7 +243,7 @@
                 <w:rFonts w:ascii="Tahoma" w:hAnsi="Tahoma" w:cs="Tahoma"/>
                 <w:sz w:val="16"/>
               </w:rPr>
-              <w:t>Payment Term:{PaymentTerm}</w:t>
+              <w:t>Payment Term: {PaymentTerm}</w:t>
             </w:r>
           </w:p>
           <w:p>
@@ -304,13 +273,13 @@
                 <w:rFonts w:ascii="Tahoma" w:hAnsi="Tahoma" w:cs="Tahoma"/>
                 <w:sz w:val="16"/>
               </w:rPr>
-              <w:t>Delivery Party:{DeliveryParty}</w:t>
+              <w:t>Delivery Party: {DeliveryParty}</w:t>
             </w:r>
           </w:p>
         </w:tc>
         <w:tc>
           <w:tcPr>
-            <w:tcW w:w="4050" w:type="dxa"/>
+            <w:tcW w:w="4112" w:type="dxa"/>
             <w:gridSpan w:val="2"/>
           </w:tcPr>
           <w:p>
@@ -340,13 +309,13 @@
                 <w:rFonts w:ascii="Tahoma" w:hAnsi="Tahoma" w:cs="Tahoma"/>
                 <w:sz w:val="16"/>
               </w:rPr>
-              <w:t>Invoicing Party Name:{InvoicingPartyName}</w:t>
+              <w:t>Invoicing Party Name: {InvoicingPartyName}</w:t>
             </w:r>
           </w:p>
         </w:tc>
         <w:tc>
           <w:tcPr>
-            <w:tcW w:w="5670" w:type="dxa"/>
+            <w:tcW w:w="5760" w:type="dxa"/>
           </w:tcPr>
           <w:p>
             <w:pPr>
@@ -362,15 +331,15 @@
                 <w:sz w:val="16"/>
                 <w:szCs w:val="16"/>
               </w:rPr>
-              <w:t>Checked  Status:</w:t>
-            </w:r>
-            <w:r>
-              <w:rPr>
-                <w:rFonts w:ascii="Tahoma" w:hAnsi="Tahoma" w:cs="Tahoma"/>
-                <w:sz w:val="16"/>
-                <w:szCs w:val="16"/>
-              </w:rPr>
-              <w:t>{</w:t>
+              <w:t>Checked Status:</w:t>
+            </w:r>
+            <w:r>
+              <w:rPr>
+                <w:rFonts w:ascii="Tahoma" w:hAnsi="Tahoma" w:cs="Tahoma"/>
+                <w:sz w:val="16"/>
+                <w:szCs w:val="16"/>
+              </w:rPr>
+              <w:t xml:space="preserve"> {</w:t>
             </w:r>
             <w:r>
               <w:rPr>
@@ -396,36 +365,14 @@
                 <w:sz w:val="16"/>
                 <w:szCs w:val="16"/>
               </w:rPr>
-              <w:t xml:space="preserve">   </w:t>
-            </w:r>
-            <w:r>
-              <w:rPr>
-                <w:rFonts w:ascii="Tahoma" w:hAnsi="Tahoma" w:cs="Tahoma"/>
-                <w:sz w:val="16"/>
-                <w:szCs w:val="16"/>
-              </w:rPr>
-              <w:t xml:space="preserve">          </w:t>
-            </w:r>
-            <w:r>
-              <w:rPr>
-                <w:rFonts w:ascii="Tahoma" w:hAnsi="Tahoma" w:cs="Tahoma"/>
-                <w:sz w:val="16"/>
-              </w:rPr>
-              <w:t xml:space="preserve"> </w:t>
-            </w:r>
-            <w:r>
-              <w:rPr>
-                <w:rFonts w:ascii="Tahoma" w:hAnsi="Tahoma" w:cs="Tahoma"/>
-                <w:sz w:val="16"/>
-              </w:rPr>
-              <w:t xml:space="preserve">     </w:t>
-            </w:r>
-            <w:r>
-              <w:rPr>
-                <w:rFonts w:ascii="Tahoma" w:hAnsi="Tahoma" w:cs="Tahoma"/>
-                <w:sz w:val="16"/>
-              </w:rPr>
-              <w:t>Dated:</w:t>
+              <w:t xml:space="preserve">             </w:t>
+            </w:r>
+            <w:r>
+              <w:rPr>
+                <w:rFonts w:ascii="Tahoma" w:hAnsi="Tahoma" w:cs="Tahoma"/>
+                <w:sz w:val="16"/>
+              </w:rPr>
+              <w:t xml:space="preserve">      Dated:</w:t>
             </w:r>
             <w:r>
               <w:rPr>
@@ -473,7 +420,7 @@
                 <w:sz w:val="16"/>
                 <w:szCs w:val="16"/>
               </w:rPr>
-              <w:t>{</w:t>
+              <w:t xml:space="preserve"> {</w:t>
             </w:r>
             <w:r>
               <w:rPr>
@@ -506,7 +453,7 @@
                 <w:rFonts w:ascii="Tahoma" w:hAnsi="Tahoma" w:cs="Tahoma"/>
                 <w:sz w:val="16"/>
               </w:rPr>
-              <w:t>Credtible Status:{CredtibleStatus}</w:t>
+              <w:t>Credtible Status: {CredtibleStatus}</w:t>
             </w:r>
             <w:r>
               <w:rPr>
@@ -548,11 +495,11 @@
           <w:tblLook w:val="0000" w:firstRow="0" w:lastRow="0" w:firstColumn="0" w:lastColumn="0" w:noHBand="0" w:noVBand="0"/>
         </w:tblPrEx>
         <w:trPr>
-          <w:trHeight w:val="387"/>
+          <w:trHeight w:val="375"/>
         </w:trPr>
         <w:tc>
           <w:tcPr>
-            <w:tcW w:w="17388" w:type="dxa"/>
+            <w:tcW w:w="17658" w:type="dxa"/>
             <w:gridSpan w:val="5"/>
             <w:tcBorders>
               <w:left w:val="single" w:sz="4" w:space="0" w:color="auto"/>
@@ -605,11 +552,11 @@
           <w:tblLook w:val="0000" w:firstRow="0" w:lastRow="0" w:firstColumn="0" w:lastColumn="0" w:noHBand="0" w:noVBand="0"/>
         </w:tblPrEx>
         <w:trPr>
-          <w:trHeight w:val="404"/>
+          <w:trHeight w:val="338"/>
         </w:trPr>
         <w:tc>
           <w:tcPr>
-            <w:tcW w:w="17388" w:type="dxa"/>
+            <w:tcW w:w="17658" w:type="dxa"/>
             <w:gridSpan w:val="5"/>
             <w:tcBorders>
               <w:left w:val="single" w:sz="4" w:space="0" w:color="auto"/>
@@ -662,11 +609,11 @@
           <w:tblLook w:val="0000" w:firstRow="0" w:lastRow="0" w:firstColumn="0" w:lastColumn="0" w:noHBand="0" w:noVBand="0"/>
         </w:tblPrEx>
         <w:trPr>
-          <w:trHeight w:val="530"/>
+          <w:trHeight w:val="336"/>
         </w:trPr>
         <w:tc>
           <w:tcPr>
-            <w:tcW w:w="8694" w:type="dxa"/>
+            <w:tcW w:w="8829" w:type="dxa"/>
             <w:gridSpan w:val="3"/>
             <w:tcBorders>
               <w:left w:val="single" w:sz="4" w:space="0" w:color="auto"/>
@@ -711,7 +658,7 @@
                 <w:sz w:val="16"/>
                 <w:szCs w:val="16"/>
               </w:rPr>
-              <w:t xml:space="preserve">Delivery Instructions(IF ANY): {DeliveryInstruction}    </w:t>
+              <w:t xml:space="preserve">Delivery Instructions (IF ANY): {DeliveryInstruction}    </w:t>
             </w:r>
           </w:p>
           <w:p>
@@ -732,13 +679,13 @@
                 <w:sz w:val="16"/>
                 <w:szCs w:val="16"/>
               </w:rPr>
-              <w:t xml:space="preserve">Special Instructions(IF ANY):{SpecialInstruction}                 </w:t>
+              <w:t xml:space="preserve">Special Instructions (IF ANY): {SpecialInstruction}                 </w:t>
             </w:r>
           </w:p>
         </w:tc>
         <w:tc>
           <w:tcPr>
-            <w:tcW w:w="8694" w:type="dxa"/>
+            <w:tcW w:w="8829" w:type="dxa"/>
             <w:gridSpan w:val="2"/>
             <w:tcBorders>
               <w:left w:val="single" w:sz="4" w:space="0" w:color="auto"/>
@@ -763,7 +710,17 @@
                 <w:sz w:val="16"/>
                 <w:szCs w:val="16"/>
               </w:rPr>
-              <w:t>Total : {GrandTotal}</w:t>
+              <w:br/>
+            </w:r>
+            <w:r>
+              <w:rPr>
+                <w:rFonts w:ascii="Tahoma" w:eastAsia="Arial" w:hAnsi="Tahoma" w:cs="Tahoma"/>
+                <w:b/>
+                <w:bCs/>
+                <w:sz w:val="16"/>
+                <w:szCs w:val="16"/>
+              </w:rPr>
+              <w:t>Total: {GrandTotal}</w:t>
             </w:r>
           </w:p>
         </w:tc>
@@ -773,11 +730,11 @@
           <w:tblLook w:val="0000" w:firstRow="0" w:lastRow="0" w:firstColumn="0" w:lastColumn="0" w:noHBand="0" w:noVBand="0"/>
         </w:tblPrEx>
         <w:trPr>
-          <w:trHeight w:val="1437"/>
+          <w:trHeight w:val="1393"/>
         </w:trPr>
         <w:tc>
           <w:tcPr>
-            <w:tcW w:w="17388" w:type="dxa"/>
+            <w:tcW w:w="17658" w:type="dxa"/>
             <w:gridSpan w:val="5"/>
             <w:tcBorders>
               <w:left w:val="single" w:sz="4" w:space="0" w:color="auto"/>
@@ -814,7 +771,7 @@
                 <w:szCs w:val="16"/>
                 <w:u w:val="single"/>
               </w:rPr>
-              <w:t xml:space="preserve"> </w:t>
+              <w:t>SERVICE</w:t>
             </w:r>
             <w:r>
               <w:rPr>
@@ -825,7 +782,29 @@
                 <w:szCs w:val="16"/>
                 <w:u w:val="single"/>
               </w:rPr>
-              <w:t>SERVICE PURCHASE ORDER AND SEND US BACK BY EMAI</w:t>
+              <w:t xml:space="preserve"> PURCHASE ORDER AND SEND US BA</w:t>
+            </w:r>
+            <w:r>
+              <w:rPr>
+                <w:rFonts w:ascii="Tahoma" w:eastAsia="Arial" w:hAnsi="Tahoma" w:cs="Tahoma"/>
+                <w:b/>
+                <w:bCs/>
+                <w:sz w:val="16"/>
+                <w:szCs w:val="16"/>
+                <w:u w:val="single"/>
+              </w:rPr>
+              <w:t>C</w:t>
+            </w:r>
+            <w:r>
+              <w:rPr>
+                <w:rFonts w:ascii="Tahoma" w:eastAsia="Arial" w:hAnsi="Tahoma" w:cs="Tahoma"/>
+                <w:b/>
+                <w:bCs/>
+                <w:sz w:val="16"/>
+                <w:szCs w:val="16"/>
+                <w:u w:val="single"/>
+              </w:rPr>
+              <w:t>K BY EMAI</w:t>
             </w:r>
             <w:r>
               <w:rPr>
@@ -853,8 +832,8 @@
           <w:tbl>
             <w:tblPr>
               <w:tblStyle w:val="TableGrid"/>
-              <w:tblW w:w="12595" w:type="dxa"/>
-              <w:tblInd w:w="2242" w:type="dxa"/>
+              <w:tblW w:w="12789" w:type="dxa"/>
+              <w:tblInd w:w="2278" w:type="dxa"/>
               <w:tblBorders>
                 <w:top w:val="none" w:sz="0" w:space="0" w:color="auto"/>
                 <w:left w:val="none" w:sz="0" w:space="0" w:color="auto"/>
@@ -867,20 +846,20 @@
               <w:tblLook w:val="04A0" w:firstRow="1" w:lastRow="0" w:firstColumn="1" w:lastColumn="0" w:noHBand="0" w:noVBand="1"/>
             </w:tblPr>
             <w:tblGrid>
-              <w:gridCol w:w="6297"/>
-              <w:gridCol w:w="6298"/>
+              <w:gridCol w:w="6394"/>
+              <w:gridCol w:w="6395"/>
             </w:tblGrid>
             <w:tr>
               <w:trPr>
-                <w:trHeight w:val="84"/>
+                <w:trHeight w:val="860"/>
               </w:trPr>
               <w:tc>
                 <w:tcPr>
-                  <w:tcW w:w="6297" w:type="dxa"/>
+                  <w:tcW w:w="6394" w:type="dxa"/>
                 </w:tcPr>
                 <w:p>
                   <w:pPr>
-                    <w:framePr w:hSpace="180" w:wrap="around" w:vAnchor="page" w:hAnchor="margin" w:xAlign="center" w:y="2366"/>
+                    <w:framePr w:hSpace="180" w:wrap="around" w:vAnchor="page" w:hAnchor="margin" w:xAlign="center" w:y="2026"/>
                     <w:rPr>
                       <w:rFonts w:ascii="Tahoma" w:eastAsia="Arial" w:hAnsi="Tahoma" w:cs="Tahoma"/>
                       <w:bCs/>
@@ -891,7 +870,7 @@
                 </w:p>
                 <w:p>
                   <w:pPr>
-                    <w:framePr w:hSpace="180" w:wrap="around" w:vAnchor="page" w:hAnchor="margin" w:xAlign="center" w:y="2366"/>
+                    <w:framePr w:hSpace="180" w:wrap="around" w:vAnchor="page" w:hAnchor="margin" w:xAlign="center" w:y="2026"/>
                     <w:jc w:val="center"/>
                     <w:rPr>
                       <w:rFonts w:ascii="Tahoma" w:eastAsia="Arial" w:hAnsi="Tahoma" w:cs="Tahoma"/>
@@ -912,7 +891,7 @@
                 </w:p>
                 <w:p>
                   <w:pPr>
-                    <w:framePr w:hSpace="180" w:wrap="around" w:vAnchor="page" w:hAnchor="margin" w:xAlign="center" w:y="2366"/>
+                    <w:framePr w:hSpace="180" w:wrap="around" w:vAnchor="page" w:hAnchor="margin" w:xAlign="center" w:y="2026"/>
                     <w:jc w:val="center"/>
                     <w:rPr>
                       <w:rFonts w:ascii="Tahoma" w:eastAsia="Arial" w:hAnsi="Tahoma" w:cs="Tahoma"/>
@@ -933,7 +912,7 @@
                 </w:p>
                 <w:p>
                   <w:pPr>
-                    <w:framePr w:hSpace="180" w:wrap="around" w:vAnchor="page" w:hAnchor="margin" w:xAlign="center" w:y="2366"/>
+                    <w:framePr w:hSpace="180" w:wrap="around" w:vAnchor="page" w:hAnchor="margin" w:xAlign="center" w:y="2026"/>
                     <w:jc w:val="center"/>
                     <w:rPr>
                       <w:rFonts w:ascii="Tahoma" w:eastAsia="Arial" w:hAnsi="Tahoma" w:cs="Tahoma"/>
@@ -956,7 +935,7 @@
                 </w:p>
                 <w:p>
                   <w:pPr>
-                    <w:framePr w:hSpace="180" w:wrap="around" w:vAnchor="page" w:hAnchor="margin" w:xAlign="center" w:y="2366"/>
+                    <w:framePr w:hSpace="180" w:wrap="around" w:vAnchor="page" w:hAnchor="margin" w:xAlign="center" w:y="2026"/>
                     <w:rPr>
                       <w:rFonts w:ascii="Tahoma" w:eastAsia="Arial" w:hAnsi="Tahoma" w:cs="Tahoma"/>
                       <w:b/>
@@ -968,7 +947,7 @@
                 </w:p>
                 <w:p>
                   <w:pPr>
-                    <w:framePr w:hSpace="180" w:wrap="around" w:vAnchor="page" w:hAnchor="margin" w:xAlign="center" w:y="2366"/>
+                    <w:framePr w:hSpace="180" w:wrap="around" w:vAnchor="page" w:hAnchor="margin" w:xAlign="center" w:y="2026"/>
                     <w:jc w:val="center"/>
                     <w:rPr>
                       <w:rFonts w:ascii="Tahoma" w:eastAsia="Arial" w:hAnsi="Tahoma" w:cs="Tahoma"/>
@@ -992,11 +971,11 @@
               </w:tc>
               <w:tc>
                 <w:tcPr>
-                  <w:tcW w:w="6298" w:type="dxa"/>
+                  <w:tcW w:w="6395" w:type="dxa"/>
                 </w:tcPr>
                 <w:p>
                   <w:pPr>
-                    <w:framePr w:hSpace="180" w:wrap="around" w:vAnchor="page" w:hAnchor="margin" w:xAlign="center" w:y="2366"/>
+                    <w:framePr w:hSpace="180" w:wrap="around" w:vAnchor="page" w:hAnchor="margin" w:xAlign="center" w:y="2026"/>
                     <w:jc w:val="center"/>
                     <w:rPr>
                       <w:rFonts w:ascii="Tahoma" w:eastAsia="Arial" w:hAnsi="Tahoma" w:cs="Tahoma"/>
@@ -1009,7 +988,7 @@
                 </w:p>
                 <w:p>
                   <w:pPr>
-                    <w:framePr w:hSpace="180" w:wrap="around" w:vAnchor="page" w:hAnchor="margin" w:xAlign="center" w:y="2366"/>
+                    <w:framePr w:hSpace="180" w:wrap="around" w:vAnchor="page" w:hAnchor="margin" w:xAlign="center" w:y="2026"/>
                     <w:jc w:val="center"/>
                     <w:rPr>
                       <w:rFonts w:ascii="Tahoma" w:eastAsia="Arial" w:hAnsi="Tahoma" w:cs="Tahoma"/>
@@ -1022,7 +1001,7 @@
                 </w:p>
                 <w:p>
                   <w:pPr>
-                    <w:framePr w:hSpace="180" w:wrap="around" w:vAnchor="page" w:hAnchor="margin" w:xAlign="center" w:y="2366"/>
+                    <w:framePr w:hSpace="180" w:wrap="around" w:vAnchor="page" w:hAnchor="margin" w:xAlign="center" w:y="2026"/>
                     <w:jc w:val="center"/>
                     <w:rPr>
                       <w:rFonts w:ascii="Tahoma" w:eastAsia="Arial" w:hAnsi="Tahoma" w:cs="Tahoma"/>
@@ -1035,7 +1014,7 @@
                 </w:p>
                 <w:p>
                   <w:pPr>
-                    <w:framePr w:hSpace="180" w:wrap="around" w:vAnchor="page" w:hAnchor="margin" w:xAlign="center" w:y="2366"/>
+                    <w:framePr w:hSpace="180" w:wrap="around" w:vAnchor="page" w:hAnchor="margin" w:xAlign="center" w:y="2026"/>
                     <w:jc w:val="center"/>
                     <w:rPr>
                       <w:rFonts w:ascii="Tahoma" w:eastAsia="Arial" w:hAnsi="Tahoma" w:cs="Tahoma"/>
@@ -1058,7 +1037,7 @@
                 </w:p>
                 <w:p>
                   <w:pPr>
-                    <w:framePr w:hSpace="180" w:wrap="around" w:vAnchor="page" w:hAnchor="margin" w:xAlign="center" w:y="2366"/>
+                    <w:framePr w:hSpace="180" w:wrap="around" w:vAnchor="page" w:hAnchor="margin" w:xAlign="center" w:y="2026"/>
                     <w:rPr>
                       <w:rFonts w:ascii="Tahoma" w:eastAsia="Arial" w:hAnsi="Tahoma" w:cs="Tahoma"/>
                       <w:b/>
@@ -1071,7 +1050,7 @@
                 </w:p>
                 <w:p>
                   <w:pPr>
-                    <w:framePr w:hSpace="180" w:wrap="around" w:vAnchor="page" w:hAnchor="margin" w:xAlign="center" w:y="2366"/>
+                    <w:framePr w:hSpace="180" w:wrap="around" w:vAnchor="page" w:hAnchor="margin" w:xAlign="center" w:y="2026"/>
                     <w:jc w:val="center"/>
                     <w:rPr>
                       <w:rFonts w:ascii="Tahoma" w:eastAsia="Arial" w:hAnsi="Tahoma" w:cs="Tahoma"/>
@@ -1109,576 +1088,565 @@
           </w:p>
         </w:tc>
       </w:tr>
+    </w:tbl>
+    <w:p>
+      <w:pPr>
+        <w:rPr>
+          <w:rFonts w:ascii="Arial Narrow" w:hAnsi="Arial Narrow" w:cs="Arial"/>
+          <w:noProof/>
+          <w:sz w:val="20"/>
+          <w:szCs w:val="20"/>
+        </w:rPr>
+      </w:pPr>
+      <w:r>
+        <w:rPr>
+          <w:rFonts w:ascii="Arial Narrow" w:eastAsia="Arial" w:hAnsi="Arial Narrow" w:cs="Arial"/>
+          <w:b/>
+          <w:bCs/>
+          <w:noProof/>
+          <w:sz w:val="23"/>
+          <w:szCs w:val="23"/>
+        </w:rPr>
+        <w:t xml:space="preserve"> </w:t>
+      </w:r>
+    </w:p>
+    <w:p>
+      <w:pPr>
+        <w:rPr>
+          <w:rFonts w:ascii="Arial Narrow" w:hAnsi="Arial Narrow" w:cs="Arial"/>
+          <w:noProof/>
+          <w:sz w:val="20"/>
+          <w:szCs w:val="20"/>
+        </w:rPr>
+      </w:pPr>
+    </w:p>
+    <w:tbl>
+      <w:tblPr>
+        <w:tblStyle w:val="TableGrid"/>
+        <w:tblpPr w:leftFromText="180" w:rightFromText="180" w:vertAnchor="text" w:horzAnchor="page" w:tblpX="3658" w:tblpY="45"/>
+        <w:tblOverlap w:val="never"/>
+        <w:tblW w:w="0" w:type="auto"/>
+        <w:tblBorders>
+          <w:top w:val="none" w:sz="0" w:space="0" w:color="auto"/>
+          <w:left w:val="none" w:sz="0" w:space="0" w:color="auto"/>
+          <w:bottom w:val="none" w:sz="0" w:space="0" w:color="auto"/>
+          <w:right w:val="none" w:sz="0" w:space="0" w:color="auto"/>
+          <w:insideH w:val="none" w:sz="0" w:space="0" w:color="auto"/>
+          <w:insideV w:val="none" w:sz="0" w:space="0" w:color="auto"/>
+        </w:tblBorders>
+        <w:tblLayout w:type="fixed"/>
+        <w:tblLook w:val="04A0" w:firstRow="1" w:lastRow="0" w:firstColumn="1" w:lastColumn="0" w:noHBand="0" w:noVBand="1"/>
+      </w:tblPr>
+      <w:tblGrid>
+        <w:gridCol w:w="3249"/>
+        <w:gridCol w:w="3249"/>
+        <w:gridCol w:w="3249"/>
+      </w:tblGrid>
       <w:tr>
-        <w:tblPrEx>
-          <w:tblLook w:val="0000" w:firstRow="0" w:lastRow="0" w:firstColumn="0" w:lastColumn="0" w:noHBand="0" w:noVBand="0"/>
-        </w:tblPrEx>
         <w:trPr>
-          <w:trHeight w:val="387"/>
+          <w:trHeight w:val="80"/>
         </w:trPr>
         <w:tc>
           <w:tcPr>
-            <w:tcW w:w="17388" w:type="dxa"/>
-            <w:gridSpan w:val="5"/>
-            <w:tcBorders>
-              <w:left w:val="single" w:sz="4" w:space="0" w:color="auto"/>
-            </w:tcBorders>
+            <w:tcW w:w="3249" w:type="dxa"/>
           </w:tcPr>
           <w:p>
             <w:pPr>
-              <w:rPr>
-                <w:rFonts w:ascii="Tahoma" w:hAnsi="Tahoma" w:cs="Tahoma"/>
+              <w:jc w:val="center"/>
+              <w:rPr>
+                <w:rFonts w:ascii="Tahoma" w:eastAsia="Arial" w:hAnsi="Tahoma" w:cs="Tahoma"/>
+                <w:bCs/>
                 <w:sz w:val="16"/>
                 <w:szCs w:val="16"/>
               </w:rPr>
             </w:pPr>
+            <w:r>
+              <w:rPr>
+                <w:rFonts w:ascii="Tahoma" w:eastAsia="Arial" w:hAnsi="Tahoma" w:cs="Tahoma"/>
+                <w:bCs/>
+                <w:noProof/>
+                <w:color w:val="000000" w:themeColor="text1"/>
+                <w:sz w:val="16"/>
+                <w:szCs w:val="16"/>
+              </w:rPr>
+              <mc:AlternateContent>
+                <mc:Choice Requires="wps">
+                  <w:drawing>
+                    <wp:anchor distT="0" distB="0" distL="114300" distR="114300" simplePos="0" relativeHeight="251689984" behindDoc="0" locked="0" layoutInCell="1" allowOverlap="1" wp14:anchorId="2BE7E181" wp14:editId="79C2E51B">
+                      <wp:simplePos x="0" y="0"/>
+                      <wp:positionH relativeFrom="column">
+                        <wp:posOffset>383679</wp:posOffset>
+                      </wp:positionH>
+                      <wp:positionV relativeFrom="paragraph">
+                        <wp:posOffset>105797</wp:posOffset>
+                      </wp:positionV>
+                      <wp:extent cx="1391477" cy="0"/>
+                      <wp:effectExtent l="0" t="0" r="18415" b="19050"/>
+                      <wp:wrapNone/>
+                      <wp:docPr id="3" name="Straight Connector 3"/>
+                      <wp:cNvGraphicFramePr/>
+                      <a:graphic xmlns:a="http://schemas.openxmlformats.org/drawingml/2006/main">
+                        <a:graphicData uri="http://schemas.microsoft.com/office/word/2010/wordprocessingShape">
+                          <wps:wsp>
+                            <wps:cNvCnPr/>
+                            <wps:spPr>
+                              <a:xfrm flipH="1">
+                                <a:off x="0" y="0"/>
+                                <a:ext cx="1391477" cy="0"/>
+                              </a:xfrm>
+                              <a:prstGeom prst="line">
+                                <a:avLst/>
+                              </a:prstGeom>
+                              <a:ln>
+                                <a:solidFill>
+                                  <a:schemeClr val="tx1"/>
+                                </a:solidFill>
+                              </a:ln>
+                            </wps:spPr>
+                            <wps:style>
+                              <a:lnRef idx="1">
+                                <a:schemeClr val="accent1"/>
+                              </a:lnRef>
+                              <a:fillRef idx="0">
+                                <a:schemeClr val="accent1"/>
+                              </a:fillRef>
+                              <a:effectRef idx="0">
+                                <a:schemeClr val="accent1"/>
+                              </a:effectRef>
+                              <a:fontRef idx="minor">
+                                <a:schemeClr val="tx1"/>
+                              </a:fontRef>
+                            </wps:style>
+                            <wps:bodyPr/>
+                          </wps:wsp>
+                        </a:graphicData>
+                      </a:graphic>
+                      <wp14:sizeRelH relativeFrom="margin">
+                        <wp14:pctWidth>0</wp14:pctWidth>
+                      </wp14:sizeRelH>
+                      <wp14:sizeRelV relativeFrom="margin">
+                        <wp14:pctHeight>0</wp14:pctHeight>
+                      </wp14:sizeRelV>
+                    </wp:anchor>
+                  </w:drawing>
+                </mc:Choice>
+                <mc:Fallback>
+                  <w:pict>
+                    <v:line w14:anchorId="72783FD6" id="Straight Connector 3" o:spid="_x0000_s1026" style="position:absolute;flip:x;z-index:251689984;visibility:visible;mso-wrap-style:square;mso-width-percent:0;mso-height-percent:0;mso-wrap-distance-left:9pt;mso-wrap-distance-top:0;mso-wrap-distance-right:9pt;mso-wrap-distance-bottom:0;mso-position-horizontal:absolute;mso-position-horizontal-relative:text;mso-position-vertical:absolute;mso-position-vertical-relative:text;mso-width-percent:0;mso-height-percent:0;mso-width-relative:margin;mso-height-relative:margin" from="30.2pt,8.35pt" to="139.75pt,8.35pt" o:gfxdata="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" strokecolor="black [3213]" strokeweight=".5pt">
+                      <v:stroke joinstyle="miter"/>
+                    </v:line>
+                  </w:pict>
+                </mc:Fallback>
+              </mc:AlternateContent>
+            </w:r>
+            <w:r>
+              <w:rPr>
+                <w:rFonts w:ascii="Tahoma" w:eastAsia="Arial" w:hAnsi="Tahoma" w:cs="Tahoma"/>
+                <w:bCs/>
+                <w:sz w:val="16"/>
+                <w:szCs w:val="16"/>
+              </w:rPr>
+              <w:t xml:space="preserve">      </w:t>
+            </w:r>
+            <w:r>
+              <w:rPr>
+                <w:rFonts w:ascii="Tahoma" w:eastAsia="Arial" w:hAnsi="Tahoma" w:cs="Tahoma"/>
+                <w:bCs/>
+                <w:sz w:val="16"/>
+                <w:szCs w:val="16"/>
+              </w:rPr>
+              <w:t>{</w:t>
+            </w:r>
+            <w:r>
+              <w:rPr>
+                <w:rFonts w:ascii="Tahoma" w:hAnsi="Tahoma" w:cs="Tahoma"/>
+                <w:color w:val="000000"/>
+                <w:sz w:val="16"/>
+                <w:szCs w:val="16"/>
+                <w:highlight w:val="white"/>
+              </w:rPr>
+              <w:t>AddedBy</w:t>
+            </w:r>
+            <w:r>
+              <w:rPr>
+                <w:rFonts w:ascii="Tahoma" w:eastAsia="Arial" w:hAnsi="Tahoma" w:cs="Tahoma"/>
+                <w:bCs/>
+                <w:sz w:val="16"/>
+                <w:szCs w:val="16"/>
+              </w:rPr>
+              <w:t>}</w:t>
+            </w:r>
           </w:p>
-          <w:tbl>
-            <w:tblPr>
-              <w:tblStyle w:val="TableGrid"/>
-              <w:tblW w:w="0" w:type="auto"/>
-              <w:tblInd w:w="3281" w:type="dxa"/>
-              <w:tblBorders>
-                <w:top w:val="none" w:sz="0" w:space="0" w:color="auto"/>
-                <w:left w:val="none" w:sz="0" w:space="0" w:color="auto"/>
-                <w:bottom w:val="none" w:sz="0" w:space="0" w:color="auto"/>
-                <w:right w:val="none" w:sz="0" w:space="0" w:color="auto"/>
-                <w:insideH w:val="none" w:sz="0" w:space="0" w:color="auto"/>
-                <w:insideV w:val="none" w:sz="0" w:space="0" w:color="auto"/>
-              </w:tblBorders>
-              <w:tblLayout w:type="fixed"/>
-              <w:tblLook w:val="04A0" w:firstRow="1" w:lastRow="0" w:firstColumn="1" w:lastColumn="0" w:noHBand="0" w:noVBand="1"/>
-            </w:tblPr>
-            <w:tblGrid>
-              <w:gridCol w:w="3249"/>
-              <w:gridCol w:w="3249"/>
-              <w:gridCol w:w="3249"/>
-            </w:tblGrid>
-            <w:tr>
-              <w:trPr>
-                <w:trHeight w:val="235"/>
-              </w:trPr>
-              <w:tc>
-                <w:tcPr>
-                  <w:tcW w:w="3249" w:type="dxa"/>
-                </w:tcPr>
-                <w:p>
-                  <w:pPr>
-                    <w:framePr w:hSpace="180" w:wrap="around" w:vAnchor="page" w:hAnchor="margin" w:xAlign="center" w:y="2366"/>
-                    <w:jc w:val="center"/>
-                    <w:rPr>
-                      <w:rFonts w:ascii="Tahoma" w:eastAsia="Arial" w:hAnsi="Tahoma" w:cs="Tahoma"/>
-                      <w:bCs/>
-                      <w:sz w:val="16"/>
-                      <w:szCs w:val="16"/>
-                    </w:rPr>
-                  </w:pPr>
-                  <w:r>
-                    <w:rPr>
-                      <w:rFonts w:ascii="Tahoma" w:eastAsia="Arial" w:hAnsi="Tahoma" w:cs="Tahoma"/>
-                      <w:bCs/>
-                      <w:noProof/>
-                      <w:color w:val="000000" w:themeColor="text1"/>
-                      <w:sz w:val="16"/>
-                      <w:szCs w:val="16"/>
-                    </w:rPr>
-                    <mc:AlternateContent>
-                      <mc:Choice Requires="wps">
-                        <w:drawing>
-                          <wp:anchor distT="0" distB="0" distL="114300" distR="114300" simplePos="0" relativeHeight="251689984" behindDoc="0" locked="0" layoutInCell="1" allowOverlap="1" wp14:anchorId="71DE84AA" wp14:editId="009451CB">
-                            <wp:simplePos x="0" y="0"/>
-                            <wp:positionH relativeFrom="column">
-                              <wp:posOffset>383679</wp:posOffset>
-                            </wp:positionH>
-                            <wp:positionV relativeFrom="paragraph">
-                              <wp:posOffset>105797</wp:posOffset>
-                            </wp:positionV>
-                            <wp:extent cx="1391477" cy="0"/>
-                            <wp:effectExtent l="0" t="0" r="18415" b="19050"/>
-                            <wp:wrapNone/>
-                            <wp:docPr id="3" name="Straight Connector 3"/>
-                            <wp:cNvGraphicFramePr/>
-                            <a:graphic xmlns:a="http://schemas.openxmlformats.org/drawingml/2006/main">
-                              <a:graphicData uri="http://schemas.microsoft.com/office/word/2010/wordprocessingShape">
-                                <wps:wsp>
-                                  <wps:cNvCnPr/>
-                                  <wps:spPr>
-                                    <a:xfrm flipH="1">
-                                      <a:off x="0" y="0"/>
-                                      <a:ext cx="1391477" cy="0"/>
-                                    </a:xfrm>
-                                    <a:prstGeom prst="line">
-                                      <a:avLst/>
-                                    </a:prstGeom>
-                                    <a:ln>
-                                      <a:solidFill>
-                                        <a:schemeClr val="tx1"/>
-                                      </a:solidFill>
-                                    </a:ln>
-                                  </wps:spPr>
-                                  <wps:style>
-                                    <a:lnRef idx="1">
-                                      <a:schemeClr val="accent1"/>
-                                    </a:lnRef>
-                                    <a:fillRef idx="0">
-                                      <a:schemeClr val="accent1"/>
-                                    </a:fillRef>
-                                    <a:effectRef idx="0">
-                                      <a:schemeClr val="accent1"/>
-                                    </a:effectRef>
-                                    <a:fontRef idx="minor">
-                                      <a:schemeClr val="tx1"/>
-                                    </a:fontRef>
-                                  </wps:style>
-                                  <wps:bodyPr/>
-                                </wps:wsp>
-                              </a:graphicData>
-                            </a:graphic>
-                            <wp14:sizeRelH relativeFrom="margin">
-                              <wp14:pctWidth>0</wp14:pctWidth>
-                            </wp14:sizeRelH>
-                            <wp14:sizeRelV relativeFrom="margin">
-                              <wp14:pctHeight>0</wp14:pctHeight>
-                            </wp14:sizeRelV>
-                          </wp:anchor>
-                        </w:drawing>
-                      </mc:Choice>
-                      <mc:Fallback>
-                        <w:pict>
-                          <v:line w14:anchorId="32CF2FC1" id="Straight Connector 3" o:spid="_x0000_s1026" style="position:absolute;flip:x;z-index:251689984;visibility:visible;mso-wrap-style:square;mso-width-percent:0;mso-height-percent:0;mso-wrap-distance-left:9pt;mso-wrap-distance-top:0;mso-wrap-distance-right:9pt;mso-wrap-distance-bottom:0;mso-position-horizontal:absolute;mso-position-horizontal-relative:text;mso-position-vertical:absolute;mso-position-vertical-relative:text;mso-width-percent:0;mso-height-percent:0;mso-width-relative:margin;mso-height-relative:margin" from="30.2pt,8.35pt" to="139.75pt,8.35pt" o:gfxdata="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" strokecolor="black [3213]" strokeweight=".5pt">
-                            <v:stroke joinstyle="miter"/>
-                          </v:line>
-                        </w:pict>
-                      </mc:Fallback>
-                    </mc:AlternateContent>
-                  </w:r>
-                  <w:r>
-                    <w:rPr>
-                      <w:rFonts w:ascii="Tahoma" w:eastAsia="Arial" w:hAnsi="Tahoma" w:cs="Tahoma"/>
-                      <w:bCs/>
-                      <w:sz w:val="16"/>
-                      <w:szCs w:val="16"/>
-                    </w:rPr>
-                    <w:t xml:space="preserve">      </w:t>
-                  </w:r>
-                  <w:r>
-                    <w:rPr>
-                      <w:rFonts w:ascii="Tahoma" w:eastAsia="Arial" w:hAnsi="Tahoma" w:cs="Tahoma"/>
-                      <w:bCs/>
-                      <w:sz w:val="16"/>
-                      <w:szCs w:val="16"/>
-                    </w:rPr>
-                    <w:t>{</w:t>
-                  </w:r>
-                  <w:r>
-                    <w:rPr>
-                      <w:rFonts w:ascii="Tahoma" w:hAnsi="Tahoma" w:cs="Tahoma"/>
-                      <w:color w:val="000000"/>
-                      <w:sz w:val="16"/>
-                      <w:szCs w:val="16"/>
-                      <w:highlight w:val="white"/>
-                    </w:rPr>
-                    <w:t>AddedBy</w:t>
-                  </w:r>
-                  <w:r>
-                    <w:rPr>
-                      <w:rFonts w:ascii="Tahoma" w:eastAsia="Arial" w:hAnsi="Tahoma" w:cs="Tahoma"/>
-                      <w:bCs/>
-                      <w:sz w:val="16"/>
-                      <w:szCs w:val="16"/>
-                    </w:rPr>
-                    <w:t>}</w:t>
-                  </w:r>
-                </w:p>
-              </w:tc>
-              <w:tc>
-                <w:tcPr>
-                  <w:tcW w:w="3249" w:type="dxa"/>
-                </w:tcPr>
-                <w:p>
-                  <w:pPr>
-                    <w:framePr w:hSpace="180" w:wrap="around" w:vAnchor="page" w:hAnchor="margin" w:xAlign="center" w:y="2366"/>
-                    <w:jc w:val="center"/>
-                    <w:rPr>
-                      <w:rFonts w:ascii="Tahoma" w:eastAsia="Arial" w:hAnsi="Tahoma" w:cs="Tahoma"/>
-                      <w:bCs/>
-                      <w:sz w:val="16"/>
-                      <w:szCs w:val="16"/>
-                    </w:rPr>
-                  </w:pPr>
-                  <w:r>
-                    <w:rPr>
-                      <w:rFonts w:ascii="Tahoma" w:eastAsia="Arial" w:hAnsi="Tahoma" w:cs="Tahoma"/>
-                      <w:bCs/>
-                      <w:noProof/>
-                      <w:color w:val="000000" w:themeColor="text1"/>
-                      <w:sz w:val="16"/>
-                      <w:szCs w:val="16"/>
-                    </w:rPr>
-                    <mc:AlternateContent>
-                      <mc:Choice Requires="wps">
-                        <w:drawing>
-                          <wp:anchor distT="0" distB="0" distL="114300" distR="114300" simplePos="0" relativeHeight="251691008" behindDoc="0" locked="0" layoutInCell="1" allowOverlap="1" wp14:anchorId="551278BD" wp14:editId="40AEDA01">
-                            <wp:simplePos x="0" y="0"/>
-                            <wp:positionH relativeFrom="column">
-                              <wp:posOffset>298395</wp:posOffset>
-                            </wp:positionH>
-                            <wp:positionV relativeFrom="paragraph">
-                              <wp:posOffset>105797</wp:posOffset>
-                            </wp:positionV>
-                            <wp:extent cx="1526650" cy="0"/>
-                            <wp:effectExtent l="0" t="0" r="16510" b="19050"/>
-                            <wp:wrapNone/>
-                            <wp:docPr id="4" name="Straight Connector 4"/>
-                            <wp:cNvGraphicFramePr/>
-                            <a:graphic xmlns:a="http://schemas.openxmlformats.org/drawingml/2006/main">
-                              <a:graphicData uri="http://schemas.microsoft.com/office/word/2010/wordprocessingShape">
-                                <wps:wsp>
-                                  <wps:cNvCnPr/>
-                                  <wps:spPr>
-                                    <a:xfrm>
-                                      <a:off x="0" y="0"/>
-                                      <a:ext cx="1526650" cy="0"/>
-                                    </a:xfrm>
-                                    <a:prstGeom prst="line">
-                                      <a:avLst/>
-                                    </a:prstGeom>
-                                    <a:ln>
-                                      <a:solidFill>
-                                        <a:schemeClr val="tx1"/>
-                                      </a:solidFill>
-                                    </a:ln>
-                                  </wps:spPr>
-                                  <wps:style>
-                                    <a:lnRef idx="1">
-                                      <a:schemeClr val="accent1"/>
-                                    </a:lnRef>
-                                    <a:fillRef idx="0">
-                                      <a:schemeClr val="accent1"/>
-                                    </a:fillRef>
-                                    <a:effectRef idx="0">
-                                      <a:schemeClr val="accent1"/>
-                                    </a:effectRef>
-                                    <a:fontRef idx="minor">
-                                      <a:schemeClr val="tx1"/>
-                                    </a:fontRef>
-                                  </wps:style>
-                                  <wps:bodyPr/>
-                                </wps:wsp>
-                              </a:graphicData>
-                            </a:graphic>
-                            <wp14:sizeRelH relativeFrom="margin">
-                              <wp14:pctWidth>0</wp14:pctWidth>
-                            </wp14:sizeRelH>
-                          </wp:anchor>
-                        </w:drawing>
-                      </mc:Choice>
-                      <mc:Fallback>
-                        <w:pict>
-                          <v:line w14:anchorId="7C2D4BF3" id="Straight Connector 4" o:spid="_x0000_s1026" style="position:absolute;z-index:251691008;visibility:visible;mso-wrap-style:square;mso-width-percent:0;mso-wrap-distance-left:9pt;mso-wrap-distance-top:0;mso-wrap-distance-right:9pt;mso-wrap-distance-bottom:0;mso-position-horizontal:absolute;mso-position-horizontal-relative:text;mso-position-vertical:absolute;mso-position-vertical-relative:text;mso-width-percent:0;mso-width-relative:margin" from="23.5pt,8.35pt" to="143.7pt,8.35pt" o:gfxdata="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" strokecolor="black [3213]" strokeweight=".5pt">
-                            <v:stroke joinstyle="miter"/>
-                          </v:line>
-                        </w:pict>
-                      </mc:Fallback>
-                    </mc:AlternateContent>
-                  </w:r>
-                  <w:r>
-                    <w:rPr>
-                      <w:rFonts w:ascii="Tahoma" w:eastAsia="Arial" w:hAnsi="Tahoma" w:cs="Tahoma"/>
-                      <w:bCs/>
-                      <w:sz w:val="16"/>
-                      <w:szCs w:val="16"/>
-                    </w:rPr>
-                    <w:t xml:space="preserve">      </w:t>
-                  </w:r>
-                  <w:r>
-                    <w:rPr>
-                      <w:rFonts w:ascii="Tahoma" w:eastAsia="Arial" w:hAnsi="Tahoma" w:cs="Tahoma"/>
-                      <w:bCs/>
-                      <w:sz w:val="16"/>
-                      <w:szCs w:val="16"/>
-                    </w:rPr>
-                    <w:t xml:space="preserve"> {</w:t>
-                  </w:r>
-                  <w:r>
-                    <w:rPr>
-                      <w:rFonts w:ascii="Tahoma" w:hAnsi="Tahoma" w:cs="Tahoma"/>
-                      <w:color w:val="000000"/>
-                      <w:sz w:val="16"/>
-                      <w:szCs w:val="16"/>
-                      <w:highlight w:val="white"/>
-                    </w:rPr>
-                    <w:t>CheckedBy</w:t>
-                  </w:r>
-                  <w:r>
-                    <w:rPr>
-                      <w:rFonts w:ascii="Tahoma" w:eastAsia="Arial" w:hAnsi="Tahoma" w:cs="Tahoma"/>
-                      <w:bCs/>
-                      <w:sz w:val="16"/>
-                      <w:szCs w:val="16"/>
-                    </w:rPr>
-                    <w:t>}</w:t>
-                  </w:r>
-                </w:p>
-              </w:tc>
-              <w:tc>
-                <w:tcPr>
-                  <w:tcW w:w="3249" w:type="dxa"/>
-                </w:tcPr>
-                <w:p>
-                  <w:pPr>
-                    <w:framePr w:hSpace="180" w:wrap="around" w:vAnchor="page" w:hAnchor="margin" w:xAlign="center" w:y="2366"/>
-                    <w:jc w:val="center"/>
-                    <w:rPr>
-                      <w:rFonts w:ascii="Tahoma" w:eastAsia="Arial" w:hAnsi="Tahoma" w:cs="Tahoma"/>
-                      <w:bCs/>
-                      <w:sz w:val="16"/>
-                      <w:szCs w:val="16"/>
-                    </w:rPr>
-                  </w:pPr>
-                  <w:r>
-                    <w:rPr>
-                      <w:rFonts w:ascii="Tahoma" w:eastAsia="Arial" w:hAnsi="Tahoma" w:cs="Tahoma"/>
-                      <w:bCs/>
-                      <w:noProof/>
-                      <w:color w:val="000000" w:themeColor="text1"/>
-                      <w:sz w:val="16"/>
-                      <w:szCs w:val="16"/>
-                    </w:rPr>
-                    <mc:AlternateContent>
-                      <mc:Choice Requires="wps">
-                        <w:drawing>
-                          <wp:anchor distT="0" distB="0" distL="114300" distR="114300" simplePos="0" relativeHeight="251692032" behindDoc="0" locked="0" layoutInCell="1" allowOverlap="1" wp14:anchorId="0EEE3A86" wp14:editId="6447D835">
-                            <wp:simplePos x="0" y="0"/>
-                            <wp:positionH relativeFrom="column">
-                              <wp:posOffset>395991</wp:posOffset>
-                            </wp:positionH>
-                            <wp:positionV relativeFrom="paragraph">
-                              <wp:posOffset>105797</wp:posOffset>
-                            </wp:positionV>
-                            <wp:extent cx="1423283" cy="0"/>
-                            <wp:effectExtent l="0" t="0" r="24765" b="19050"/>
-                            <wp:wrapNone/>
-                            <wp:docPr id="5" name="Straight Connector 5"/>
-                            <wp:cNvGraphicFramePr/>
-                            <a:graphic xmlns:a="http://schemas.openxmlformats.org/drawingml/2006/main">
-                              <a:graphicData uri="http://schemas.microsoft.com/office/word/2010/wordprocessingShape">
-                                <wps:wsp>
-                                  <wps:cNvCnPr/>
-                                  <wps:spPr>
-                                    <a:xfrm>
-                                      <a:off x="0" y="0"/>
-                                      <a:ext cx="1423283" cy="0"/>
-                                    </a:xfrm>
-                                    <a:prstGeom prst="line">
-                                      <a:avLst/>
-                                    </a:prstGeom>
-                                    <a:ln>
-                                      <a:solidFill>
-                                        <a:schemeClr val="tx1"/>
-                                      </a:solidFill>
-                                    </a:ln>
-                                  </wps:spPr>
-                                  <wps:style>
-                                    <a:lnRef idx="1">
-                                      <a:schemeClr val="accent1"/>
-                                    </a:lnRef>
-                                    <a:fillRef idx="0">
-                                      <a:schemeClr val="accent1"/>
-                                    </a:fillRef>
-                                    <a:effectRef idx="0">
-                                      <a:schemeClr val="accent1"/>
-                                    </a:effectRef>
-                                    <a:fontRef idx="minor">
-                                      <a:schemeClr val="tx1"/>
-                                    </a:fontRef>
-                                  </wps:style>
-                                  <wps:bodyPr/>
-                                </wps:wsp>
-                              </a:graphicData>
-                            </a:graphic>
-                          </wp:anchor>
-                        </w:drawing>
-                      </mc:Choice>
-                      <mc:Fallback>
-                        <w:pict>
-                          <v:line w14:anchorId="21514602" id="Straight Connector 5" o:spid="_x0000_s1026" style="position:absolute;z-index:251692032;visibility:visible;mso-wrap-style:square;mso-wrap-distance-left:9pt;mso-wrap-distance-top:0;mso-wrap-distance-right:9pt;mso-wrap-distance-bottom:0;mso-position-horizontal:absolute;mso-position-horizontal-relative:text;mso-position-vertical:absolute;mso-position-vertical-relative:text" from="31.2pt,8.35pt" to="143.25pt,8.35pt" o:gfxdata="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" strokecolor="black [3213]" strokeweight=".5pt">
-                            <v:stroke joinstyle="miter"/>
-                          </v:line>
-                        </w:pict>
-                      </mc:Fallback>
-                    </mc:AlternateContent>
-                  </w:r>
-                  <w:r>
-                    <w:rPr>
-                      <w:rFonts w:ascii="Tahoma" w:eastAsia="Arial" w:hAnsi="Tahoma" w:cs="Tahoma"/>
-                      <w:bCs/>
-                      <w:sz w:val="16"/>
-                      <w:szCs w:val="16"/>
-                    </w:rPr>
-                    <w:t xml:space="preserve">        </w:t>
-                  </w:r>
-                  <w:r>
-                    <w:rPr>
-                      <w:rFonts w:ascii="Tahoma" w:eastAsia="Arial" w:hAnsi="Tahoma" w:cs="Tahoma"/>
-                      <w:bCs/>
-                      <w:sz w:val="16"/>
-                      <w:szCs w:val="16"/>
-                    </w:rPr>
-                    <w:t xml:space="preserve"> {</w:t>
-                  </w:r>
-                  <w:r>
-                    <w:rPr>
-                      <w:rFonts w:ascii="Consolas" w:hAnsi="Consolas" w:cs="Consolas"/>
-                      <w:color w:val="000000"/>
-                      <w:sz w:val="19"/>
-                      <w:szCs w:val="19"/>
-                      <w:highlight w:val="white"/>
-                    </w:rPr>
-                    <w:t>AuthorizedBy</w:t>
-                  </w:r>
-                  <w:r>
-                    <w:rPr>
-                      <w:rFonts w:ascii="Tahoma" w:eastAsia="Arial" w:hAnsi="Tahoma" w:cs="Tahoma"/>
-                      <w:bCs/>
-                      <w:sz w:val="16"/>
-                      <w:szCs w:val="16"/>
-                    </w:rPr>
-                    <w:t>}</w:t>
-                  </w:r>
-                </w:p>
-              </w:tc>
-            </w:tr>
-            <w:tr>
-              <w:trPr>
-                <w:trHeight w:val="219"/>
-              </w:trPr>
-              <w:tc>
-                <w:tcPr>
-                  <w:tcW w:w="3249" w:type="dxa"/>
-                </w:tcPr>
-                <w:p>
-                  <w:pPr>
-                    <w:framePr w:hSpace="180" w:wrap="around" w:vAnchor="page" w:hAnchor="margin" w:xAlign="center" w:y="2366"/>
-                    <w:jc w:val="center"/>
-                    <w:rPr>
-                      <w:rFonts w:ascii="Tahoma" w:eastAsia="Arial" w:hAnsi="Tahoma" w:cs="Tahoma"/>
-                      <w:b/>
-                      <w:bCs/>
-                      <w:sz w:val="16"/>
-                      <w:szCs w:val="16"/>
-                    </w:rPr>
-                  </w:pPr>
-                  <w:r>
-                    <w:rPr>
-                      <w:rFonts w:ascii="Tahoma" w:eastAsia="Arial" w:hAnsi="Tahoma" w:cs="Tahoma"/>
-                      <w:b/>
-                      <w:bCs/>
-                      <w:sz w:val="16"/>
-                      <w:szCs w:val="16"/>
-                    </w:rPr>
-                    <w:t xml:space="preserve">      </w:t>
-                  </w:r>
-                  <w:r>
-                    <w:rPr>
-                      <w:rFonts w:ascii="Tahoma" w:eastAsia="Arial" w:hAnsi="Tahoma" w:cs="Tahoma"/>
-                      <w:b/>
-                      <w:bCs/>
-                      <w:sz w:val="16"/>
-                      <w:szCs w:val="16"/>
-                    </w:rPr>
-                    <w:t>Prepared By</w:t>
-                  </w:r>
-                </w:p>
-              </w:tc>
-              <w:tc>
-                <w:tcPr>
-                  <w:tcW w:w="3249" w:type="dxa"/>
-                </w:tcPr>
-                <w:p>
-                  <w:pPr>
-                    <w:framePr w:hSpace="180" w:wrap="around" w:vAnchor="page" w:hAnchor="margin" w:xAlign="center" w:y="2366"/>
-                    <w:jc w:val="center"/>
-                    <w:rPr>
-                      <w:rFonts w:ascii="Tahoma" w:eastAsia="Arial" w:hAnsi="Tahoma" w:cs="Tahoma"/>
-                      <w:b/>
-                      <w:bCs/>
-                      <w:sz w:val="16"/>
-                      <w:szCs w:val="16"/>
-                    </w:rPr>
-                  </w:pPr>
-                  <w:r>
-                    <w:rPr>
-                      <w:rFonts w:ascii="Tahoma" w:eastAsia="Arial" w:hAnsi="Tahoma" w:cs="Tahoma"/>
-                      <w:b/>
-                      <w:bCs/>
-                      <w:sz w:val="16"/>
-                      <w:szCs w:val="16"/>
-                    </w:rPr>
-                    <w:t xml:space="preserve">      </w:t>
-                  </w:r>
-                  <w:r>
-                    <w:rPr>
-                      <w:rFonts w:ascii="Tahoma" w:eastAsia="Arial" w:hAnsi="Tahoma" w:cs="Tahoma"/>
-                      <w:b/>
-                      <w:bCs/>
-                      <w:sz w:val="16"/>
-                      <w:szCs w:val="16"/>
-                    </w:rPr>
-                    <w:t xml:space="preserve">{PurOrCheckedStatus} </w:t>
-                  </w:r>
-                  <w:r>
-                    <w:rPr>
-                      <w:rFonts w:ascii="Tahoma" w:eastAsia="Arial" w:hAnsi="Tahoma" w:cs="Tahoma"/>
-                      <w:b/>
-                      <w:bCs/>
-                      <w:sz w:val="16"/>
-                      <w:szCs w:val="16"/>
-                    </w:rPr>
-                    <w:t>By</w:t>
-                  </w:r>
-                </w:p>
-              </w:tc>
-              <w:tc>
-                <w:tcPr>
-                  <w:tcW w:w="3249" w:type="dxa"/>
-                </w:tcPr>
-                <w:p>
-                  <w:pPr>
-                    <w:framePr w:hSpace="180" w:wrap="around" w:vAnchor="page" w:hAnchor="margin" w:xAlign="center" w:y="2366"/>
-                    <w:jc w:val="center"/>
-                    <w:rPr>
-                      <w:rFonts w:ascii="Tahoma" w:eastAsia="Arial" w:hAnsi="Tahoma" w:cs="Tahoma"/>
-                      <w:b/>
-                      <w:bCs/>
-                      <w:sz w:val="16"/>
-                      <w:szCs w:val="16"/>
-                    </w:rPr>
-                  </w:pPr>
-                  <w:r>
-                    <w:rPr>
-                      <w:rFonts w:ascii="Tahoma" w:eastAsia="Arial" w:hAnsi="Tahoma" w:cs="Tahoma"/>
-                      <w:b/>
-                      <w:bCs/>
-                      <w:sz w:val="16"/>
-                      <w:szCs w:val="16"/>
-                    </w:rPr>
-                    <w:t xml:space="preserve">           Approved By</w:t>
-                  </w:r>
-                </w:p>
-              </w:tc>
-            </w:tr>
-          </w:tbl>
+        </w:tc>
+        <w:tc>
+          <w:tcPr>
+            <w:tcW w:w="3249" w:type="dxa"/>
+          </w:tcPr>
           <w:p>
             <w:pPr>
-              <w:rPr>
-                <w:rFonts w:ascii="Tahoma" w:eastAsia="Arial" w:hAnsi="Tahoma" w:cs="Tahoma"/>
-                <w:b/>
+              <w:jc w:val="center"/>
+              <w:rPr>
+                <w:rFonts w:ascii="Tahoma" w:eastAsia="Arial" w:hAnsi="Tahoma" w:cs="Tahoma"/>
                 <w:bCs/>
                 <w:sz w:val="16"/>
                 <w:szCs w:val="16"/>
               </w:rPr>
             </w:pPr>
+            <w:r>
+              <w:rPr>
+                <w:rFonts w:ascii="Tahoma" w:eastAsia="Arial" w:hAnsi="Tahoma" w:cs="Tahoma"/>
+                <w:bCs/>
+                <w:noProof/>
+                <w:color w:val="000000" w:themeColor="text1"/>
+                <w:sz w:val="16"/>
+                <w:szCs w:val="16"/>
+              </w:rPr>
+              <mc:AlternateContent>
+                <mc:Choice Requires="wps">
+                  <w:drawing>
+                    <wp:anchor distT="0" distB="0" distL="114300" distR="114300" simplePos="0" relativeHeight="251691008" behindDoc="0" locked="0" layoutInCell="1" allowOverlap="1" wp14:anchorId="44DC3571" wp14:editId="4EFB1AF9">
+                      <wp:simplePos x="0" y="0"/>
+                      <wp:positionH relativeFrom="column">
+                        <wp:posOffset>298395</wp:posOffset>
+                      </wp:positionH>
+                      <wp:positionV relativeFrom="paragraph">
+                        <wp:posOffset>105797</wp:posOffset>
+                      </wp:positionV>
+                      <wp:extent cx="1526650" cy="0"/>
+                      <wp:effectExtent l="0" t="0" r="16510" b="19050"/>
+                      <wp:wrapNone/>
+                      <wp:docPr id="4" name="Straight Connector 4"/>
+                      <wp:cNvGraphicFramePr/>
+                      <a:graphic xmlns:a="http://schemas.openxmlformats.org/drawingml/2006/main">
+                        <a:graphicData uri="http://schemas.microsoft.com/office/word/2010/wordprocessingShape">
+                          <wps:wsp>
+                            <wps:cNvCnPr/>
+                            <wps:spPr>
+                              <a:xfrm>
+                                <a:off x="0" y="0"/>
+                                <a:ext cx="1526650" cy="0"/>
+                              </a:xfrm>
+                              <a:prstGeom prst="line">
+                                <a:avLst/>
+                              </a:prstGeom>
+                              <a:ln>
+                                <a:solidFill>
+                                  <a:schemeClr val="tx1"/>
+                                </a:solidFill>
+                              </a:ln>
+                            </wps:spPr>
+                            <wps:style>
+                              <a:lnRef idx="1">
+                                <a:schemeClr val="accent1"/>
+                              </a:lnRef>
+                              <a:fillRef idx="0">
+                                <a:schemeClr val="accent1"/>
+                              </a:fillRef>
+                              <a:effectRef idx="0">
+                                <a:schemeClr val="accent1"/>
+                              </a:effectRef>
+                              <a:fontRef idx="minor">
+                                <a:schemeClr val="tx1"/>
+                              </a:fontRef>
+                            </wps:style>
+                            <wps:bodyPr/>
+                          </wps:wsp>
+                        </a:graphicData>
+                      </a:graphic>
+                      <wp14:sizeRelH relativeFrom="margin">
+                        <wp14:pctWidth>0</wp14:pctWidth>
+                      </wp14:sizeRelH>
+                    </wp:anchor>
+                  </w:drawing>
+                </mc:Choice>
+                <mc:Fallback>
+                  <w:pict>
+                    <v:line w14:anchorId="2C6F11E5" id="Straight Connector 4" o:spid="_x0000_s1026" style="position:absolute;z-index:251691008;visibility:visible;mso-wrap-style:square;mso-width-percent:0;mso-wrap-distance-left:9pt;mso-wrap-distance-top:0;mso-wrap-distance-right:9pt;mso-wrap-distance-bottom:0;mso-position-horizontal:absolute;mso-position-horizontal-relative:text;mso-position-vertical:absolute;mso-position-vertical-relative:text;mso-width-percent:0;mso-width-relative:margin" from="23.5pt,8.35pt" to="143.7pt,8.35pt" o:gfxdata="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" strokecolor="black [3213]" strokeweight=".5pt">
+                      <v:stroke joinstyle="miter"/>
+                    </v:line>
+                  </w:pict>
+                </mc:Fallback>
+              </mc:AlternateContent>
+            </w:r>
+            <w:r>
+              <w:rPr>
+                <w:rFonts w:ascii="Tahoma" w:eastAsia="Arial" w:hAnsi="Tahoma" w:cs="Tahoma"/>
+                <w:bCs/>
+                <w:sz w:val="16"/>
+                <w:szCs w:val="16"/>
+              </w:rPr>
+              <w:t xml:space="preserve">      </w:t>
+            </w:r>
+            <w:r>
+              <w:rPr>
+                <w:rFonts w:ascii="Tahoma" w:eastAsia="Arial" w:hAnsi="Tahoma" w:cs="Tahoma"/>
+                <w:bCs/>
+                <w:sz w:val="16"/>
+                <w:szCs w:val="16"/>
+              </w:rPr>
+              <w:t xml:space="preserve"> {</w:t>
+            </w:r>
+            <w:r>
+              <w:rPr>
+                <w:rFonts w:ascii="Tahoma" w:hAnsi="Tahoma" w:cs="Tahoma"/>
+                <w:color w:val="000000"/>
+                <w:sz w:val="16"/>
+                <w:szCs w:val="16"/>
+                <w:highlight w:val="white"/>
+              </w:rPr>
+              <w:t>CheckedBy</w:t>
+            </w:r>
+            <w:r>
+              <w:rPr>
+                <w:rFonts w:ascii="Tahoma" w:eastAsia="Arial" w:hAnsi="Tahoma" w:cs="Tahoma"/>
+                <w:bCs/>
+                <w:sz w:val="16"/>
+                <w:szCs w:val="16"/>
+              </w:rPr>
+              <w:t>}</w:t>
+            </w:r>
+          </w:p>
+        </w:tc>
+        <w:tc>
+          <w:tcPr>
+            <w:tcW w:w="3249" w:type="dxa"/>
+          </w:tcPr>
+          <w:p>
+            <w:pPr>
+              <w:jc w:val="center"/>
+              <w:rPr>
+                <w:rFonts w:ascii="Tahoma" w:eastAsia="Arial" w:hAnsi="Tahoma" w:cs="Tahoma"/>
+                <w:bCs/>
+                <w:sz w:val="16"/>
+                <w:szCs w:val="16"/>
+              </w:rPr>
+            </w:pPr>
+            <w:r>
+              <w:rPr>
+                <w:rFonts w:ascii="Tahoma" w:eastAsia="Arial" w:hAnsi="Tahoma" w:cs="Tahoma"/>
+                <w:bCs/>
+                <w:noProof/>
+                <w:color w:val="000000" w:themeColor="text1"/>
+                <w:sz w:val="16"/>
+                <w:szCs w:val="16"/>
+              </w:rPr>
+              <mc:AlternateContent>
+                <mc:Choice Requires="wps">
+                  <w:drawing>
+                    <wp:anchor distT="0" distB="0" distL="114300" distR="114300" simplePos="0" relativeHeight="251692032" behindDoc="0" locked="0" layoutInCell="1" allowOverlap="1" wp14:anchorId="1246A404" wp14:editId="3B0EF3F6">
+                      <wp:simplePos x="0" y="0"/>
+                      <wp:positionH relativeFrom="column">
+                        <wp:posOffset>395991</wp:posOffset>
+                      </wp:positionH>
+                      <wp:positionV relativeFrom="paragraph">
+                        <wp:posOffset>105797</wp:posOffset>
+                      </wp:positionV>
+                      <wp:extent cx="1423283" cy="0"/>
+                      <wp:effectExtent l="0" t="0" r="24765" b="19050"/>
+                      <wp:wrapNone/>
+                      <wp:docPr id="5" name="Straight Connector 5"/>
+                      <wp:cNvGraphicFramePr/>
+                      <a:graphic xmlns:a="http://schemas.openxmlformats.org/drawingml/2006/main">
+                        <a:graphicData uri="http://schemas.microsoft.com/office/word/2010/wordprocessingShape">
+                          <wps:wsp>
+                            <wps:cNvCnPr/>
+                            <wps:spPr>
+                              <a:xfrm>
+                                <a:off x="0" y="0"/>
+                                <a:ext cx="1423283" cy="0"/>
+                              </a:xfrm>
+                              <a:prstGeom prst="line">
+                                <a:avLst/>
+                              </a:prstGeom>
+                              <a:ln>
+                                <a:solidFill>
+                                  <a:schemeClr val="tx1"/>
+                                </a:solidFill>
+                              </a:ln>
+                            </wps:spPr>
+                            <wps:style>
+                              <a:lnRef idx="1">
+                                <a:schemeClr val="accent1"/>
+                              </a:lnRef>
+                              <a:fillRef idx="0">
+                                <a:schemeClr val="accent1"/>
+                              </a:fillRef>
+                              <a:effectRef idx="0">
+                                <a:schemeClr val="accent1"/>
+                              </a:effectRef>
+                              <a:fontRef idx="minor">
+                                <a:schemeClr val="tx1"/>
+                              </a:fontRef>
+                            </wps:style>
+                            <wps:bodyPr/>
+                          </wps:wsp>
+                        </a:graphicData>
+                      </a:graphic>
+                    </wp:anchor>
+                  </w:drawing>
+                </mc:Choice>
+                <mc:Fallback>
+                  <w:pict>
+                    <v:line w14:anchorId="3FC14317" id="Straight Connector 5" o:spid="_x0000_s1026" style="position:absolute;z-index:251692032;visibility:visible;mso-wrap-style:square;mso-wrap-distance-left:9pt;mso-wrap-distance-top:0;mso-wrap-distance-right:9pt;mso-wrap-distance-bottom:0;mso-position-horizontal:absolute;mso-position-horizontal-relative:text;mso-position-vertical:absolute;mso-position-vertical-relative:text" from="31.2pt,8.35pt" to="143.25pt,8.35pt" o:gfxdata="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" strokecolor="black [3213]" strokeweight=".5pt">
+                      <v:stroke joinstyle="miter"/>
+                    </v:line>
+                  </w:pict>
+                </mc:Fallback>
+              </mc:AlternateContent>
+            </w:r>
+            <w:r>
+              <w:rPr>
+                <w:rFonts w:ascii="Tahoma" w:eastAsia="Arial" w:hAnsi="Tahoma" w:cs="Tahoma"/>
+                <w:bCs/>
+                <w:sz w:val="16"/>
+                <w:szCs w:val="16"/>
+              </w:rPr>
+              <w:t xml:space="preserve">        </w:t>
+            </w:r>
+            <w:r>
+              <w:rPr>
+                <w:rFonts w:ascii="Tahoma" w:eastAsia="Arial" w:hAnsi="Tahoma" w:cs="Tahoma"/>
+                <w:bCs/>
+                <w:sz w:val="16"/>
+                <w:szCs w:val="16"/>
+              </w:rPr>
+              <w:t xml:space="preserve"> {</w:t>
+            </w:r>
+            <w:r>
+              <w:rPr>
+                <w:rFonts w:ascii="Consolas" w:hAnsi="Consolas" w:cs="Consolas"/>
+                <w:color w:val="000000"/>
+                <w:sz w:val="19"/>
+                <w:szCs w:val="19"/>
+                <w:highlight w:val="white"/>
+              </w:rPr>
+              <w:t>AuthorizedBy</w:t>
+            </w:r>
+            <w:r>
+              <w:rPr>
+                <w:rFonts w:ascii="Tahoma" w:eastAsia="Arial" w:hAnsi="Tahoma" w:cs="Tahoma"/>
+                <w:bCs/>
+                <w:sz w:val="16"/>
+                <w:szCs w:val="16"/>
+              </w:rPr>
+              <w:t>}</w:t>
+            </w:r>
+          </w:p>
+        </w:tc>
+      </w:tr>
+      <w:tr>
+        <w:trPr>
+          <w:trHeight w:val="219"/>
+        </w:trPr>
+        <w:tc>
+          <w:tcPr>
+            <w:tcW w:w="3249" w:type="dxa"/>
+          </w:tcPr>
+          <w:p>
+            <w:pPr>
+              <w:jc w:val="center"/>
+              <w:rPr>
+                <w:rFonts w:ascii="Tahoma" w:eastAsia="Arial" w:hAnsi="Tahoma" w:cs="Tahoma"/>
+                <w:b/>
+                <w:bCs/>
+                <w:sz w:val="16"/>
+                <w:szCs w:val="16"/>
+              </w:rPr>
+            </w:pPr>
+            <w:r>
+              <w:rPr>
+                <w:rFonts w:ascii="Tahoma" w:eastAsia="Arial" w:hAnsi="Tahoma" w:cs="Tahoma"/>
+                <w:b/>
+                <w:bCs/>
+                <w:sz w:val="16"/>
+                <w:szCs w:val="16"/>
+              </w:rPr>
+              <w:t xml:space="preserve">      </w:t>
+            </w:r>
+            <w:r>
+              <w:rPr>
+                <w:rFonts w:ascii="Tahoma" w:eastAsia="Arial" w:hAnsi="Tahoma" w:cs="Tahoma"/>
+                <w:b/>
+                <w:bCs/>
+                <w:sz w:val="16"/>
+                <w:szCs w:val="16"/>
+              </w:rPr>
+              <w:t>Prepared By</w:t>
+            </w:r>
+          </w:p>
+        </w:tc>
+        <w:tc>
+          <w:tcPr>
+            <w:tcW w:w="3249" w:type="dxa"/>
+          </w:tcPr>
+          <w:p>
+            <w:pPr>
+              <w:jc w:val="center"/>
+              <w:rPr>
+                <w:rFonts w:ascii="Tahoma" w:eastAsia="Arial" w:hAnsi="Tahoma" w:cs="Tahoma"/>
+                <w:b/>
+                <w:bCs/>
+                <w:sz w:val="16"/>
+                <w:szCs w:val="16"/>
+              </w:rPr>
+            </w:pPr>
+            <w:r>
+              <w:rPr>
+                <w:rFonts w:ascii="Tahoma" w:eastAsia="Arial" w:hAnsi="Tahoma" w:cs="Tahoma"/>
+                <w:b/>
+                <w:bCs/>
+                <w:sz w:val="16"/>
+                <w:szCs w:val="16"/>
+              </w:rPr>
+              <w:t xml:space="preserve">      </w:t>
+            </w:r>
+            <w:r>
+              <w:rPr>
+                <w:rFonts w:ascii="Tahoma" w:eastAsia="Arial" w:hAnsi="Tahoma" w:cs="Tahoma"/>
+                <w:b/>
+                <w:bCs/>
+                <w:sz w:val="16"/>
+                <w:szCs w:val="16"/>
+              </w:rPr>
+              <w:t xml:space="preserve">{PurOrCheckedStatus} </w:t>
+            </w:r>
+            <w:r>
+              <w:rPr>
+                <w:rFonts w:ascii="Tahoma" w:eastAsia="Arial" w:hAnsi="Tahoma" w:cs="Tahoma"/>
+                <w:b/>
+                <w:bCs/>
+                <w:sz w:val="16"/>
+                <w:szCs w:val="16"/>
+              </w:rPr>
+              <w:t>By</w:t>
+            </w:r>
+          </w:p>
+        </w:tc>
+        <w:tc>
+          <w:tcPr>
+            <w:tcW w:w="3249" w:type="dxa"/>
+          </w:tcPr>
+          <w:p>
+            <w:pPr>
+              <w:jc w:val="center"/>
+              <w:rPr>
+                <w:rFonts w:ascii="Tahoma" w:eastAsia="Arial" w:hAnsi="Tahoma" w:cs="Tahoma"/>
+                <w:b/>
+                <w:bCs/>
+                <w:sz w:val="16"/>
+                <w:szCs w:val="16"/>
+              </w:rPr>
+            </w:pPr>
+            <w:r>
+              <w:rPr>
+                <w:rFonts w:ascii="Tahoma" w:eastAsia="Arial" w:hAnsi="Tahoma" w:cs="Tahoma"/>
+                <w:b/>
+                <w:bCs/>
+                <w:sz w:val="16"/>
+                <w:szCs w:val="16"/>
+              </w:rPr>
+              <w:t xml:space="preserve">           Approved By</w:t>
+            </w:r>
           </w:p>
         </w:tc>
       </w:tr>
@@ -1706,7 +1674,7 @@
 </file>
 
 <file path=word/endnotes.xml><?xml version="1.0" encoding="utf-8"?>
-<w:endnotes xmlns:wpc="http://schemas.microsoft.com/office/word/2010/wordprocessingCanvas" xmlns:cx="http://schemas.microsoft.com/office/drawing/2014/chartex" xmlns:cx1="http://schemas.microsoft.com/office/drawing/2015/9/8/chartex" xmlns:cx2="http://schemas.microsoft.com/office/drawing/2015/10/21/chartex" xmlns:cx3="http://schemas.microsoft.com/office/drawing/2016/5/9/chartex" xmlns:cx4="http://schemas.microsoft.com/office/drawing/2016/5/10/chartex" xmlns:cx5="http://schemas.microsoft.com/office/drawing/2016/5/11/chartex" xmlns:cx6="http://schemas.microsoft.com/office/drawing/2016/5/12/chartex" xmlns:cx7="http://schemas.microsoft.com/office/drawing/2016/5/13/chartex" xmlns:cx8="http://schemas.microsoft.com/office/drawing/2016/5/14/chartex" xmlns:mc="http://schemas.openxmlformats.org/markup-compatibility/2006" xmlns:aink="http://schemas.microsoft.com/office/drawing/2016/ink" xmlns:am3d="http://schemas.microsoft.com/office/drawing/2017/model3d" xmlns:o="urn:schemas-microsoft-com:office:office" xmlns:r="http://schemas.openxmlformats.org/officeDocument/2006/relationships" xmlns:m="http://schemas.openxmlformats.org/officeDocument/2006/math" xmlns:v="urn:schemas-microsoft-com:vml" xmlns:wp14="http://schemas.microsoft.com/office/word/2010/wordprocessingDrawing" xmlns:wp="http://schemas.openxmlformats.org/drawingml/2006/wordprocessingDrawing" xmlns:w10="urn:schemas-microsoft-com:office:word" xmlns:w="http://schemas.openxmlformats.org/wordprocessingml/2006/main" xmlns:w14="http://schemas.microsoft.com/office/word/2010/wordml" xmlns:w15="http://schemas.microsoft.com/office/word/2012/wordml" xmlns:w16cex="http://schemas.microsoft.com/office/word/2018/wordml/cex" xmlns:w16cid="http://schemas.microsoft.com/office/word/2016/wordml/cid" xmlns:w16="http://schemas.microsoft.com/office/word/2018/wordml" xmlns:w16sdtdh="http://schemas.microsoft.com/office/word/2020/wordml/sdtdatahash" xmlns:w16se="http://schemas.microsoft.com/office/word/2015/wordml/symex" xmlns:wpg="http://schemas.microsoft.com/office/word/2010/wordprocessingGroup" xmlns:wpi="http://schemas.microsoft.com/office/word/2010/wordprocessingInk" xmlns:wne="http://schemas.microsoft.com/office/word/2006/wordml" xmlns:wps="http://schemas.microsoft.com/office/word/2010/wordprocessingShape" mc:Ignorable="w14 w15 w16se w16cid w16 w16cex w16sdtdh wp14">
+<w:endnotes xmlns:wpc="http://schemas.microsoft.com/office/word/2010/wordprocessingCanvas" xmlns:cx="http://schemas.microsoft.com/office/drawing/2014/chartex" xmlns:cx1="http://schemas.microsoft.com/office/drawing/2015/9/8/chartex" xmlns:cx2="http://schemas.microsoft.com/office/drawing/2015/10/21/chartex" xmlns:cx3="http://schemas.microsoft.com/office/drawing/2016/5/9/chartex" xmlns:cx4="http://schemas.microsoft.com/office/drawing/2016/5/10/chartex" xmlns:cx5="http://schemas.microsoft.com/office/drawing/2016/5/11/chartex" xmlns:cx6="http://schemas.microsoft.com/office/drawing/2016/5/12/chartex" xmlns:cx7="http://schemas.microsoft.com/office/drawing/2016/5/13/chartex" xmlns:cx8="http://schemas.microsoft.com/office/drawing/2016/5/14/chartex" xmlns:mc="http://schemas.openxmlformats.org/markup-compatibility/2006" xmlns:aink="http://schemas.microsoft.com/office/drawing/2016/ink" xmlns:am3d="http://schemas.microsoft.com/office/drawing/2017/model3d" xmlns:o="urn:schemas-microsoft-com:office:office" xmlns:oel="http://schemas.microsoft.com/office/2019/extlst" xmlns:r="http://schemas.openxmlformats.org/officeDocument/2006/relationships" xmlns:m="http://schemas.openxmlformats.org/officeDocument/2006/math" xmlns:v="urn:schemas-microsoft-com:vml" xmlns:wp14="http://schemas.microsoft.com/office/word/2010/wordprocessingDrawing" xmlns:wp="http://schemas.openxmlformats.org/drawingml/2006/wordprocessingDrawing" xmlns:w10="urn:schemas-microsoft-com:office:word" xmlns:w="http://schemas.openxmlformats.org/wordprocessingml/2006/main" xmlns:w14="http://schemas.microsoft.com/office/word/2010/wordml" xmlns:w15="http://schemas.microsoft.com/office/word/2012/wordml" xmlns:w16cex="http://schemas.microsoft.com/office/word/2018/wordml/cex" xmlns:w16cid="http://schemas.microsoft.com/office/word/2016/wordml/cid" xmlns:w16="http://schemas.microsoft.com/office/word/2018/wordml" xmlns:w16sdtdh="http://schemas.microsoft.com/office/word/2020/wordml/sdtdatahash" xmlns:w16se="http://schemas.microsoft.com/office/word/2015/wordml/symex" xmlns:wpg="http://schemas.microsoft.com/office/word/2010/wordprocessingGroup" xmlns:wpi="http://schemas.microsoft.com/office/word/2010/wordprocessingInk" xmlns:wne="http://schemas.microsoft.com/office/word/2006/wordml" xmlns:wps="http://schemas.microsoft.com/office/word/2010/wordprocessingShape" mc:Ignorable="w14 w15 w16se w16cid w16 w16cex w16sdtdh wp14">
   <w:endnote w:type="separator" w:id="-1">
     <w:p>
       <w:pPr>
@@ -1731,69 +1699,18 @@
 </file>
 
 <file path=word/footer1.xml><?xml version="1.0" encoding="utf-8"?>
-<w:ftr xmlns:wpc="http://schemas.microsoft.com/office/word/2010/wordprocessingCanvas" xmlns:cx="http://schemas.microsoft.com/office/drawing/2014/chartex" xmlns:cx1="http://schemas.microsoft.com/office/drawing/2015/9/8/chartex" xmlns:cx2="http://schemas.microsoft.com/office/drawing/2015/10/21/chartex" xmlns:cx3="http://schemas.microsoft.com/office/drawing/2016/5/9/chartex" xmlns:cx4="http://schemas.microsoft.com/office/drawing/2016/5/10/chartex" xmlns:cx5="http://schemas.microsoft.com/office/drawing/2016/5/11/chartex" xmlns:cx6="http://schemas.microsoft.com/office/drawing/2016/5/12/chartex" xmlns:cx7="http://schemas.microsoft.com/office/drawing/2016/5/13/chartex" xmlns:cx8="http://schemas.microsoft.com/office/drawing/2016/5/14/chartex" xmlns:mc="http://schemas.openxmlformats.org/markup-compatibility/2006" xmlns:aink="http://schemas.microsoft.com/office/drawing/2016/ink" xmlns:am3d="http://schemas.microsoft.com/office/drawing/2017/model3d" xmlns:o="urn:schemas-microsoft-com:office:office" xmlns:r="http://schemas.openxmlformats.org/officeDocument/2006/relationships" xmlns:m="http://schemas.openxmlformats.org/officeDocument/2006/math" xmlns:v="urn:schemas-microsoft-com:vml" xmlns:wp14="http://schemas.microsoft.com/office/word/2010/wordprocessingDrawing" xmlns:wp="http://schemas.openxmlformats.org/drawingml/2006/wordprocessingDrawing" xmlns:w10="urn:schemas-microsoft-com:office:word" xmlns:w="http://schemas.openxmlformats.org/wordprocessingml/2006/main" xmlns:w14="http://schemas.microsoft.com/office/word/2010/wordml" xmlns:w15="http://schemas.microsoft.com/office/word/2012/wordml" xmlns:w16cex="http://schemas.microsoft.com/office/word/2018/wordml/cex" xmlns:w16cid="http://schemas.microsoft.com/office/word/2016/wordml/cid" xmlns:w16="http://schemas.microsoft.com/office/word/2018/wordml" xmlns:w16sdtdh="http://schemas.microsoft.com/office/word/2020/wordml/sdtdatahash" xmlns:w16se="http://schemas.microsoft.com/office/word/2015/wordml/symex" xmlns:wpg="http://schemas.microsoft.com/office/word/2010/wordprocessingGroup" xmlns:wpi="http://schemas.microsoft.com/office/word/2010/wordprocessingInk" xmlns:wne="http://schemas.microsoft.com/office/word/2006/wordml" xmlns:wps="http://schemas.microsoft.com/office/word/2010/wordprocessingShape" mc:Ignorable="w14 w15 w16se w16cid w16 w16cex w16sdtdh wp14">
-  <w:sdt>
-    <w:sdtPr>
-      <w:id w:val="1647311531"/>
-      <w:docPartObj>
-        <w:docPartGallery w:val="Page Numbers (Bottom of Page)"/>
-        <w:docPartUnique/>
-      </w:docPartObj>
-    </w:sdtPr>
-    <w:sdtEndPr>
-      <w:rPr>
-        <w:noProof/>
-      </w:rPr>
-    </w:sdtEndPr>
-    <w:sdtContent>
-      <w:p>
-        <w:pPr>
-          <w:pStyle w:val="Footer"/>
-          <w:jc w:val="right"/>
-        </w:pPr>
-        <w:r>
-          <w:fldChar w:fldCharType="begin"/>
-        </w:r>
-        <w:r>
-          <w:instrText xml:space="preserve"> PAGE   \* MERGEFORMAT </w:instrText>
-        </w:r>
-        <w:r>
-          <w:fldChar w:fldCharType="separate"/>
-        </w:r>
-        <w:r>
-          <w:rPr>
-            <w:noProof/>
-          </w:rPr>
-          <w:t>1</w:t>
-        </w:r>
-        <w:r>
-          <w:rPr>
-            <w:noProof/>
-          </w:rPr>
-          <w:fldChar w:fldCharType="end"/>
-        </w:r>
-      </w:p>
-    </w:sdtContent>
-  </w:sdt>
+<w:ftr xmlns:wpc="http://schemas.microsoft.com/office/word/2010/wordprocessingCanvas" xmlns:cx="http://schemas.microsoft.com/office/drawing/2014/chartex" xmlns:cx1="http://schemas.microsoft.com/office/drawing/2015/9/8/chartex" xmlns:cx2="http://schemas.microsoft.com/office/drawing/2015/10/21/chartex" xmlns:cx3="http://schemas.microsoft.com/office/drawing/2016/5/9/chartex" xmlns:cx4="http://schemas.microsoft.com/office/drawing/2016/5/10/chartex" xmlns:cx5="http://schemas.microsoft.com/office/drawing/2016/5/11/chartex" xmlns:cx6="http://schemas.microsoft.com/office/drawing/2016/5/12/chartex" xmlns:cx7="http://schemas.microsoft.com/office/drawing/2016/5/13/chartex" xmlns:cx8="http://schemas.microsoft.com/office/drawing/2016/5/14/chartex" xmlns:mc="http://schemas.openxmlformats.org/markup-compatibility/2006" xmlns:aink="http://schemas.microsoft.com/office/drawing/2016/ink" xmlns:am3d="http://schemas.microsoft.com/office/drawing/2017/model3d" xmlns:o="urn:schemas-microsoft-com:office:office" xmlns:oel="http://schemas.microsoft.com/office/2019/extlst" xmlns:r="http://schemas.openxmlformats.org/officeDocument/2006/relationships" xmlns:m="http://schemas.openxmlformats.org/officeDocument/2006/math" xmlns:v="urn:schemas-microsoft-com:vml" xmlns:wp14="http://schemas.microsoft.com/office/word/2010/wordprocessingDrawing" xmlns:wp="http://schemas.openxmlformats.org/drawingml/2006/wordprocessingDrawing" xmlns:w10="urn:schemas-microsoft-com:office:word" xmlns:w="http://schemas.openxmlformats.org/wordprocessingml/2006/main" xmlns:w14="http://schemas.microsoft.com/office/word/2010/wordml" xmlns:w15="http://schemas.microsoft.com/office/word/2012/wordml" xmlns:w16cex="http://schemas.microsoft.com/office/word/2018/wordml/cex" xmlns:w16cid="http://schemas.microsoft.com/office/word/2016/wordml/cid" xmlns:w16="http://schemas.microsoft.com/office/word/2018/wordml" xmlns:w16sdtdh="http://schemas.microsoft.com/office/word/2020/wordml/sdtdatahash" xmlns:w16se="http://schemas.microsoft.com/office/word/2015/wordml/symex" xmlns:wpg="http://schemas.microsoft.com/office/word/2010/wordprocessingGroup" xmlns:wpi="http://schemas.microsoft.com/office/word/2010/wordprocessingInk" xmlns:wne="http://schemas.microsoft.com/office/word/2006/wordml" xmlns:wps="http://schemas.microsoft.com/office/word/2010/wordprocessingShape" mc:Ignorable="w14 w15 w16se w16cid w16 w16cex w16sdtdh wp14">
   <w:p>
     <w:pPr>
       <w:spacing w:after="0"/>
       <w:jc w:val="center"/>
     </w:pPr>
-    <w:r>
-      <w:rPr>
-        <w:rFonts w:ascii="Tahoma" w:hAnsi="Tahoma" w:cs="Tahoma"/>
-        <w:sz w:val="16"/>
-        <w:szCs w:val="16"/>
-      </w:rPr>
-      <w:t>Mouza: Depashai, U.P: Sombag, Kalampur, P.S: Dhamrai District: Dhaka, Bangladesh.Web: www.ocl-bd.com Phone: +8809612223355</w:t>
-    </w:r>
   </w:p>
 </w:ftr>
 </file>
 
 <file path=word/footnotes.xml><?xml version="1.0" encoding="utf-8"?>
-<w:footnotes xmlns:wpc="http://schemas.microsoft.com/office/word/2010/wordprocessingCanvas" xmlns:cx="http://schemas.microsoft.com/office/drawing/2014/chartex" xmlns:cx1="http://schemas.microsoft.com/office/drawing/2015/9/8/chartex" xmlns:cx2="http://schemas.microsoft.com/office/drawing/2015/10/21/chartex" xmlns:cx3="http://schemas.microsoft.com/office/drawing/2016/5/9/chartex" xmlns:cx4="http://schemas.microsoft.com/office/drawing/2016/5/10/chartex" xmlns:cx5="http://schemas.microsoft.com/office/drawing/2016/5/11/chartex" xmlns:cx6="http://schemas.microsoft.com/office/drawing/2016/5/12/chartex" xmlns:cx7="http://schemas.microsoft.com/office/drawing/2016/5/13/chartex" xmlns:cx8="http://schemas.microsoft.com/office/drawing/2016/5/14/chartex" xmlns:mc="http://schemas.openxmlformats.org/markup-compatibility/2006" xmlns:aink="http://schemas.microsoft.com/office/drawing/2016/ink" xmlns:am3d="http://schemas.microsoft.com/office/drawing/2017/model3d" xmlns:o="urn:schemas-microsoft-com:office:office" xmlns:r="http://schemas.openxmlformats.org/officeDocument/2006/relationships" xmlns:m="http://schemas.openxmlformats.org/officeDocument/2006/math" xmlns:v="urn:schemas-microsoft-com:vml" xmlns:wp14="http://schemas.microsoft.com/office/word/2010/wordprocessingDrawing" xmlns:wp="http://schemas.openxmlformats.org/drawingml/2006/wordprocessingDrawing" xmlns:w10="urn:schemas-microsoft-com:office:word" xmlns:w="http://schemas.openxmlformats.org/wordprocessingml/2006/main" xmlns:w14="http://schemas.microsoft.com/office/word/2010/wordml" xmlns:w15="http://schemas.microsoft.com/office/word/2012/wordml" xmlns:w16cex="http://schemas.microsoft.com/office/word/2018/wordml/cex" xmlns:w16cid="http://schemas.microsoft.com/office/word/2016/wordml/cid" xmlns:w16="http://schemas.microsoft.com/office/word/2018/wordml" xmlns:w16sdtdh="http://schemas.microsoft.com/office/word/2020/wordml/sdtdatahash" xmlns:w16se="http://schemas.microsoft.com/office/word/2015/wordml/symex" xmlns:wpg="http://schemas.microsoft.com/office/word/2010/wordprocessingGroup" xmlns:wpi="http://schemas.microsoft.com/office/word/2010/wordprocessingInk" xmlns:wne="http://schemas.microsoft.com/office/word/2006/wordml" xmlns:wps="http://schemas.microsoft.com/office/word/2010/wordprocessingShape" mc:Ignorable="w14 w15 w16se w16cid w16 w16cex w16sdtdh wp14">
+<w:footnotes xmlns:wpc="http://schemas.microsoft.com/office/word/2010/wordprocessingCanvas" xmlns:cx="http://schemas.microsoft.com/office/drawing/2014/chartex" xmlns:cx1="http://schemas.microsoft.com/office/drawing/2015/9/8/chartex" xmlns:cx2="http://schemas.microsoft.com/office/drawing/2015/10/21/chartex" xmlns:cx3="http://schemas.microsoft.com/office/drawing/2016/5/9/chartex" xmlns:cx4="http://schemas.microsoft.com/office/drawing/2016/5/10/chartex" xmlns:cx5="http://schemas.microsoft.com/office/drawing/2016/5/11/chartex" xmlns:cx6="http://schemas.microsoft.com/office/drawing/2016/5/12/chartex" xmlns:cx7="http://schemas.microsoft.com/office/drawing/2016/5/13/chartex" xmlns:cx8="http://schemas.microsoft.com/office/drawing/2016/5/14/chartex" xmlns:mc="http://schemas.openxmlformats.org/markup-compatibility/2006" xmlns:aink="http://schemas.microsoft.com/office/drawing/2016/ink" xmlns:am3d="http://schemas.microsoft.com/office/drawing/2017/model3d" xmlns:o="urn:schemas-microsoft-com:office:office" xmlns:oel="http://schemas.microsoft.com/office/2019/extlst" xmlns:r="http://schemas.openxmlformats.org/officeDocument/2006/relationships" xmlns:m="http://schemas.openxmlformats.org/officeDocument/2006/math" xmlns:v="urn:schemas-microsoft-com:vml" xmlns:wp14="http://schemas.microsoft.com/office/word/2010/wordprocessingDrawing" xmlns:wp="http://schemas.openxmlformats.org/drawingml/2006/wordprocessingDrawing" xmlns:w10="urn:schemas-microsoft-com:office:word" xmlns:w="http://schemas.openxmlformats.org/wordprocessingml/2006/main" xmlns:w14="http://schemas.microsoft.com/office/word/2010/wordml" xmlns:w15="http://schemas.microsoft.com/office/word/2012/wordml" xmlns:w16cex="http://schemas.microsoft.com/office/word/2018/wordml/cex" xmlns:w16cid="http://schemas.microsoft.com/office/word/2016/wordml/cid" xmlns:w16="http://schemas.microsoft.com/office/word/2018/wordml" xmlns:w16sdtdh="http://schemas.microsoft.com/office/word/2020/wordml/sdtdatahash" xmlns:w16se="http://schemas.microsoft.com/office/word/2015/wordml/symex" xmlns:wpg="http://schemas.microsoft.com/office/word/2010/wordprocessingGroup" xmlns:wpi="http://schemas.microsoft.com/office/word/2010/wordprocessingInk" xmlns:wne="http://schemas.microsoft.com/office/word/2006/wordml" xmlns:wps="http://schemas.microsoft.com/office/word/2010/wordprocessingShape" mc:Ignorable="w14 w15 w16se w16cid w16 w16cex w16sdtdh wp14">
   <w:footnote w:type="separator" w:id="-1">
     <w:p>
       <w:pPr>
@@ -1818,7 +1735,7 @@
 </file>
 
 <file path=word/header1.xml><?xml version="1.0" encoding="utf-8"?>
-<w:hdr xmlns:wpc="http://schemas.microsoft.com/office/word/2010/wordprocessingCanvas" xmlns:cx="http://schemas.microsoft.com/office/drawing/2014/chartex" xmlns:cx1="http://schemas.microsoft.com/office/drawing/2015/9/8/chartex" xmlns:cx2="http://schemas.microsoft.com/office/drawing/2015/10/21/chartex" xmlns:cx3="http://schemas.microsoft.com/office/drawing/2016/5/9/chartex" xmlns:cx4="http://schemas.microsoft.com/office/drawing/2016/5/10/chartex" xmlns:cx5="http://schemas.microsoft.com/office/drawing/2016/5/11/chartex" xmlns:cx6="http://schemas.microsoft.com/office/drawing/2016/5/12/chartex" xmlns:cx7="http://schemas.microsoft.com/office/drawing/2016/5/13/chartex" xmlns:cx8="http://schemas.microsoft.com/office/drawing/2016/5/14/chartex" xmlns:mc="http://schemas.openxmlformats.org/markup-compatibility/2006" xmlns:aink="http://schemas.microsoft.com/office/drawing/2016/ink" xmlns:am3d="http://schemas.microsoft.com/office/drawing/2017/model3d" xmlns:o="urn:schemas-microsoft-com:office:office" xmlns:r="http://schemas.openxmlformats.org/officeDocument/2006/relationships" xmlns:m="http://schemas.openxmlformats.org/officeDocument/2006/math" xmlns:v="urn:schemas-microsoft-com:vml" xmlns:wp14="http://schemas.microsoft.com/office/word/2010/wordprocessingDrawing" xmlns:wp="http://schemas.openxmlformats.org/drawingml/2006/wordprocessingDrawing" xmlns:w10="urn:schemas-microsoft-com:office:word" xmlns:w="http://schemas.openxmlformats.org/wordprocessingml/2006/main" xmlns:w14="http://schemas.microsoft.com/office/word/2010/wordml" xmlns:w15="http://schemas.microsoft.com/office/word/2012/wordml" xmlns:w16cex="http://schemas.microsoft.com/office/word/2018/wordml/cex" xmlns:w16cid="http://schemas.microsoft.com/office/word/2016/wordml/cid" xmlns:w16="http://schemas.microsoft.com/office/word/2018/wordml" xmlns:w16sdtdh="http://schemas.microsoft.com/office/word/2020/wordml/sdtdatahash" xmlns:w16se="http://schemas.microsoft.com/office/word/2015/wordml/symex" xmlns:wpg="http://schemas.microsoft.com/office/word/2010/wordprocessingGroup" xmlns:wpi="http://schemas.microsoft.com/office/word/2010/wordprocessingInk" xmlns:wne="http://schemas.microsoft.com/office/word/2006/wordml" xmlns:wps="http://schemas.microsoft.com/office/word/2010/wordprocessingShape" mc:Ignorable="w14 w15 w16se w16cid w16 w16cex w16sdtdh wp14">
+<w:hdr xmlns:wpc="http://schemas.microsoft.com/office/word/2010/wordprocessingCanvas" xmlns:cx="http://schemas.microsoft.com/office/drawing/2014/chartex" xmlns:cx1="http://schemas.microsoft.com/office/drawing/2015/9/8/chartex" xmlns:cx2="http://schemas.microsoft.com/office/drawing/2015/10/21/chartex" xmlns:cx3="http://schemas.microsoft.com/office/drawing/2016/5/9/chartex" xmlns:cx4="http://schemas.microsoft.com/office/drawing/2016/5/10/chartex" xmlns:cx5="http://schemas.microsoft.com/office/drawing/2016/5/11/chartex" xmlns:cx6="http://schemas.microsoft.com/office/drawing/2016/5/12/chartex" xmlns:cx7="http://schemas.microsoft.com/office/drawing/2016/5/13/chartex" xmlns:cx8="http://schemas.microsoft.com/office/drawing/2016/5/14/chartex" xmlns:mc="http://schemas.openxmlformats.org/markup-compatibility/2006" xmlns:aink="http://schemas.microsoft.com/office/drawing/2016/ink" xmlns:am3d="http://schemas.microsoft.com/office/drawing/2017/model3d" xmlns:o="urn:schemas-microsoft-com:office:office" xmlns:oel="http://schemas.microsoft.com/office/2019/extlst" xmlns:r="http://schemas.openxmlformats.org/officeDocument/2006/relationships" xmlns:m="http://schemas.openxmlformats.org/officeDocument/2006/math" xmlns:v="urn:schemas-microsoft-com:vml" xmlns:wp14="http://schemas.microsoft.com/office/word/2010/wordprocessingDrawing" xmlns:wp="http://schemas.openxmlformats.org/drawingml/2006/wordprocessingDrawing" xmlns:w10="urn:schemas-microsoft-com:office:word" xmlns:w="http://schemas.openxmlformats.org/wordprocessingml/2006/main" xmlns:w14="http://schemas.microsoft.com/office/word/2010/wordml" xmlns:w15="http://schemas.microsoft.com/office/word/2012/wordml" xmlns:w16cex="http://schemas.microsoft.com/office/word/2018/wordml/cex" xmlns:w16cid="http://schemas.microsoft.com/office/word/2016/wordml/cid" xmlns:w16="http://schemas.microsoft.com/office/word/2018/wordml" xmlns:w16sdtdh="http://schemas.microsoft.com/office/word/2020/wordml/sdtdatahash" xmlns:w16se="http://schemas.microsoft.com/office/word/2015/wordml/symex" xmlns:wpg="http://schemas.microsoft.com/office/word/2010/wordprocessingGroup" xmlns:wpi="http://schemas.microsoft.com/office/word/2010/wordprocessingInk" xmlns:wne="http://schemas.microsoft.com/office/word/2006/wordml" xmlns:wps="http://schemas.microsoft.com/office/word/2010/wordprocessingShape" mc:Ignorable="w14 w15 w16se w16cid w16 w16cex w16sdtdh wp14">
   <w:p>
     <w:pPr>
       <w:pStyle w:val="Header"/>
@@ -1836,7 +1753,7 @@
       <mc:AlternateContent>
         <mc:Choice Requires="wps">
           <w:drawing>
-            <wp:anchor distT="0" distB="0" distL="114300" distR="114300" simplePos="0" relativeHeight="251661312" behindDoc="0" locked="0" layoutInCell="1" allowOverlap="1" wp14:anchorId="0644DA30" wp14:editId="0F398CE0">
+            <wp:anchor distT="0" distB="0" distL="114300" distR="114300" simplePos="0" relativeHeight="251660288" behindDoc="0" locked="0" layoutInCell="1" allowOverlap="1" wp14:anchorId="0644DA30" wp14:editId="0F398CE0">
               <wp:simplePos x="0" y="0"/>
               <wp:positionH relativeFrom="column">
                 <wp:posOffset>-341136</wp:posOffset>
@@ -1925,7 +1842,7 @@
         </mc:Choice>
         <mc:Fallback>
           <w:pict>
-            <v:rect w14:anchorId="0644DA30" id="Rectangle 7" o:spid="_x0000_s1027" style="position:absolute;left:0;text-align:left;margin-left:-26.85pt;margin-top:41.4pt;width:180pt;height:26.35pt;z-index:251661312;visibility:visible;mso-wrap-style:square;mso-wrap-distance-left:9pt;mso-wrap-distance-top:0;mso-wrap-distance-right:9pt;mso-wrap-distance-bottom:0;mso-position-horizontal:absolute;mso-position-horizontal-relative:text;mso-position-vertical:absolute;mso-position-vertical-relative:text;v-text-anchor:middle" o:gfxdata="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" fillcolor="white [3201]" strokecolor="white [3212]" strokeweight="1pt">
+            <v:rect w14:anchorId="0644DA30" id="Rectangle 7" o:spid="_x0000_s1027" style="position:absolute;left:0;text-align:left;margin-left:-26.85pt;margin-top:41.4pt;width:180pt;height:26.35pt;z-index:251660288;visibility:visible;mso-wrap-style:square;mso-wrap-distance-left:9pt;mso-wrap-distance-top:0;mso-wrap-distance-right:9pt;mso-wrap-distance-bottom:0;mso-position-horizontal:absolute;mso-position-horizontal-relative:text;mso-position-vertical:absolute;mso-position-vertical-relative:text;v-text-anchor:middle" o:gfxdata="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" fillcolor="white [3201]" strokecolor="white [3212]" strokeweight="1pt">
               <v:textbox>
                 <w:txbxContent>
                   <w:p>
@@ -1968,7 +1885,7 @@
       <mc:AlternateContent>
         <mc:Choice Requires="wps">
           <w:drawing>
-            <wp:anchor distT="0" distB="0" distL="114300" distR="114300" simplePos="0" relativeHeight="251659264" behindDoc="0" locked="0" layoutInCell="1" allowOverlap="1" wp14:anchorId="77DE7BC4" wp14:editId="6B3B1BA4">
+            <wp:anchor distT="0" distB="0" distL="114300" distR="114300" simplePos="0" relativeHeight="251657216" behindDoc="0" locked="0" layoutInCell="1" allowOverlap="1" wp14:anchorId="77DE7BC4" wp14:editId="6B3B1BA4">
               <wp:simplePos x="0" y="0"/>
               <wp:positionH relativeFrom="column">
                 <wp:posOffset>8034511</wp:posOffset>
@@ -2055,7 +1972,7 @@
         </mc:Choice>
         <mc:Fallback>
           <w:pict>
-            <v:rect w14:anchorId="77DE7BC4" id="Rectangle 6" o:spid="_x0000_s1028" style="position:absolute;left:0;text-align:left;margin-left:632.65pt;margin-top:.1pt;width:220.45pt;height:53pt;z-index:251659264;visibility:visible;mso-wrap-style:square;mso-width-percent:0;mso-height-percent:0;mso-wrap-distance-left:9pt;mso-wrap-distance-top:0;mso-wrap-distance-right:9pt;mso-wrap-distance-bottom:0;mso-position-horizontal:absolute;mso-position-horizontal-relative:text;mso-position-vertical:absolute;mso-position-vertical-relative:text;mso-width-percent:0;mso-height-percent:0;mso-width-relative:margin;mso-height-relative:margin;v-text-anchor:middle" o:gfxdata="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" fillcolor="white [3201]" strokecolor="white [3212]" strokeweight="1pt">
+            <v:rect w14:anchorId="77DE7BC4" id="Rectangle 6" o:spid="_x0000_s1028" style="position:absolute;left:0;text-align:left;margin-left:632.65pt;margin-top:.1pt;width:220.45pt;height:53pt;z-index:251657216;visibility:visible;mso-wrap-style:square;mso-width-percent:0;mso-height-percent:0;mso-wrap-distance-left:9pt;mso-wrap-distance-top:0;mso-wrap-distance-right:9pt;mso-wrap-distance-bottom:0;mso-position-horizontal:absolute;mso-position-horizontal-relative:text;mso-position-vertical:absolute;mso-position-vertical-relative:text;mso-width-percent:0;mso-height-percent:0;mso-width-relative:margin;mso-height-relative:margin;v-text-anchor:middle" o:gfxdata="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" fillcolor="white [3201]" strokecolor="white [3212]" strokeweight="1pt">
               <v:textbox>
                 <w:txbxContent>
                   <w:p>
@@ -2134,7 +2051,7 @@
 </file>
 
 <file path=word/numbering.xml><?xml version="1.0" encoding="utf-8"?>
-<w:numbering xmlns:wpc="http://schemas.microsoft.com/office/word/2010/wordprocessingCanvas" xmlns:cx="http://schemas.microsoft.com/office/drawing/2014/chartex" xmlns:cx1="http://schemas.microsoft.com/office/drawing/2015/9/8/chartex" xmlns:cx2="http://schemas.microsoft.com/office/drawing/2015/10/21/chartex" xmlns:cx3="http://schemas.microsoft.com/office/drawing/2016/5/9/chartex" xmlns:cx4="http://schemas.microsoft.com/office/drawing/2016/5/10/chartex" xmlns:cx5="http://schemas.microsoft.com/office/drawing/2016/5/11/chartex" xmlns:cx6="http://schemas.microsoft.com/office/drawing/2016/5/12/chartex" xmlns:cx7="http://schemas.microsoft.com/office/drawing/2016/5/13/chartex" xmlns:cx8="http://schemas.microsoft.com/office/drawing/2016/5/14/chartex" xmlns:mc="http://schemas.openxmlformats.org/markup-compatibility/2006" xmlns:aink="http://schemas.microsoft.com/office/drawing/2016/ink" xmlns:am3d="http://schemas.microsoft.com/office/drawing/2017/model3d" xmlns:o="urn:schemas-microsoft-com:office:office" xmlns:r="http://schemas.openxmlformats.org/officeDocument/2006/relationships" xmlns:m="http://schemas.openxmlformats.org/officeDocument/2006/math" xmlns:v="urn:schemas-microsoft-com:vml" xmlns:wp14="http://schemas.microsoft.com/office/word/2010/wordprocessingDrawing" xmlns:wp="http://schemas.openxmlformats.org/drawingml/2006/wordprocessingDrawing" xmlns:w10="urn:schemas-microsoft-com:office:word" xmlns:w="http://schemas.openxmlformats.org/wordprocessingml/2006/main" xmlns:w14="http://schemas.microsoft.com/office/word/2010/wordml" xmlns:w15="http://schemas.microsoft.com/office/word/2012/wordml" xmlns:w16cex="http://schemas.microsoft.com/office/word/2018/wordml/cex" xmlns:w16cid="http://schemas.microsoft.com/office/word/2016/wordml/cid" xmlns:w16="http://schemas.microsoft.com/office/word/2018/wordml" xmlns:w16sdtdh="http://schemas.microsoft.com/office/word/2020/wordml/sdtdatahash" xmlns:w16se="http://schemas.microsoft.com/office/word/2015/wordml/symex" xmlns:wpg="http://schemas.microsoft.com/office/word/2010/wordprocessingGroup" xmlns:wpi="http://schemas.microsoft.com/office/word/2010/wordprocessingInk" xmlns:wne="http://schemas.microsoft.com/office/word/2006/wordml" xmlns:wps="http://schemas.microsoft.com/office/word/2010/wordprocessingShape" mc:Ignorable="w14 w15 w16se w16cid w16 w16cex w16sdtdh wp14">
+<w:numbering xmlns:wpc="http://schemas.microsoft.com/office/word/2010/wordprocessingCanvas" xmlns:cx="http://schemas.microsoft.com/office/drawing/2014/chartex" xmlns:cx1="http://schemas.microsoft.com/office/drawing/2015/9/8/chartex" xmlns:cx2="http://schemas.microsoft.com/office/drawing/2015/10/21/chartex" xmlns:cx3="http://schemas.microsoft.com/office/drawing/2016/5/9/chartex" xmlns:cx4="http://schemas.microsoft.com/office/drawing/2016/5/10/chartex" xmlns:cx5="http://schemas.microsoft.com/office/drawing/2016/5/11/chartex" xmlns:cx6="http://schemas.microsoft.com/office/drawing/2016/5/12/chartex" xmlns:cx7="http://schemas.microsoft.com/office/drawing/2016/5/13/chartex" xmlns:cx8="http://schemas.microsoft.com/office/drawing/2016/5/14/chartex" xmlns:mc="http://schemas.openxmlformats.org/markup-compatibility/2006" xmlns:aink="http://schemas.microsoft.com/office/drawing/2016/ink" xmlns:am3d="http://schemas.microsoft.com/office/drawing/2017/model3d" xmlns:o="urn:schemas-microsoft-com:office:office" xmlns:oel="http://schemas.microsoft.com/office/2019/extlst" xmlns:r="http://schemas.openxmlformats.org/officeDocument/2006/relationships" xmlns:m="http://schemas.openxmlformats.org/officeDocument/2006/math" xmlns:v="urn:schemas-microsoft-com:vml" xmlns:wp14="http://schemas.microsoft.com/office/word/2010/wordprocessingDrawing" xmlns:wp="http://schemas.openxmlformats.org/drawingml/2006/wordprocessingDrawing" xmlns:w10="urn:schemas-microsoft-com:office:word" xmlns:w="http://schemas.openxmlformats.org/wordprocessingml/2006/main" xmlns:w14="http://schemas.microsoft.com/office/word/2010/wordml" xmlns:w15="http://schemas.microsoft.com/office/word/2012/wordml" xmlns:w16cex="http://schemas.microsoft.com/office/word/2018/wordml/cex" xmlns:w16cid="http://schemas.microsoft.com/office/word/2016/wordml/cid" xmlns:w16="http://schemas.microsoft.com/office/word/2018/wordml" xmlns:w16sdtdh="http://schemas.microsoft.com/office/word/2020/wordml/sdtdatahash" xmlns:w16se="http://schemas.microsoft.com/office/word/2015/wordml/symex" xmlns:wpg="http://schemas.microsoft.com/office/word/2010/wordprocessingGroup" xmlns:wpi="http://schemas.microsoft.com/office/word/2010/wordprocessingInk" xmlns:wne="http://schemas.microsoft.com/office/word/2006/wordml" xmlns:wps="http://schemas.microsoft.com/office/word/2010/wordprocessingShape" mc:Ignorable="w14 w15 w16se w16cid w16 w16cex w16sdtdh wp14">
   <w:abstractNum w:abstractNumId="0" w15:restartNumberingAfterBreak="0">
     <w:nsid w:val="19365752"/>
     <w:multiLevelType w:val="hybridMultilevel"/>
@@ -2377,16 +2294,16 @@
       <w:lvlJc w:val="left"/>
     </w:lvl>
   </w:abstractNum>
-  <w:num w:numId="1">
+  <w:num w:numId="1" w16cid:durableId="1348096675">
     <w:abstractNumId w:val="2"/>
   </w:num>
-  <w:num w:numId="2">
+  <w:num w:numId="2" w16cid:durableId="681858934">
     <w:abstractNumId w:val="3"/>
   </w:num>
-  <w:num w:numId="3">
+  <w:num w:numId="3" w16cid:durableId="453060551">
     <w:abstractNumId w:val="1"/>
   </w:num>
-  <w:num w:numId="4">
+  <w:num w:numId="4" w16cid:durableId="1596791196">
     <w:abstractNumId w:val="0"/>
   </w:num>
 </w:numbering>
@@ -2564,7 +2481,7 @@
     <w:lsdException w:name="Table Web 2" w:semiHidden="1" w:unhideWhenUsed="1"/>
     <w:lsdException w:name="Table Web 3" w:semiHidden="1" w:unhideWhenUsed="1"/>
     <w:lsdException w:name="Balloon Text" w:semiHidden="1" w:unhideWhenUsed="1"/>
-    <w:lsdException w:name="Table Grid" w:semiHidden="1" w:uiPriority="39" w:unhideWhenUsed="1"/>
+    <w:lsdException w:name="Table Grid" w:uiPriority="39"/>
     <w:lsdException w:name="Table Theme" w:semiHidden="1" w:unhideWhenUsed="1"/>
     <w:lsdException w:name="Placeholder Text" w:semiHidden="1"/>
     <w:lsdException w:name="No Spacing" w:uiPriority="1" w:qFormat="1"/>

--- a/APLOS/POPResources/Templates/ServicePurchaseOrder20171.docx
+++ b/APLOS/POPResources/Templates/ServicePurchaseOrder20171.docx
@@ -181,7 +181,25 @@
                 <w:sz w:val="16"/>
                 <w:szCs w:val="16"/>
               </w:rPr>
-              <w:t>PO No: {PONumber}</w:t>
+              <w:t>PO No: {</w:t>
+            </w:r>
+            <w:proofErr w:type="spellStart"/>
+            <w:r>
+              <w:rPr>
+                <w:rFonts w:ascii="Tahoma" w:hAnsi="Tahoma" w:cs="Tahoma"/>
+                <w:sz w:val="16"/>
+                <w:szCs w:val="16"/>
+              </w:rPr>
+              <w:t>PONumber</w:t>
+            </w:r>
+            <w:proofErr w:type="spellEnd"/>
+            <w:r>
+              <w:rPr>
+                <w:rFonts w:ascii="Tahoma" w:hAnsi="Tahoma" w:cs="Tahoma"/>
+                <w:sz w:val="16"/>
+                <w:szCs w:val="16"/>
+              </w:rPr>
+              <w:t>}</w:t>
             </w:r>
           </w:p>
           <w:p>
@@ -202,7 +220,25 @@
                 <w:sz w:val="16"/>
                 <w:szCs w:val="16"/>
               </w:rPr>
-              <w:t>Vendor Name: {VendorName}</w:t>
+              <w:t>Vendor Name: {</w:t>
+            </w:r>
+            <w:proofErr w:type="spellStart"/>
+            <w:r>
+              <w:rPr>
+                <w:rFonts w:ascii="Tahoma" w:hAnsi="Tahoma" w:cs="Tahoma"/>
+                <w:sz w:val="16"/>
+                <w:szCs w:val="16"/>
+              </w:rPr>
+              <w:t>VendorName</w:t>
+            </w:r>
+            <w:proofErr w:type="spellEnd"/>
+            <w:r>
+              <w:rPr>
+                <w:rFonts w:ascii="Tahoma" w:hAnsi="Tahoma" w:cs="Tahoma"/>
+                <w:sz w:val="16"/>
+                <w:szCs w:val="16"/>
+              </w:rPr>
+              <w:t>}</w:t>
             </w:r>
           </w:p>
           <w:p>
@@ -223,7 +259,25 @@
                 <w:sz w:val="16"/>
                 <w:szCs w:val="16"/>
               </w:rPr>
-              <w:t>Currency Name: {CurrencyName}</w:t>
+              <w:t>Currency Name: {</w:t>
+            </w:r>
+            <w:proofErr w:type="spellStart"/>
+            <w:r>
+              <w:rPr>
+                <w:rFonts w:ascii="Tahoma" w:hAnsi="Tahoma" w:cs="Tahoma"/>
+                <w:sz w:val="16"/>
+                <w:szCs w:val="16"/>
+              </w:rPr>
+              <w:t>CurrencyName</w:t>
+            </w:r>
+            <w:proofErr w:type="spellEnd"/>
+            <w:r>
+              <w:rPr>
+                <w:rFonts w:ascii="Tahoma" w:hAnsi="Tahoma" w:cs="Tahoma"/>
+                <w:sz w:val="16"/>
+                <w:szCs w:val="16"/>
+              </w:rPr>
+              <w:t>}</w:t>
             </w:r>
           </w:p>
         </w:tc>
@@ -243,7 +297,23 @@
                 <w:rFonts w:ascii="Tahoma" w:hAnsi="Tahoma" w:cs="Tahoma"/>
                 <w:sz w:val="16"/>
               </w:rPr>
-              <w:t>Payment Term: {PaymentTerm}</w:t>
+              <w:t>Payment Term: {</w:t>
+            </w:r>
+            <w:proofErr w:type="spellStart"/>
+            <w:r>
+              <w:rPr>
+                <w:rFonts w:ascii="Tahoma" w:hAnsi="Tahoma" w:cs="Tahoma"/>
+                <w:sz w:val="16"/>
+              </w:rPr>
+              <w:t>PaymentTerm</w:t>
+            </w:r>
+            <w:proofErr w:type="spellEnd"/>
+            <w:r>
+              <w:rPr>
+                <w:rFonts w:ascii="Tahoma" w:hAnsi="Tahoma" w:cs="Tahoma"/>
+                <w:sz w:val="16"/>
+              </w:rPr>
+              <w:t>}</w:t>
             </w:r>
           </w:p>
           <w:p>
@@ -253,12 +323,39 @@
                 <w:sz w:val="16"/>
               </w:rPr>
             </w:pPr>
-            <w:r>
-              <w:rPr>
-                <w:rFonts w:ascii="Tahoma" w:hAnsi="Tahoma" w:cs="Tahoma"/>
-                <w:sz w:val="16"/>
-              </w:rPr>
-              <w:t>VendoType:{PartyType}</w:t>
+            <w:proofErr w:type="spellStart"/>
+            <w:proofErr w:type="gramStart"/>
+            <w:r>
+              <w:rPr>
+                <w:rFonts w:ascii="Tahoma" w:hAnsi="Tahoma" w:cs="Tahoma"/>
+                <w:sz w:val="16"/>
+              </w:rPr>
+              <w:t>VendoType</w:t>
+            </w:r>
+            <w:proofErr w:type="spellEnd"/>
+            <w:r>
+              <w:rPr>
+                <w:rFonts w:ascii="Tahoma" w:hAnsi="Tahoma" w:cs="Tahoma"/>
+                <w:sz w:val="16"/>
+              </w:rPr>
+              <w:t>:{</w:t>
+            </w:r>
+            <w:proofErr w:type="spellStart"/>
+            <w:proofErr w:type="gramEnd"/>
+            <w:r>
+              <w:rPr>
+                <w:rFonts w:ascii="Tahoma" w:hAnsi="Tahoma" w:cs="Tahoma"/>
+                <w:sz w:val="16"/>
+              </w:rPr>
+              <w:t>PartyType</w:t>
+            </w:r>
+            <w:proofErr w:type="spellEnd"/>
+            <w:r>
+              <w:rPr>
+                <w:rFonts w:ascii="Tahoma" w:hAnsi="Tahoma" w:cs="Tahoma"/>
+                <w:sz w:val="16"/>
+              </w:rPr>
+              <w:t>}</w:t>
             </w:r>
           </w:p>
           <w:p>
@@ -273,7 +370,23 @@
                 <w:rFonts w:ascii="Tahoma" w:hAnsi="Tahoma" w:cs="Tahoma"/>
                 <w:sz w:val="16"/>
               </w:rPr>
-              <w:t>Delivery Party: {DeliveryParty}</w:t>
+              <w:t>Delivery Party: {</w:t>
+            </w:r>
+            <w:proofErr w:type="spellStart"/>
+            <w:r>
+              <w:rPr>
+                <w:rFonts w:ascii="Tahoma" w:hAnsi="Tahoma" w:cs="Tahoma"/>
+                <w:sz w:val="16"/>
+              </w:rPr>
+              <w:t>DeliveryParty</w:t>
+            </w:r>
+            <w:proofErr w:type="spellEnd"/>
+            <w:r>
+              <w:rPr>
+                <w:rFonts w:ascii="Tahoma" w:hAnsi="Tahoma" w:cs="Tahoma"/>
+                <w:sz w:val="16"/>
+              </w:rPr>
+              <w:t>}</w:t>
             </w:r>
           </w:p>
         </w:tc>
@@ -294,7 +407,23 @@
                 <w:rFonts w:ascii="Tahoma" w:hAnsi="Tahoma" w:cs="Tahoma"/>
                 <w:sz w:val="16"/>
               </w:rPr>
-              <w:t>PO Type: {POType}</w:t>
+              <w:t>PO Type: {</w:t>
+            </w:r>
+            <w:proofErr w:type="spellStart"/>
+            <w:r>
+              <w:rPr>
+                <w:rFonts w:ascii="Tahoma" w:hAnsi="Tahoma" w:cs="Tahoma"/>
+                <w:sz w:val="16"/>
+              </w:rPr>
+              <w:t>POType</w:t>
+            </w:r>
+            <w:proofErr w:type="spellEnd"/>
+            <w:r>
+              <w:rPr>
+                <w:rFonts w:ascii="Tahoma" w:hAnsi="Tahoma" w:cs="Tahoma"/>
+                <w:sz w:val="16"/>
+              </w:rPr>
+              <w:t>}</w:t>
             </w:r>
           </w:p>
           <w:p>
@@ -309,7 +438,23 @@
                 <w:rFonts w:ascii="Tahoma" w:hAnsi="Tahoma" w:cs="Tahoma"/>
                 <w:sz w:val="16"/>
               </w:rPr>
-              <w:t>Invoicing Party Name: {InvoicingPartyName}</w:t>
+              <w:t>Invoicing Party Name: {</w:t>
+            </w:r>
+            <w:proofErr w:type="spellStart"/>
+            <w:r>
+              <w:rPr>
+                <w:rFonts w:ascii="Tahoma" w:hAnsi="Tahoma" w:cs="Tahoma"/>
+                <w:sz w:val="16"/>
+              </w:rPr>
+              <w:t>InvoicingPartyName</w:t>
+            </w:r>
+            <w:proofErr w:type="spellEnd"/>
+            <w:r>
+              <w:rPr>
+                <w:rFonts w:ascii="Tahoma" w:hAnsi="Tahoma" w:cs="Tahoma"/>
+                <w:sz w:val="16"/>
+              </w:rPr>
+              <w:t>}</w:t>
             </w:r>
           </w:p>
         </w:tc>
@@ -341,6 +486,7 @@
               </w:rPr>
               <w:t xml:space="preserve"> {</w:t>
             </w:r>
+            <w:proofErr w:type="gramStart"/>
             <w:r>
               <w:rPr>
                 <w:rFonts w:ascii="Tahoma" w:hAnsi="Tahoma" w:cs="Tahoma"/>
@@ -357,7 +503,16 @@
                 <w:sz w:val="16"/>
                 <w:szCs w:val="16"/>
               </w:rPr>
-              <w:t xml:space="preserve">}       </w:t>
+              <w:t xml:space="preserve">}   </w:t>
+            </w:r>
+            <w:proofErr w:type="gramEnd"/>
+            <w:r>
+              <w:rPr>
+                <w:rFonts w:ascii="Tahoma" w:hAnsi="Tahoma" w:cs="Tahoma"/>
+                <w:sz w:val="16"/>
+                <w:szCs w:val="16"/>
+              </w:rPr>
+              <w:t xml:space="preserve">    </w:t>
             </w:r>
             <w:r>
               <w:rPr>
@@ -379,7 +534,23 @@
                 <w:rFonts w:ascii="Tahoma" w:hAnsi="Tahoma" w:cs="Tahoma"/>
                 <w:sz w:val="16"/>
               </w:rPr>
-              <w:t>{PODate}</w:t>
+              <w:t>{</w:t>
+            </w:r>
+            <w:proofErr w:type="spellStart"/>
+            <w:r>
+              <w:rPr>
+                <w:rFonts w:ascii="Tahoma" w:hAnsi="Tahoma" w:cs="Tahoma"/>
+                <w:sz w:val="16"/>
+              </w:rPr>
+              <w:t>PODate</w:t>
+            </w:r>
+            <w:proofErr w:type="spellEnd"/>
+            <w:r>
+              <w:rPr>
+                <w:rFonts w:ascii="Tahoma" w:hAnsi="Tahoma" w:cs="Tahoma"/>
+                <w:sz w:val="16"/>
+              </w:rPr>
+              <w:t>}</w:t>
             </w:r>
             <w:r>
               <w:rPr>
@@ -422,6 +593,7 @@
               </w:rPr>
               <w:t xml:space="preserve"> {</w:t>
             </w:r>
+            <w:proofErr w:type="spellStart"/>
             <w:r>
               <w:rPr>
                 <w:rFonts w:ascii="Tahoma" w:hAnsi="Tahoma" w:cs="Tahoma"/>
@@ -432,6 +604,7 @@
               </w:rPr>
               <w:t>PurOrApprovedStatus</w:t>
             </w:r>
+            <w:proofErr w:type="spellEnd"/>
             <w:r>
               <w:rPr>
                 <w:rFonts w:ascii="Tahoma" w:hAnsi="Tahoma" w:cs="Tahoma"/>
@@ -448,19 +621,44 @@
                 <w:sz w:val="16"/>
               </w:rPr>
             </w:pPr>
-            <w:r>
-              <w:rPr>
-                <w:rFonts w:ascii="Tahoma" w:hAnsi="Tahoma" w:cs="Tahoma"/>
-                <w:sz w:val="16"/>
-              </w:rPr>
-              <w:t>Credtible Status: {CredtibleStatus}</w:t>
-            </w:r>
-            <w:r>
-              <w:rPr>
-                <w:rFonts w:ascii="Tahoma" w:hAnsi="Tahoma" w:cs="Tahoma"/>
-                <w:sz w:val="16"/>
-              </w:rPr>
-              <w:t xml:space="preserve">                                </w:t>
+            <w:proofErr w:type="spellStart"/>
+            <w:r>
+              <w:rPr>
+                <w:rFonts w:ascii="Tahoma" w:hAnsi="Tahoma" w:cs="Tahoma"/>
+                <w:sz w:val="16"/>
+              </w:rPr>
+              <w:t>Credtible</w:t>
+            </w:r>
+            <w:proofErr w:type="spellEnd"/>
+            <w:r>
+              <w:rPr>
+                <w:rFonts w:ascii="Tahoma" w:hAnsi="Tahoma" w:cs="Tahoma"/>
+                <w:sz w:val="16"/>
+              </w:rPr>
+              <w:t xml:space="preserve"> Status: {</w:t>
+            </w:r>
+            <w:proofErr w:type="gramStart"/>
+            <w:r>
+              <w:rPr>
+                <w:rFonts w:ascii="Tahoma" w:hAnsi="Tahoma" w:cs="Tahoma"/>
+                <w:sz w:val="16"/>
+              </w:rPr>
+              <w:t>CredtibleStatus}</w:t>
+            </w:r>
+            <w:r>
+              <w:rPr>
+                <w:rFonts w:ascii="Tahoma" w:hAnsi="Tahoma" w:cs="Tahoma"/>
+                <w:sz w:val="16"/>
+              </w:rPr>
+              <w:t xml:space="preserve">   </w:t>
+            </w:r>
+            <w:proofErr w:type="gramEnd"/>
+            <w:r>
+              <w:rPr>
+                <w:rFonts w:ascii="Tahoma" w:hAnsi="Tahoma" w:cs="Tahoma"/>
+                <w:sz w:val="16"/>
+              </w:rPr>
+              <w:t xml:space="preserve">                             </w:t>
             </w:r>
             <w:r>
               <w:rPr>
@@ -542,7 +740,25 @@
                 <w:sz w:val="16"/>
                 <w:szCs w:val="16"/>
               </w:rPr>
-              <w:t>With Reference to your above quotation, we agree to purchase the following servises -</w:t>
+              <w:t xml:space="preserve">With Reference to your above quotation, we agree to purchase the following </w:t>
+            </w:r>
+            <w:proofErr w:type="spellStart"/>
+            <w:r>
+              <w:rPr>
+                <w:rFonts w:ascii="Tahoma" w:eastAsia="Arial" w:hAnsi="Tahoma" w:cs="Tahoma"/>
+                <w:sz w:val="16"/>
+                <w:szCs w:val="16"/>
+              </w:rPr>
+              <w:t>servises</w:t>
+            </w:r>
+            <w:proofErr w:type="spellEnd"/>
+            <w:r>
+              <w:rPr>
+                <w:rFonts w:ascii="Tahoma" w:eastAsia="Arial" w:hAnsi="Tahoma" w:cs="Tahoma"/>
+                <w:sz w:val="16"/>
+                <w:szCs w:val="16"/>
+              </w:rPr>
+              <w:t xml:space="preserve"> -</w:t>
             </w:r>
           </w:p>
         </w:tc>
@@ -582,6 +798,7 @@
               </w:rPr>
               <w:t>{</w:t>
             </w:r>
+            <w:proofErr w:type="spellStart"/>
             <w:r>
               <w:rPr>
                 <w:rFonts w:ascii="Tahoma" w:hAnsi="Tahoma" w:cs="Tahoma"/>
@@ -591,6 +808,7 @@
               </w:rPr>
               <w:t>ServicePODetail</w:t>
             </w:r>
+            <w:proofErr w:type="spellEnd"/>
             <w:r>
               <w:rPr>
                 <w:rFonts w:ascii="Tahoma" w:eastAsia="Arial" w:hAnsi="Tahoma" w:cs="Tahoma"/>
@@ -637,7 +855,29 @@
                 <w:sz w:val="16"/>
                 <w:szCs w:val="16"/>
               </w:rPr>
-              <w:t>In Words: {TotalInWords}</w:t>
+              <w:t>In Words: {</w:t>
+            </w:r>
+            <w:proofErr w:type="spellStart"/>
+            <w:r>
+              <w:rPr>
+                <w:rFonts w:ascii="Tahoma" w:eastAsia="Arial" w:hAnsi="Tahoma" w:cs="Tahoma"/>
+                <w:b/>
+                <w:bCs/>
+                <w:sz w:val="16"/>
+                <w:szCs w:val="16"/>
+              </w:rPr>
+              <w:t>TotalInWords</w:t>
+            </w:r>
+            <w:proofErr w:type="spellEnd"/>
+            <w:r>
+              <w:rPr>
+                <w:rFonts w:ascii="Tahoma" w:eastAsia="Arial" w:hAnsi="Tahoma" w:cs="Tahoma"/>
+                <w:b/>
+                <w:bCs/>
+                <w:sz w:val="16"/>
+                <w:szCs w:val="16"/>
+              </w:rPr>
+              <w:t>}</w:t>
             </w:r>
           </w:p>
           <w:p>
@@ -658,7 +898,29 @@
                 <w:sz w:val="16"/>
                 <w:szCs w:val="16"/>
               </w:rPr>
-              <w:t xml:space="preserve">Delivery Instructions (IF ANY): {DeliveryInstruction}    </w:t>
+              <w:t>Delivery Instructions (IF ANY): {</w:t>
+            </w:r>
+            <w:proofErr w:type="spellStart"/>
+            <w:r>
+              <w:rPr>
+                <w:rFonts w:ascii="Tahoma" w:eastAsia="Arial" w:hAnsi="Tahoma" w:cs="Tahoma"/>
+                <w:b/>
+                <w:bCs/>
+                <w:sz w:val="16"/>
+                <w:szCs w:val="16"/>
+              </w:rPr>
+              <w:t>DeliveryInstruction</w:t>
+            </w:r>
+            <w:proofErr w:type="spellEnd"/>
+            <w:r>
+              <w:rPr>
+                <w:rFonts w:ascii="Tahoma" w:eastAsia="Arial" w:hAnsi="Tahoma" w:cs="Tahoma"/>
+                <w:b/>
+                <w:bCs/>
+                <w:sz w:val="16"/>
+                <w:szCs w:val="16"/>
+              </w:rPr>
+              <w:t xml:space="preserve">}    </w:t>
             </w:r>
           </w:p>
           <w:p>
@@ -679,7 +941,41 @@
                 <w:sz w:val="16"/>
                 <w:szCs w:val="16"/>
               </w:rPr>
-              <w:t xml:space="preserve">Special Instructions (IF ANY): {SpecialInstruction}                 </w:t>
+              <w:t>Special Instructions (IF ANY): {</w:t>
+            </w:r>
+            <w:proofErr w:type="spellStart"/>
+            <w:proofErr w:type="gramStart"/>
+            <w:r>
+              <w:rPr>
+                <w:rFonts w:ascii="Tahoma" w:eastAsia="Arial" w:hAnsi="Tahoma" w:cs="Tahoma"/>
+                <w:b/>
+                <w:bCs/>
+                <w:sz w:val="16"/>
+                <w:szCs w:val="16"/>
+              </w:rPr>
+              <w:t>SpecialInstruction</w:t>
+            </w:r>
+            <w:proofErr w:type="spellEnd"/>
+            <w:r>
+              <w:rPr>
+                <w:rFonts w:ascii="Tahoma" w:eastAsia="Arial" w:hAnsi="Tahoma" w:cs="Tahoma"/>
+                <w:b/>
+                <w:bCs/>
+                <w:sz w:val="16"/>
+                <w:szCs w:val="16"/>
+              </w:rPr>
+              <w:t xml:space="preserve">}   </w:t>
+            </w:r>
+            <w:proofErr w:type="gramEnd"/>
+            <w:r>
+              <w:rPr>
+                <w:rFonts w:ascii="Tahoma" w:eastAsia="Arial" w:hAnsi="Tahoma" w:cs="Tahoma"/>
+                <w:b/>
+                <w:bCs/>
+                <w:sz w:val="16"/>
+                <w:szCs w:val="16"/>
+              </w:rPr>
+              <w:t xml:space="preserve">              </w:t>
             </w:r>
           </w:p>
         </w:tc>
@@ -720,7 +1016,123 @@
                 <w:sz w:val="16"/>
                 <w:szCs w:val="16"/>
               </w:rPr>
-              <w:t>Total: {GrandTotal}</w:t>
+              <w:t>Total: {</w:t>
+            </w:r>
+            <w:proofErr w:type="spellStart"/>
+            <w:r>
+              <w:rPr>
+                <w:rFonts w:ascii="Consolas" w:hAnsi="Consolas" w:cs="Consolas"/>
+                <w:color w:val="000000"/>
+                <w:sz w:val="19"/>
+                <w:szCs w:val="19"/>
+              </w:rPr>
+              <w:t>GrandTotal</w:t>
+            </w:r>
+            <w:proofErr w:type="spellEnd"/>
+            <w:r>
+              <w:rPr>
+                <w:rFonts w:ascii="Tahoma" w:eastAsia="Arial" w:hAnsi="Tahoma" w:cs="Tahoma"/>
+                <w:b/>
+                <w:bCs/>
+                <w:sz w:val="16"/>
+                <w:szCs w:val="16"/>
+              </w:rPr>
+              <w:t>}</w:t>
+            </w:r>
+            <w:r>
+              <w:rPr>
+                <w:rFonts w:ascii="Tahoma" w:eastAsia="Arial" w:hAnsi="Tahoma" w:cs="Tahoma"/>
+                <w:b/>
+                <w:bCs/>
+                <w:sz w:val="16"/>
+                <w:szCs w:val="16"/>
+              </w:rPr>
+              <w:br/>
+              <w:t xml:space="preserve"> Discount </w:t>
+            </w:r>
+            <w:proofErr w:type="gramStart"/>
+            <w:r>
+              <w:rPr>
+                <w:rFonts w:ascii="Tahoma" w:eastAsia="Arial" w:hAnsi="Tahoma" w:cs="Tahoma"/>
+                <w:b/>
+                <w:bCs/>
+                <w:sz w:val="16"/>
+                <w:szCs w:val="16"/>
+              </w:rPr>
+              <w:t>Amount:{</w:t>
+            </w:r>
+            <w:proofErr w:type="spellStart"/>
+            <w:proofErr w:type="gramEnd"/>
+            <w:r>
+              <w:rPr>
+                <w:rFonts w:ascii="Consolas" w:hAnsi="Consolas" w:cs="Consolas"/>
+                <w:color w:val="000000"/>
+                <w:sz w:val="19"/>
+                <w:szCs w:val="19"/>
+              </w:rPr>
+              <w:t>DiscountAmount</w:t>
+            </w:r>
+            <w:proofErr w:type="spellEnd"/>
+            <w:r>
+              <w:rPr>
+                <w:rFonts w:ascii="Tahoma" w:eastAsia="Arial" w:hAnsi="Tahoma" w:cs="Tahoma"/>
+                <w:b/>
+                <w:bCs/>
+                <w:sz w:val="16"/>
+                <w:szCs w:val="16"/>
+              </w:rPr>
+              <w:t xml:space="preserve">}                                                                                                                                                                                                                                                                                                         </w:t>
+            </w:r>
+            <w:r>
+              <w:rPr>
+                <w:rFonts w:ascii="Tahoma" w:eastAsia="Arial" w:hAnsi="Tahoma" w:cs="Tahoma"/>
+                <w:b/>
+                <w:bCs/>
+                <w:sz w:val="16"/>
+                <w:szCs w:val="16"/>
+              </w:rPr>
+              <w:t>After discount</w:t>
+            </w:r>
+            <w:r>
+              <w:rPr>
+                <w:rFonts w:ascii="Tahoma" w:eastAsia="Arial" w:hAnsi="Tahoma" w:cs="Tahoma"/>
+                <w:b/>
+                <w:bCs/>
+                <w:sz w:val="16"/>
+                <w:szCs w:val="16"/>
+              </w:rPr>
+              <w:t xml:space="preserve"> </w:t>
+            </w:r>
+            <w:r>
+              <w:rPr>
+                <w:rFonts w:ascii="Tahoma" w:eastAsia="Arial" w:hAnsi="Tahoma" w:cs="Tahoma"/>
+                <w:b/>
+                <w:bCs/>
+                <w:sz w:val="16"/>
+                <w:szCs w:val="16"/>
+              </w:rPr>
+              <w:t>: {</w:t>
+            </w:r>
+            <w:proofErr w:type="spellStart"/>
+            <w:r>
+              <w:rPr>
+                <w:rFonts w:ascii="Tahoma" w:eastAsia="Arial" w:hAnsi="Tahoma" w:cs="Tahoma"/>
+                <w:bCs/>
+                <w:sz w:val="16"/>
+                <w:szCs w:val="16"/>
+              </w:rPr>
+              <w:t>AfterDiscountTotal</w:t>
+            </w:r>
+            <w:proofErr w:type="spellEnd"/>
+            <w:r>
+              <w:rPr>
+                <w:rFonts w:ascii="Tahoma" w:eastAsia="Arial" w:hAnsi="Tahoma" w:cs="Tahoma"/>
+                <w:b/>
+                <w:bCs/>
+                <w:sz w:val="16"/>
+                <w:szCs w:val="16"/>
+              </w:rPr>
+              <w:t>}</w:t>
             </w:r>
           </w:p>
         </w:tc>
@@ -1032,7 +1444,29 @@
                       <w:sz w:val="16"/>
                       <w:szCs w:val="16"/>
                     </w:rPr>
-                    <w:t>For {VendorName}</w:t>
+                    <w:t>For {</w:t>
+                  </w:r>
+                  <w:proofErr w:type="spellStart"/>
+                  <w:r>
+                    <w:rPr>
+                      <w:rFonts w:ascii="Tahoma" w:eastAsia="Arial" w:hAnsi="Tahoma" w:cs="Tahoma"/>
+                      <w:b/>
+                      <w:bCs/>
+                      <w:sz w:val="16"/>
+                      <w:szCs w:val="16"/>
+                    </w:rPr>
+                    <w:t>VendorName</w:t>
+                  </w:r>
+                  <w:proofErr w:type="spellEnd"/>
+                  <w:r>
+                    <w:rPr>
+                      <w:rFonts w:ascii="Tahoma" w:eastAsia="Arial" w:hAnsi="Tahoma" w:cs="Tahoma"/>
+                      <w:b/>
+                      <w:bCs/>
+                      <w:sz w:val="16"/>
+                      <w:szCs w:val="16"/>
+                    </w:rPr>
+                    <w:t>}</w:t>
                   </w:r>
                 </w:p>
                 <w:p>
@@ -1232,7 +1666,7 @@
                 </mc:Choice>
                 <mc:Fallback>
                   <w:pict>
-                    <v:line w14:anchorId="72783FD6" id="Straight Connector 3" o:spid="_x0000_s1026" style="position:absolute;flip:x;z-index:251689984;visibility:visible;mso-wrap-style:square;mso-width-percent:0;mso-height-percent:0;mso-wrap-distance-left:9pt;mso-wrap-distance-top:0;mso-wrap-distance-right:9pt;mso-wrap-distance-bottom:0;mso-position-horizontal:absolute;mso-position-horizontal-relative:text;mso-position-vertical:absolute;mso-position-vertical-relative:text;mso-width-percent:0;mso-height-percent:0;mso-width-relative:margin;mso-height-relative:margin" from="30.2pt,8.35pt" to="139.75pt,8.35pt" o:gfxdata="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" strokecolor="black [3213]" strokeweight=".5pt">
+                    <v:line w14:anchorId="1E375430" id="Straight Connector 3" o:spid="_x0000_s1026" style="position:absolute;flip:x;z-index:251689984;visibility:visible;mso-wrap-style:square;mso-width-percent:0;mso-height-percent:0;mso-wrap-distance-left:9pt;mso-wrap-distance-top:0;mso-wrap-distance-right:9pt;mso-wrap-distance-bottom:0;mso-position-horizontal:absolute;mso-position-horizontal-relative:text;mso-position-vertical:absolute;mso-position-vertical-relative:text;mso-width-percent:0;mso-height-percent:0;mso-width-relative:margin;mso-height-relative:margin" from="30.2pt,8.35pt" to="139.75pt,8.35pt" o:gfxdata="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" strokecolor="black [3213]" strokeweight=".5pt">
                       <v:stroke joinstyle="miter"/>
                     </v:line>
                   </w:pict>
@@ -1257,6 +1691,7 @@
               </w:rPr>
               <w:t>{</w:t>
             </w:r>
+            <w:proofErr w:type="spellStart"/>
             <w:r>
               <w:rPr>
                 <w:rFonts w:ascii="Tahoma" w:hAnsi="Tahoma" w:cs="Tahoma"/>
@@ -1267,6 +1702,7 @@
               </w:rPr>
               <w:t>AddedBy</w:t>
             </w:r>
+            <w:proofErr w:type="spellEnd"/>
             <w:r>
               <w:rPr>
                 <w:rFonts w:ascii="Tahoma" w:eastAsia="Arial" w:hAnsi="Tahoma" w:cs="Tahoma"/>
@@ -1361,7 +1797,7 @@
                 </mc:Choice>
                 <mc:Fallback>
                   <w:pict>
-                    <v:line w14:anchorId="2C6F11E5" id="Straight Connector 4" o:spid="_x0000_s1026" style="position:absolute;z-index:251691008;visibility:visible;mso-wrap-style:square;mso-width-percent:0;mso-wrap-distance-left:9pt;mso-wrap-distance-top:0;mso-wrap-distance-right:9pt;mso-wrap-distance-bottom:0;mso-position-horizontal:absolute;mso-position-horizontal-relative:text;mso-position-vertical:absolute;mso-position-vertical-relative:text;mso-width-percent:0;mso-width-relative:margin" from="23.5pt,8.35pt" to="143.7pt,8.35pt" o:gfxdata="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" strokecolor="black [3213]" strokeweight=".5pt">
+                    <v:line w14:anchorId="4F5432CF" id="Straight Connector 4" o:spid="_x0000_s1026" style="position:absolute;z-index:251691008;visibility:visible;mso-wrap-style:square;mso-width-percent:0;mso-wrap-distance-left:9pt;mso-wrap-distance-top:0;mso-wrap-distance-right:9pt;mso-wrap-distance-bottom:0;mso-position-horizontal:absolute;mso-position-horizontal-relative:text;mso-position-vertical:absolute;mso-position-vertical-relative:text;mso-width-percent:0;mso-width-relative:margin" from="23.5pt,8.35pt" to="143.7pt,8.35pt" o:gfxdata="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" strokecolor="black [3213]" strokeweight=".5pt">
                       <v:stroke joinstyle="miter"/>
                     </v:line>
                   </w:pict>
@@ -1386,6 +1822,7 @@
               </w:rPr>
               <w:t xml:space="preserve"> {</w:t>
             </w:r>
+            <w:proofErr w:type="spellStart"/>
             <w:r>
               <w:rPr>
                 <w:rFonts w:ascii="Tahoma" w:hAnsi="Tahoma" w:cs="Tahoma"/>
@@ -1396,6 +1833,7 @@
               </w:rPr>
               <w:t>CheckedBy</w:t>
             </w:r>
+            <w:proofErr w:type="spellEnd"/>
             <w:r>
               <w:rPr>
                 <w:rFonts w:ascii="Tahoma" w:eastAsia="Arial" w:hAnsi="Tahoma" w:cs="Tahoma"/>
@@ -1487,7 +1925,7 @@
                 </mc:Choice>
                 <mc:Fallback>
                   <w:pict>
-                    <v:line w14:anchorId="3FC14317" id="Straight Connector 5" o:spid="_x0000_s1026" style="position:absolute;z-index:251692032;visibility:visible;mso-wrap-style:square;mso-wrap-distance-left:9pt;mso-wrap-distance-top:0;mso-wrap-distance-right:9pt;mso-wrap-distance-bottom:0;mso-position-horizontal:absolute;mso-position-horizontal-relative:text;mso-position-vertical:absolute;mso-position-vertical-relative:text" from="31.2pt,8.35pt" to="143.25pt,8.35pt" o:gfxdata="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" strokecolor="black [3213]" strokeweight=".5pt">
+                    <v:line w14:anchorId="41E529D8" id="Straight Connector 5" o:spid="_x0000_s1026" style="position:absolute;z-index:251692032;visibility:visible;mso-wrap-style:square;mso-wrap-distance-left:9pt;mso-wrap-distance-top:0;mso-wrap-distance-right:9pt;mso-wrap-distance-bottom:0;mso-position-horizontal:absolute;mso-position-horizontal-relative:text;mso-position-vertical:absolute;mso-position-vertical-relative:text" from="31.2pt,8.35pt" to="143.25pt,8.35pt" o:gfxdata="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" strokecolor="black [3213]" strokeweight=".5pt">
                       <v:stroke joinstyle="miter"/>
                     </v:line>
                   </w:pict>
@@ -1512,6 +1950,7 @@
               </w:rPr>
               <w:t xml:space="preserve"> {</w:t>
             </w:r>
+            <w:proofErr w:type="spellStart"/>
             <w:r>
               <w:rPr>
                 <w:rFonts w:ascii="Consolas" w:hAnsi="Consolas" w:cs="Consolas"/>
@@ -1522,6 +1961,7 @@
               </w:rPr>
               <w:t>AuthorizedBy</w:t>
             </w:r>
+            <w:proofErr w:type="spellEnd"/>
             <w:r>
               <w:rPr>
                 <w:rFonts w:ascii="Tahoma" w:eastAsia="Arial" w:hAnsi="Tahoma" w:cs="Tahoma"/>
@@ -1947,7 +2387,115 @@
                               <w:sz w:val="16"/>
                               <w:szCs w:val="16"/>
                             </w:rPr>
-                            <w:t>Mouza: Depashai, U.P: Sombag, Kalampur, P.S: Dhamrai District: Dhaka, Bangladesh.Web: www.ocl-bd.com Phone: +8809612223355</w:t>
+                            <w:t xml:space="preserve">Mouza: </w:t>
+                          </w:r>
+                          <w:proofErr w:type="spellStart"/>
+                          <w:r>
+                            <w:rPr>
+                              <w:rFonts w:ascii="Tahoma" w:hAnsi="Tahoma" w:cs="Tahoma"/>
+                              <w:sz w:val="16"/>
+                              <w:szCs w:val="16"/>
+                            </w:rPr>
+                            <w:t>Depashai</w:t>
+                          </w:r>
+                          <w:proofErr w:type="spellEnd"/>
+                          <w:r>
+                            <w:rPr>
+                              <w:rFonts w:ascii="Tahoma" w:hAnsi="Tahoma" w:cs="Tahoma"/>
+                              <w:sz w:val="16"/>
+                              <w:szCs w:val="16"/>
+                            </w:rPr>
+                            <w:t xml:space="preserve">, </w:t>
+                          </w:r>
+                          <w:proofErr w:type="gramStart"/>
+                          <w:r>
+                            <w:rPr>
+                              <w:rFonts w:ascii="Tahoma" w:hAnsi="Tahoma" w:cs="Tahoma"/>
+                              <w:sz w:val="16"/>
+                              <w:szCs w:val="16"/>
+                            </w:rPr>
+                            <w:t>U.P</w:t>
+                          </w:r>
+                          <w:proofErr w:type="gramEnd"/>
+                          <w:r>
+                            <w:rPr>
+                              <w:rFonts w:ascii="Tahoma" w:hAnsi="Tahoma" w:cs="Tahoma"/>
+                              <w:sz w:val="16"/>
+                              <w:szCs w:val="16"/>
+                            </w:rPr>
+                            <w:t xml:space="preserve">: </w:t>
+                          </w:r>
+                          <w:proofErr w:type="spellStart"/>
+                          <w:r>
+                            <w:rPr>
+                              <w:rFonts w:ascii="Tahoma" w:hAnsi="Tahoma" w:cs="Tahoma"/>
+                              <w:sz w:val="16"/>
+                              <w:szCs w:val="16"/>
+                            </w:rPr>
+                            <w:t>Sombag</w:t>
+                          </w:r>
+                          <w:proofErr w:type="spellEnd"/>
+                          <w:r>
+                            <w:rPr>
+                              <w:rFonts w:ascii="Tahoma" w:hAnsi="Tahoma" w:cs="Tahoma"/>
+                              <w:sz w:val="16"/>
+                              <w:szCs w:val="16"/>
+                            </w:rPr>
+                            <w:t xml:space="preserve">, </w:t>
+                          </w:r>
+                          <w:proofErr w:type="spellStart"/>
+                          <w:r>
+                            <w:rPr>
+                              <w:rFonts w:ascii="Tahoma" w:hAnsi="Tahoma" w:cs="Tahoma"/>
+                              <w:sz w:val="16"/>
+                              <w:szCs w:val="16"/>
+                            </w:rPr>
+                            <w:t>Kalampur</w:t>
+                          </w:r>
+                          <w:proofErr w:type="spellEnd"/>
+                          <w:r>
+                            <w:rPr>
+                              <w:rFonts w:ascii="Tahoma" w:hAnsi="Tahoma" w:cs="Tahoma"/>
+                              <w:sz w:val="16"/>
+                              <w:szCs w:val="16"/>
+                            </w:rPr>
+                            <w:t xml:space="preserve">, P.S: </w:t>
+                          </w:r>
+                          <w:proofErr w:type="spellStart"/>
+                          <w:r>
+                            <w:rPr>
+                              <w:rFonts w:ascii="Tahoma" w:hAnsi="Tahoma" w:cs="Tahoma"/>
+                              <w:sz w:val="16"/>
+                              <w:szCs w:val="16"/>
+                            </w:rPr>
+                            <w:t>Dhamrai</w:t>
+                          </w:r>
+                          <w:proofErr w:type="spellEnd"/>
+                          <w:r>
+                            <w:rPr>
+                              <w:rFonts w:ascii="Tahoma" w:hAnsi="Tahoma" w:cs="Tahoma"/>
+                              <w:sz w:val="16"/>
+                              <w:szCs w:val="16"/>
+                            </w:rPr>
+                            <w:t xml:space="preserve"> District: Dhaka, </w:t>
+                          </w:r>
+                          <w:proofErr w:type="spellStart"/>
+                          <w:r>
+                            <w:rPr>
+                              <w:rFonts w:ascii="Tahoma" w:hAnsi="Tahoma" w:cs="Tahoma"/>
+                              <w:sz w:val="16"/>
+                              <w:szCs w:val="16"/>
+                            </w:rPr>
+                            <w:t>Bangladesh.Web</w:t>
+                          </w:r>
+                          <w:proofErr w:type="spellEnd"/>
+                          <w:r>
+                            <w:rPr>
+                              <w:rFonts w:ascii="Tahoma" w:hAnsi="Tahoma" w:cs="Tahoma"/>
+                              <w:sz w:val="16"/>
+                              <w:szCs w:val="16"/>
+                            </w:rPr>
+                            <w:t>: www.ocl-bd.com Phone: +8809612223355</w:t>
                           </w:r>
                         </w:p>
                       </w:txbxContent>
@@ -1990,7 +2538,115 @@
                         <w:sz w:val="16"/>
                         <w:szCs w:val="16"/>
                       </w:rPr>
-                      <w:t>Mouza: Depashai, U.P: Sombag, Kalampur, P.S: Dhamrai District: Dhaka, Bangladesh.Web: www.ocl-bd.com Phone: +8809612223355</w:t>
+                      <w:t xml:space="preserve">Mouza: </w:t>
+                    </w:r>
+                    <w:proofErr w:type="spellStart"/>
+                    <w:r>
+                      <w:rPr>
+                        <w:rFonts w:ascii="Tahoma" w:hAnsi="Tahoma" w:cs="Tahoma"/>
+                        <w:sz w:val="16"/>
+                        <w:szCs w:val="16"/>
+                      </w:rPr>
+                      <w:t>Depashai</w:t>
+                    </w:r>
+                    <w:proofErr w:type="spellEnd"/>
+                    <w:r>
+                      <w:rPr>
+                        <w:rFonts w:ascii="Tahoma" w:hAnsi="Tahoma" w:cs="Tahoma"/>
+                        <w:sz w:val="16"/>
+                        <w:szCs w:val="16"/>
+                      </w:rPr>
+                      <w:t xml:space="preserve">, </w:t>
+                    </w:r>
+                    <w:proofErr w:type="gramStart"/>
+                    <w:r>
+                      <w:rPr>
+                        <w:rFonts w:ascii="Tahoma" w:hAnsi="Tahoma" w:cs="Tahoma"/>
+                        <w:sz w:val="16"/>
+                        <w:szCs w:val="16"/>
+                      </w:rPr>
+                      <w:t>U.P</w:t>
+                    </w:r>
+                    <w:proofErr w:type="gramEnd"/>
+                    <w:r>
+                      <w:rPr>
+                        <w:rFonts w:ascii="Tahoma" w:hAnsi="Tahoma" w:cs="Tahoma"/>
+                        <w:sz w:val="16"/>
+                        <w:szCs w:val="16"/>
+                      </w:rPr>
+                      <w:t xml:space="preserve">: </w:t>
+                    </w:r>
+                    <w:proofErr w:type="spellStart"/>
+                    <w:r>
+                      <w:rPr>
+                        <w:rFonts w:ascii="Tahoma" w:hAnsi="Tahoma" w:cs="Tahoma"/>
+                        <w:sz w:val="16"/>
+                        <w:szCs w:val="16"/>
+                      </w:rPr>
+                      <w:t>Sombag</w:t>
+                    </w:r>
+                    <w:proofErr w:type="spellEnd"/>
+                    <w:r>
+                      <w:rPr>
+                        <w:rFonts w:ascii="Tahoma" w:hAnsi="Tahoma" w:cs="Tahoma"/>
+                        <w:sz w:val="16"/>
+                        <w:szCs w:val="16"/>
+                      </w:rPr>
+                      <w:t xml:space="preserve">, </w:t>
+                    </w:r>
+                    <w:proofErr w:type="spellStart"/>
+                    <w:r>
+                      <w:rPr>
+                        <w:rFonts w:ascii="Tahoma" w:hAnsi="Tahoma" w:cs="Tahoma"/>
+                        <w:sz w:val="16"/>
+                        <w:szCs w:val="16"/>
+                      </w:rPr>
+                      <w:t>Kalampur</w:t>
+                    </w:r>
+                    <w:proofErr w:type="spellEnd"/>
+                    <w:r>
+                      <w:rPr>
+                        <w:rFonts w:ascii="Tahoma" w:hAnsi="Tahoma" w:cs="Tahoma"/>
+                        <w:sz w:val="16"/>
+                        <w:szCs w:val="16"/>
+                      </w:rPr>
+                      <w:t xml:space="preserve">, P.S: </w:t>
+                    </w:r>
+                    <w:proofErr w:type="spellStart"/>
+                    <w:r>
+                      <w:rPr>
+                        <w:rFonts w:ascii="Tahoma" w:hAnsi="Tahoma" w:cs="Tahoma"/>
+                        <w:sz w:val="16"/>
+                        <w:szCs w:val="16"/>
+                      </w:rPr>
+                      <w:t>Dhamrai</w:t>
+                    </w:r>
+                    <w:proofErr w:type="spellEnd"/>
+                    <w:r>
+                      <w:rPr>
+                        <w:rFonts w:ascii="Tahoma" w:hAnsi="Tahoma" w:cs="Tahoma"/>
+                        <w:sz w:val="16"/>
+                        <w:szCs w:val="16"/>
+                      </w:rPr>
+                      <w:t xml:space="preserve"> District: Dhaka, </w:t>
+                    </w:r>
+                    <w:proofErr w:type="spellStart"/>
+                    <w:r>
+                      <w:rPr>
+                        <w:rFonts w:ascii="Tahoma" w:hAnsi="Tahoma" w:cs="Tahoma"/>
+                        <w:sz w:val="16"/>
+                        <w:szCs w:val="16"/>
+                      </w:rPr>
+                      <w:t>Bangladesh.Web</w:t>
+                    </w:r>
+                    <w:proofErr w:type="spellEnd"/>
+                    <w:r>
+                      <w:rPr>
+                        <w:rFonts w:ascii="Tahoma" w:hAnsi="Tahoma" w:cs="Tahoma"/>
+                        <w:sz w:val="16"/>
+                        <w:szCs w:val="16"/>
+                      </w:rPr>
+                      <w:t>: www.ocl-bd.com Phone: +8809612223355</w:t>
                     </w:r>
                   </w:p>
                 </w:txbxContent>

--- a/APLOS/POPResources/Templates/ServicePurchaseOrder20171.docx
+++ b/APLOS/POPResources/Templates/ServicePurchaseOrder20171.docx
@@ -181,25 +181,7 @@
                 <w:sz w:val="16"/>
                 <w:szCs w:val="16"/>
               </w:rPr>
-              <w:t>PO No: {</w:t>
-            </w:r>
-            <w:proofErr w:type="spellStart"/>
-            <w:r>
-              <w:rPr>
-                <w:rFonts w:ascii="Tahoma" w:hAnsi="Tahoma" w:cs="Tahoma"/>
-                <w:sz w:val="16"/>
-                <w:szCs w:val="16"/>
-              </w:rPr>
-              <w:t>PONumber</w:t>
-            </w:r>
-            <w:proofErr w:type="spellEnd"/>
-            <w:r>
-              <w:rPr>
-                <w:rFonts w:ascii="Tahoma" w:hAnsi="Tahoma" w:cs="Tahoma"/>
-                <w:sz w:val="16"/>
-                <w:szCs w:val="16"/>
-              </w:rPr>
-              <w:t>}</w:t>
+              <w:t>PO No: {PONumber}</w:t>
             </w:r>
           </w:p>
           <w:p>
@@ -220,25 +202,7 @@
                 <w:sz w:val="16"/>
                 <w:szCs w:val="16"/>
               </w:rPr>
-              <w:t>Vendor Name: {</w:t>
-            </w:r>
-            <w:proofErr w:type="spellStart"/>
-            <w:r>
-              <w:rPr>
-                <w:rFonts w:ascii="Tahoma" w:hAnsi="Tahoma" w:cs="Tahoma"/>
-                <w:sz w:val="16"/>
-                <w:szCs w:val="16"/>
-              </w:rPr>
-              <w:t>VendorName</w:t>
-            </w:r>
-            <w:proofErr w:type="spellEnd"/>
-            <w:r>
-              <w:rPr>
-                <w:rFonts w:ascii="Tahoma" w:hAnsi="Tahoma" w:cs="Tahoma"/>
-                <w:sz w:val="16"/>
-                <w:szCs w:val="16"/>
-              </w:rPr>
-              <w:t>}</w:t>
+              <w:t>Vendor Name: {VendorName}</w:t>
             </w:r>
           </w:p>
           <w:p>
@@ -259,25 +223,7 @@
                 <w:sz w:val="16"/>
                 <w:szCs w:val="16"/>
               </w:rPr>
-              <w:t>Currency Name: {</w:t>
-            </w:r>
-            <w:proofErr w:type="spellStart"/>
-            <w:r>
-              <w:rPr>
-                <w:rFonts w:ascii="Tahoma" w:hAnsi="Tahoma" w:cs="Tahoma"/>
-                <w:sz w:val="16"/>
-                <w:szCs w:val="16"/>
-              </w:rPr>
-              <w:t>CurrencyName</w:t>
-            </w:r>
-            <w:proofErr w:type="spellEnd"/>
-            <w:r>
-              <w:rPr>
-                <w:rFonts w:ascii="Tahoma" w:hAnsi="Tahoma" w:cs="Tahoma"/>
-                <w:sz w:val="16"/>
-                <w:szCs w:val="16"/>
-              </w:rPr>
-              <w:t>}</w:t>
+              <w:t>Currency Name: {CurrencyName}</w:t>
             </w:r>
           </w:p>
         </w:tc>
@@ -297,23 +243,7 @@
                 <w:rFonts w:ascii="Tahoma" w:hAnsi="Tahoma" w:cs="Tahoma"/>
                 <w:sz w:val="16"/>
               </w:rPr>
-              <w:t>Payment Term: {</w:t>
-            </w:r>
-            <w:proofErr w:type="spellStart"/>
-            <w:r>
-              <w:rPr>
-                <w:rFonts w:ascii="Tahoma" w:hAnsi="Tahoma" w:cs="Tahoma"/>
-                <w:sz w:val="16"/>
-              </w:rPr>
-              <w:t>PaymentTerm</w:t>
-            </w:r>
-            <w:proofErr w:type="spellEnd"/>
-            <w:r>
-              <w:rPr>
-                <w:rFonts w:ascii="Tahoma" w:hAnsi="Tahoma" w:cs="Tahoma"/>
-                <w:sz w:val="16"/>
-              </w:rPr>
-              <w:t>}</w:t>
+              <w:t>Payment Term: {PaymentTerm}</w:t>
             </w:r>
           </w:p>
           <w:p>
@@ -323,39 +253,12 @@
                 <w:sz w:val="16"/>
               </w:rPr>
             </w:pPr>
-            <w:proofErr w:type="spellStart"/>
-            <w:proofErr w:type="gramStart"/>
-            <w:r>
-              <w:rPr>
-                <w:rFonts w:ascii="Tahoma" w:hAnsi="Tahoma" w:cs="Tahoma"/>
-                <w:sz w:val="16"/>
-              </w:rPr>
-              <w:t>VendoType</w:t>
-            </w:r>
-            <w:proofErr w:type="spellEnd"/>
-            <w:r>
-              <w:rPr>
-                <w:rFonts w:ascii="Tahoma" w:hAnsi="Tahoma" w:cs="Tahoma"/>
-                <w:sz w:val="16"/>
-              </w:rPr>
-              <w:t>:{</w:t>
-            </w:r>
-            <w:proofErr w:type="spellStart"/>
-            <w:proofErr w:type="gramEnd"/>
-            <w:r>
-              <w:rPr>
-                <w:rFonts w:ascii="Tahoma" w:hAnsi="Tahoma" w:cs="Tahoma"/>
-                <w:sz w:val="16"/>
-              </w:rPr>
-              <w:t>PartyType</w:t>
-            </w:r>
-            <w:proofErr w:type="spellEnd"/>
-            <w:r>
-              <w:rPr>
-                <w:rFonts w:ascii="Tahoma" w:hAnsi="Tahoma" w:cs="Tahoma"/>
-                <w:sz w:val="16"/>
-              </w:rPr>
-              <w:t>}</w:t>
+            <w:r>
+              <w:rPr>
+                <w:rFonts w:ascii="Tahoma" w:hAnsi="Tahoma" w:cs="Tahoma"/>
+                <w:sz w:val="16"/>
+              </w:rPr>
+              <w:t>VendoType:{PartyType}</w:t>
             </w:r>
           </w:p>
           <w:p>
@@ -370,23 +273,7 @@
                 <w:rFonts w:ascii="Tahoma" w:hAnsi="Tahoma" w:cs="Tahoma"/>
                 <w:sz w:val="16"/>
               </w:rPr>
-              <w:t>Delivery Party: {</w:t>
-            </w:r>
-            <w:proofErr w:type="spellStart"/>
-            <w:r>
-              <w:rPr>
-                <w:rFonts w:ascii="Tahoma" w:hAnsi="Tahoma" w:cs="Tahoma"/>
-                <w:sz w:val="16"/>
-              </w:rPr>
-              <w:t>DeliveryParty</w:t>
-            </w:r>
-            <w:proofErr w:type="spellEnd"/>
-            <w:r>
-              <w:rPr>
-                <w:rFonts w:ascii="Tahoma" w:hAnsi="Tahoma" w:cs="Tahoma"/>
-                <w:sz w:val="16"/>
-              </w:rPr>
-              <w:t>}</w:t>
+              <w:t>Delivery Party: {DeliveryParty}</w:t>
             </w:r>
           </w:p>
         </w:tc>
@@ -407,23 +294,7 @@
                 <w:rFonts w:ascii="Tahoma" w:hAnsi="Tahoma" w:cs="Tahoma"/>
                 <w:sz w:val="16"/>
               </w:rPr>
-              <w:t>PO Type: {</w:t>
-            </w:r>
-            <w:proofErr w:type="spellStart"/>
-            <w:r>
-              <w:rPr>
-                <w:rFonts w:ascii="Tahoma" w:hAnsi="Tahoma" w:cs="Tahoma"/>
-                <w:sz w:val="16"/>
-              </w:rPr>
-              <w:t>POType</w:t>
-            </w:r>
-            <w:proofErr w:type="spellEnd"/>
-            <w:r>
-              <w:rPr>
-                <w:rFonts w:ascii="Tahoma" w:hAnsi="Tahoma" w:cs="Tahoma"/>
-                <w:sz w:val="16"/>
-              </w:rPr>
-              <w:t>}</w:t>
+              <w:t>PO Type: {POType}</w:t>
             </w:r>
           </w:p>
           <w:p>
@@ -438,23 +309,7 @@
                 <w:rFonts w:ascii="Tahoma" w:hAnsi="Tahoma" w:cs="Tahoma"/>
                 <w:sz w:val="16"/>
               </w:rPr>
-              <w:t>Invoicing Party Name: {</w:t>
-            </w:r>
-            <w:proofErr w:type="spellStart"/>
-            <w:r>
-              <w:rPr>
-                <w:rFonts w:ascii="Tahoma" w:hAnsi="Tahoma" w:cs="Tahoma"/>
-                <w:sz w:val="16"/>
-              </w:rPr>
-              <w:t>InvoicingPartyName</w:t>
-            </w:r>
-            <w:proofErr w:type="spellEnd"/>
-            <w:r>
-              <w:rPr>
-                <w:rFonts w:ascii="Tahoma" w:hAnsi="Tahoma" w:cs="Tahoma"/>
-                <w:sz w:val="16"/>
-              </w:rPr>
-              <w:t>}</w:t>
+              <w:t>Invoicing Party Name: {InvoicingPartyName}</w:t>
             </w:r>
           </w:p>
         </w:tc>
@@ -486,7 +341,6 @@
               </w:rPr>
               <w:t xml:space="preserve"> {</w:t>
             </w:r>
-            <w:proofErr w:type="gramStart"/>
             <w:r>
               <w:rPr>
                 <w:rFonts w:ascii="Tahoma" w:hAnsi="Tahoma" w:cs="Tahoma"/>
@@ -503,16 +357,7 @@
                 <w:sz w:val="16"/>
                 <w:szCs w:val="16"/>
               </w:rPr>
-              <w:t xml:space="preserve">}   </w:t>
-            </w:r>
-            <w:proofErr w:type="gramEnd"/>
-            <w:r>
-              <w:rPr>
-                <w:rFonts w:ascii="Tahoma" w:hAnsi="Tahoma" w:cs="Tahoma"/>
-                <w:sz w:val="16"/>
-                <w:szCs w:val="16"/>
-              </w:rPr>
-              <w:t xml:space="preserve">    </w:t>
+              <w:t xml:space="preserve">}       </w:t>
             </w:r>
             <w:r>
               <w:rPr>
@@ -534,23 +379,7 @@
                 <w:rFonts w:ascii="Tahoma" w:hAnsi="Tahoma" w:cs="Tahoma"/>
                 <w:sz w:val="16"/>
               </w:rPr>
-              <w:t>{</w:t>
-            </w:r>
-            <w:proofErr w:type="spellStart"/>
-            <w:r>
-              <w:rPr>
-                <w:rFonts w:ascii="Tahoma" w:hAnsi="Tahoma" w:cs="Tahoma"/>
-                <w:sz w:val="16"/>
-              </w:rPr>
-              <w:t>PODate</w:t>
-            </w:r>
-            <w:proofErr w:type="spellEnd"/>
-            <w:r>
-              <w:rPr>
-                <w:rFonts w:ascii="Tahoma" w:hAnsi="Tahoma" w:cs="Tahoma"/>
-                <w:sz w:val="16"/>
-              </w:rPr>
-              <w:t>}</w:t>
+              <w:t>{PODate}</w:t>
             </w:r>
             <w:r>
               <w:rPr>
@@ -593,7 +422,6 @@
               </w:rPr>
               <w:t xml:space="preserve"> {</w:t>
             </w:r>
-            <w:proofErr w:type="spellStart"/>
             <w:r>
               <w:rPr>
                 <w:rFonts w:ascii="Tahoma" w:hAnsi="Tahoma" w:cs="Tahoma"/>
@@ -604,7 +432,6 @@
               </w:rPr>
               <w:t>PurOrApprovedStatus</w:t>
             </w:r>
-            <w:proofErr w:type="spellEnd"/>
             <w:r>
               <w:rPr>
                 <w:rFonts w:ascii="Tahoma" w:hAnsi="Tahoma" w:cs="Tahoma"/>
@@ -621,44 +448,19 @@
                 <w:sz w:val="16"/>
               </w:rPr>
             </w:pPr>
-            <w:proofErr w:type="spellStart"/>
-            <w:r>
-              <w:rPr>
-                <w:rFonts w:ascii="Tahoma" w:hAnsi="Tahoma" w:cs="Tahoma"/>
-                <w:sz w:val="16"/>
-              </w:rPr>
-              <w:t>Credtible</w:t>
-            </w:r>
-            <w:proofErr w:type="spellEnd"/>
-            <w:r>
-              <w:rPr>
-                <w:rFonts w:ascii="Tahoma" w:hAnsi="Tahoma" w:cs="Tahoma"/>
-                <w:sz w:val="16"/>
-              </w:rPr>
-              <w:t xml:space="preserve"> Status: {</w:t>
-            </w:r>
-            <w:proofErr w:type="gramStart"/>
-            <w:r>
-              <w:rPr>
-                <w:rFonts w:ascii="Tahoma" w:hAnsi="Tahoma" w:cs="Tahoma"/>
-                <w:sz w:val="16"/>
-              </w:rPr>
-              <w:t>CredtibleStatus}</w:t>
-            </w:r>
-            <w:r>
-              <w:rPr>
-                <w:rFonts w:ascii="Tahoma" w:hAnsi="Tahoma" w:cs="Tahoma"/>
-                <w:sz w:val="16"/>
-              </w:rPr>
-              <w:t xml:space="preserve">   </w:t>
-            </w:r>
-            <w:proofErr w:type="gramEnd"/>
-            <w:r>
-              <w:rPr>
-                <w:rFonts w:ascii="Tahoma" w:hAnsi="Tahoma" w:cs="Tahoma"/>
-                <w:sz w:val="16"/>
-              </w:rPr>
-              <w:t xml:space="preserve">                             </w:t>
+            <w:r>
+              <w:rPr>
+                <w:rFonts w:ascii="Tahoma" w:hAnsi="Tahoma" w:cs="Tahoma"/>
+                <w:sz w:val="16"/>
+              </w:rPr>
+              <w:t>Credtible Status: {CredtibleStatus}</w:t>
+            </w:r>
+            <w:r>
+              <w:rPr>
+                <w:rFonts w:ascii="Tahoma" w:hAnsi="Tahoma" w:cs="Tahoma"/>
+                <w:sz w:val="16"/>
+              </w:rPr>
+              <w:t xml:space="preserve">                                </w:t>
             </w:r>
             <w:r>
               <w:rPr>
@@ -740,25 +542,7 @@
                 <w:sz w:val="16"/>
                 <w:szCs w:val="16"/>
               </w:rPr>
-              <w:t xml:space="preserve">With Reference to your above quotation, we agree to purchase the following </w:t>
-            </w:r>
-            <w:proofErr w:type="spellStart"/>
-            <w:r>
-              <w:rPr>
-                <w:rFonts w:ascii="Tahoma" w:eastAsia="Arial" w:hAnsi="Tahoma" w:cs="Tahoma"/>
-                <w:sz w:val="16"/>
-                <w:szCs w:val="16"/>
-              </w:rPr>
-              <w:t>servises</w:t>
-            </w:r>
-            <w:proofErr w:type="spellEnd"/>
-            <w:r>
-              <w:rPr>
-                <w:rFonts w:ascii="Tahoma" w:eastAsia="Arial" w:hAnsi="Tahoma" w:cs="Tahoma"/>
-                <w:sz w:val="16"/>
-                <w:szCs w:val="16"/>
-              </w:rPr>
-              <w:t xml:space="preserve"> -</w:t>
+              <w:t>With Reference to your above quotation, we agree to purchase the following servises -</w:t>
             </w:r>
           </w:p>
         </w:tc>
@@ -798,7 +582,6 @@
               </w:rPr>
               <w:t>{</w:t>
             </w:r>
-            <w:proofErr w:type="spellStart"/>
             <w:r>
               <w:rPr>
                 <w:rFonts w:ascii="Tahoma" w:hAnsi="Tahoma" w:cs="Tahoma"/>
@@ -808,7 +591,6 @@
               </w:rPr>
               <w:t>ServicePODetail</w:t>
             </w:r>
-            <w:proofErr w:type="spellEnd"/>
             <w:r>
               <w:rPr>
                 <w:rFonts w:ascii="Tahoma" w:eastAsia="Arial" w:hAnsi="Tahoma" w:cs="Tahoma"/>
@@ -855,29 +637,7 @@
                 <w:sz w:val="16"/>
                 <w:szCs w:val="16"/>
               </w:rPr>
-              <w:t>In Words: {</w:t>
-            </w:r>
-            <w:proofErr w:type="spellStart"/>
-            <w:r>
-              <w:rPr>
-                <w:rFonts w:ascii="Tahoma" w:eastAsia="Arial" w:hAnsi="Tahoma" w:cs="Tahoma"/>
-                <w:b/>
-                <w:bCs/>
-                <w:sz w:val="16"/>
-                <w:szCs w:val="16"/>
-              </w:rPr>
-              <w:t>TotalInWords</w:t>
-            </w:r>
-            <w:proofErr w:type="spellEnd"/>
-            <w:r>
-              <w:rPr>
-                <w:rFonts w:ascii="Tahoma" w:eastAsia="Arial" w:hAnsi="Tahoma" w:cs="Tahoma"/>
-                <w:b/>
-                <w:bCs/>
-                <w:sz w:val="16"/>
-                <w:szCs w:val="16"/>
-              </w:rPr>
-              <w:t>}</w:t>
+              <w:t>In Words: {TotalInWords}</w:t>
             </w:r>
           </w:p>
           <w:p>
@@ -898,29 +658,7 @@
                 <w:sz w:val="16"/>
                 <w:szCs w:val="16"/>
               </w:rPr>
-              <w:t>Delivery Instructions (IF ANY): {</w:t>
-            </w:r>
-            <w:proofErr w:type="spellStart"/>
-            <w:r>
-              <w:rPr>
-                <w:rFonts w:ascii="Tahoma" w:eastAsia="Arial" w:hAnsi="Tahoma" w:cs="Tahoma"/>
-                <w:b/>
-                <w:bCs/>
-                <w:sz w:val="16"/>
-                <w:szCs w:val="16"/>
-              </w:rPr>
-              <w:t>DeliveryInstruction</w:t>
-            </w:r>
-            <w:proofErr w:type="spellEnd"/>
-            <w:r>
-              <w:rPr>
-                <w:rFonts w:ascii="Tahoma" w:eastAsia="Arial" w:hAnsi="Tahoma" w:cs="Tahoma"/>
-                <w:b/>
-                <w:bCs/>
-                <w:sz w:val="16"/>
-                <w:szCs w:val="16"/>
-              </w:rPr>
-              <w:t xml:space="preserve">}    </w:t>
+              <w:t xml:space="preserve">Delivery Instructions (IF ANY): {DeliveryInstruction}    </w:t>
             </w:r>
           </w:p>
           <w:p>
@@ -941,41 +679,7 @@
                 <w:sz w:val="16"/>
                 <w:szCs w:val="16"/>
               </w:rPr>
-              <w:t>Special Instructions (IF ANY): {</w:t>
-            </w:r>
-            <w:proofErr w:type="spellStart"/>
-            <w:proofErr w:type="gramStart"/>
-            <w:r>
-              <w:rPr>
-                <w:rFonts w:ascii="Tahoma" w:eastAsia="Arial" w:hAnsi="Tahoma" w:cs="Tahoma"/>
-                <w:b/>
-                <w:bCs/>
-                <w:sz w:val="16"/>
-                <w:szCs w:val="16"/>
-              </w:rPr>
-              <w:t>SpecialInstruction</w:t>
-            </w:r>
-            <w:proofErr w:type="spellEnd"/>
-            <w:r>
-              <w:rPr>
-                <w:rFonts w:ascii="Tahoma" w:eastAsia="Arial" w:hAnsi="Tahoma" w:cs="Tahoma"/>
-                <w:b/>
-                <w:bCs/>
-                <w:sz w:val="16"/>
-                <w:szCs w:val="16"/>
-              </w:rPr>
-              <w:t xml:space="preserve">}   </w:t>
-            </w:r>
-            <w:proofErr w:type="gramEnd"/>
-            <w:r>
-              <w:rPr>
-                <w:rFonts w:ascii="Tahoma" w:eastAsia="Arial" w:hAnsi="Tahoma" w:cs="Tahoma"/>
-                <w:b/>
-                <w:bCs/>
-                <w:sz w:val="16"/>
-                <w:szCs w:val="16"/>
-              </w:rPr>
-              <w:t xml:space="preserve">              </w:t>
+              <w:t xml:space="preserve">Special Instructions (IF ANY): {SpecialInstruction}                 </w:t>
             </w:r>
           </w:p>
         </w:tc>
@@ -1016,123 +720,7 @@
                 <w:sz w:val="16"/>
                 <w:szCs w:val="16"/>
               </w:rPr>
-              <w:t>Total: {</w:t>
-            </w:r>
-            <w:proofErr w:type="spellStart"/>
-            <w:r>
-              <w:rPr>
-                <w:rFonts w:ascii="Consolas" w:hAnsi="Consolas" w:cs="Consolas"/>
-                <w:color w:val="000000"/>
-                <w:sz w:val="19"/>
-                <w:szCs w:val="19"/>
-              </w:rPr>
-              <w:t>GrandTotal</w:t>
-            </w:r>
-            <w:proofErr w:type="spellEnd"/>
-            <w:r>
-              <w:rPr>
-                <w:rFonts w:ascii="Tahoma" w:eastAsia="Arial" w:hAnsi="Tahoma" w:cs="Tahoma"/>
-                <w:b/>
-                <w:bCs/>
-                <w:sz w:val="16"/>
-                <w:szCs w:val="16"/>
-              </w:rPr>
-              <w:t>}</w:t>
-            </w:r>
-            <w:r>
-              <w:rPr>
-                <w:rFonts w:ascii="Tahoma" w:eastAsia="Arial" w:hAnsi="Tahoma" w:cs="Tahoma"/>
-                <w:b/>
-                <w:bCs/>
-                <w:sz w:val="16"/>
-                <w:szCs w:val="16"/>
-              </w:rPr>
-              <w:br/>
-              <w:t xml:space="preserve"> Discount </w:t>
-            </w:r>
-            <w:proofErr w:type="gramStart"/>
-            <w:r>
-              <w:rPr>
-                <w:rFonts w:ascii="Tahoma" w:eastAsia="Arial" w:hAnsi="Tahoma" w:cs="Tahoma"/>
-                <w:b/>
-                <w:bCs/>
-                <w:sz w:val="16"/>
-                <w:szCs w:val="16"/>
-              </w:rPr>
-              <w:t>Amount:{</w:t>
-            </w:r>
-            <w:proofErr w:type="spellStart"/>
-            <w:proofErr w:type="gramEnd"/>
-            <w:r>
-              <w:rPr>
-                <w:rFonts w:ascii="Consolas" w:hAnsi="Consolas" w:cs="Consolas"/>
-                <w:color w:val="000000"/>
-                <w:sz w:val="19"/>
-                <w:szCs w:val="19"/>
-              </w:rPr>
-              <w:t>DiscountAmount</w:t>
-            </w:r>
-            <w:proofErr w:type="spellEnd"/>
-            <w:r>
-              <w:rPr>
-                <w:rFonts w:ascii="Tahoma" w:eastAsia="Arial" w:hAnsi="Tahoma" w:cs="Tahoma"/>
-                <w:b/>
-                <w:bCs/>
-                <w:sz w:val="16"/>
-                <w:szCs w:val="16"/>
-              </w:rPr>
-              <w:t xml:space="preserve">}                                                                                                                                                                                                                                                                                                         </w:t>
-            </w:r>
-            <w:r>
-              <w:rPr>
-                <w:rFonts w:ascii="Tahoma" w:eastAsia="Arial" w:hAnsi="Tahoma" w:cs="Tahoma"/>
-                <w:b/>
-                <w:bCs/>
-                <w:sz w:val="16"/>
-                <w:szCs w:val="16"/>
-              </w:rPr>
-              <w:t>After discount</w:t>
-            </w:r>
-            <w:r>
-              <w:rPr>
-                <w:rFonts w:ascii="Tahoma" w:eastAsia="Arial" w:hAnsi="Tahoma" w:cs="Tahoma"/>
-                <w:b/>
-                <w:bCs/>
-                <w:sz w:val="16"/>
-                <w:szCs w:val="16"/>
-              </w:rPr>
-              <w:t xml:space="preserve"> </w:t>
-            </w:r>
-            <w:r>
-              <w:rPr>
-                <w:rFonts w:ascii="Tahoma" w:eastAsia="Arial" w:hAnsi="Tahoma" w:cs="Tahoma"/>
-                <w:b/>
-                <w:bCs/>
-                <w:sz w:val="16"/>
-                <w:szCs w:val="16"/>
-              </w:rPr>
-              <w:t>: {</w:t>
-            </w:r>
-            <w:proofErr w:type="spellStart"/>
-            <w:r>
-              <w:rPr>
-                <w:rFonts w:ascii="Tahoma" w:eastAsia="Arial" w:hAnsi="Tahoma" w:cs="Tahoma"/>
-                <w:bCs/>
-                <w:sz w:val="16"/>
-                <w:szCs w:val="16"/>
-              </w:rPr>
-              <w:t>AfterDiscountTotal</w:t>
-            </w:r>
-            <w:proofErr w:type="spellEnd"/>
-            <w:r>
-              <w:rPr>
-                <w:rFonts w:ascii="Tahoma" w:eastAsia="Arial" w:hAnsi="Tahoma" w:cs="Tahoma"/>
-                <w:b/>
-                <w:bCs/>
-                <w:sz w:val="16"/>
-                <w:szCs w:val="16"/>
-              </w:rPr>
-              <w:t>}</w:t>
+              <w:t>Total: {GrandTotal}</w:t>
             </w:r>
           </w:p>
         </w:tc>
@@ -1444,29 +1032,7 @@
                       <w:sz w:val="16"/>
                       <w:szCs w:val="16"/>
                     </w:rPr>
-                    <w:t>For {</w:t>
-                  </w:r>
-                  <w:proofErr w:type="spellStart"/>
-                  <w:r>
-                    <w:rPr>
-                      <w:rFonts w:ascii="Tahoma" w:eastAsia="Arial" w:hAnsi="Tahoma" w:cs="Tahoma"/>
-                      <w:b/>
-                      <w:bCs/>
-                      <w:sz w:val="16"/>
-                      <w:szCs w:val="16"/>
-                    </w:rPr>
-                    <w:t>VendorName</w:t>
-                  </w:r>
-                  <w:proofErr w:type="spellEnd"/>
-                  <w:r>
-                    <w:rPr>
-                      <w:rFonts w:ascii="Tahoma" w:eastAsia="Arial" w:hAnsi="Tahoma" w:cs="Tahoma"/>
-                      <w:b/>
-                      <w:bCs/>
-                      <w:sz w:val="16"/>
-                      <w:szCs w:val="16"/>
-                    </w:rPr>
-                    <w:t>}</w:t>
+                    <w:t>For {VendorName}</w:t>
                   </w:r>
                 </w:p>
                 <w:p>
@@ -1666,7 +1232,7 @@
                 </mc:Choice>
                 <mc:Fallback>
                   <w:pict>
-                    <v:line w14:anchorId="1E375430" id="Straight Connector 3" o:spid="_x0000_s1026" style="position:absolute;flip:x;z-index:251689984;visibility:visible;mso-wrap-style:square;mso-width-percent:0;mso-height-percent:0;mso-wrap-distance-left:9pt;mso-wrap-distance-top:0;mso-wrap-distance-right:9pt;mso-wrap-distance-bottom:0;mso-position-horizontal:absolute;mso-position-horizontal-relative:text;mso-position-vertical:absolute;mso-position-vertical-relative:text;mso-width-percent:0;mso-height-percent:0;mso-width-relative:margin;mso-height-relative:margin" from="30.2pt,8.35pt" to="139.75pt,8.35pt" o:gfxdata="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" strokecolor="black [3213]" strokeweight=".5pt">
+                    <v:line w14:anchorId="72783FD6" id="Straight Connector 3" o:spid="_x0000_s1026" style="position:absolute;flip:x;z-index:251689984;visibility:visible;mso-wrap-style:square;mso-width-percent:0;mso-height-percent:0;mso-wrap-distance-left:9pt;mso-wrap-distance-top:0;mso-wrap-distance-right:9pt;mso-wrap-distance-bottom:0;mso-position-horizontal:absolute;mso-position-horizontal-relative:text;mso-position-vertical:absolute;mso-position-vertical-relative:text;mso-width-percent:0;mso-height-percent:0;mso-width-relative:margin;mso-height-relative:margin" from="30.2pt,8.35pt" to="139.75pt,8.35pt" o:gfxdata="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" strokecolor="black [3213]" strokeweight=".5pt">
                       <v:stroke joinstyle="miter"/>
                     </v:line>
                   </w:pict>
@@ -1691,7 +1257,6 @@
               </w:rPr>
               <w:t>{</w:t>
             </w:r>
-            <w:proofErr w:type="spellStart"/>
             <w:r>
               <w:rPr>
                 <w:rFonts w:ascii="Tahoma" w:hAnsi="Tahoma" w:cs="Tahoma"/>
@@ -1702,7 +1267,6 @@
               </w:rPr>
               <w:t>AddedBy</w:t>
             </w:r>
-            <w:proofErr w:type="spellEnd"/>
             <w:r>
               <w:rPr>
                 <w:rFonts w:ascii="Tahoma" w:eastAsia="Arial" w:hAnsi="Tahoma" w:cs="Tahoma"/>
@@ -1797,7 +1361,7 @@
                 </mc:Choice>
                 <mc:Fallback>
                   <w:pict>
-                    <v:line w14:anchorId="4F5432CF" id="Straight Connector 4" o:spid="_x0000_s1026" style="position:absolute;z-index:251691008;visibility:visible;mso-wrap-style:square;mso-width-percent:0;mso-wrap-distance-left:9pt;mso-wrap-distance-top:0;mso-wrap-distance-right:9pt;mso-wrap-distance-bottom:0;mso-position-horizontal:absolute;mso-position-horizontal-relative:text;mso-position-vertical:absolute;mso-position-vertical-relative:text;mso-width-percent:0;mso-width-relative:margin" from="23.5pt,8.35pt" to="143.7pt,8.35pt" o:gfxdata="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" strokecolor="black [3213]" strokeweight=".5pt">
+                    <v:line w14:anchorId="2C6F11E5" id="Straight Connector 4" o:spid="_x0000_s1026" style="position:absolute;z-index:251691008;visibility:visible;mso-wrap-style:square;mso-width-percent:0;mso-wrap-distance-left:9pt;mso-wrap-distance-top:0;mso-wrap-distance-right:9pt;mso-wrap-distance-bottom:0;mso-position-horizontal:absolute;mso-position-horizontal-relative:text;mso-position-vertical:absolute;mso-position-vertical-relative:text;mso-width-percent:0;mso-width-relative:margin" from="23.5pt,8.35pt" to="143.7pt,8.35pt" o:gfxdata="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" strokecolor="black [3213]" strokeweight=".5pt">
                       <v:stroke joinstyle="miter"/>
                     </v:line>
                   </w:pict>
@@ -1822,7 +1386,6 @@
               </w:rPr>
               <w:t xml:space="preserve"> {</w:t>
             </w:r>
-            <w:proofErr w:type="spellStart"/>
             <w:r>
               <w:rPr>
                 <w:rFonts w:ascii="Tahoma" w:hAnsi="Tahoma" w:cs="Tahoma"/>
@@ -1833,7 +1396,6 @@
               </w:rPr>
               <w:t>CheckedBy</w:t>
             </w:r>
-            <w:proofErr w:type="spellEnd"/>
             <w:r>
               <w:rPr>
                 <w:rFonts w:ascii="Tahoma" w:eastAsia="Arial" w:hAnsi="Tahoma" w:cs="Tahoma"/>
@@ -1925,7 +1487,7 @@
                 </mc:Choice>
                 <mc:Fallback>
                   <w:pict>
-                    <v:line w14:anchorId="41E529D8" id="Straight Connector 5" o:spid="_x0000_s1026" style="position:absolute;z-index:251692032;visibility:visible;mso-wrap-style:square;mso-wrap-distance-left:9pt;mso-wrap-distance-top:0;mso-wrap-distance-right:9pt;mso-wrap-distance-bottom:0;mso-position-horizontal:absolute;mso-position-horizontal-relative:text;mso-position-vertical:absolute;mso-position-vertical-relative:text" from="31.2pt,8.35pt" to="143.25pt,8.35pt" o:gfxdata="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" strokecolor="black [3213]" strokeweight=".5pt">
+                    <v:line w14:anchorId="3FC14317" id="Straight Connector 5" o:spid="_x0000_s1026" style="position:absolute;z-index:251692032;visibility:visible;mso-wrap-style:square;mso-wrap-distance-left:9pt;mso-wrap-distance-top:0;mso-wrap-distance-right:9pt;mso-wrap-distance-bottom:0;mso-position-horizontal:absolute;mso-position-horizontal-relative:text;mso-position-vertical:absolute;mso-position-vertical-relative:text" from="31.2pt,8.35pt" to="143.25pt,8.35pt" o:gfxdata="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" strokecolor="black [3213]" strokeweight=".5pt">
                       <v:stroke joinstyle="miter"/>
                     </v:line>
                   </w:pict>
@@ -1950,7 +1512,6 @@
               </w:rPr>
               <w:t xml:space="preserve"> {</w:t>
             </w:r>
-            <w:proofErr w:type="spellStart"/>
             <w:r>
               <w:rPr>
                 <w:rFonts w:ascii="Consolas" w:hAnsi="Consolas" w:cs="Consolas"/>
@@ -1961,7 +1522,6 @@
               </w:rPr>
               <w:t>AuthorizedBy</w:t>
             </w:r>
-            <w:proofErr w:type="spellEnd"/>
             <w:r>
               <w:rPr>
                 <w:rFonts w:ascii="Tahoma" w:eastAsia="Arial" w:hAnsi="Tahoma" w:cs="Tahoma"/>
@@ -2387,115 +1947,7 @@
                               <w:sz w:val="16"/>
                               <w:szCs w:val="16"/>
                             </w:rPr>
-                            <w:t xml:space="preserve">Mouza: </w:t>
-                          </w:r>
-                          <w:proofErr w:type="spellStart"/>
-                          <w:r>
-                            <w:rPr>
-                              <w:rFonts w:ascii="Tahoma" w:hAnsi="Tahoma" w:cs="Tahoma"/>
-                              <w:sz w:val="16"/>
-                              <w:szCs w:val="16"/>
-                            </w:rPr>
-                            <w:t>Depashai</w:t>
-                          </w:r>
-                          <w:proofErr w:type="spellEnd"/>
-                          <w:r>
-                            <w:rPr>
-                              <w:rFonts w:ascii="Tahoma" w:hAnsi="Tahoma" w:cs="Tahoma"/>
-                              <w:sz w:val="16"/>
-                              <w:szCs w:val="16"/>
-                            </w:rPr>
-                            <w:t xml:space="preserve">, </w:t>
-                          </w:r>
-                          <w:proofErr w:type="gramStart"/>
-                          <w:r>
-                            <w:rPr>
-                              <w:rFonts w:ascii="Tahoma" w:hAnsi="Tahoma" w:cs="Tahoma"/>
-                              <w:sz w:val="16"/>
-                              <w:szCs w:val="16"/>
-                            </w:rPr>
-                            <w:t>U.P</w:t>
-                          </w:r>
-                          <w:proofErr w:type="gramEnd"/>
-                          <w:r>
-                            <w:rPr>
-                              <w:rFonts w:ascii="Tahoma" w:hAnsi="Tahoma" w:cs="Tahoma"/>
-                              <w:sz w:val="16"/>
-                              <w:szCs w:val="16"/>
-                            </w:rPr>
-                            <w:t xml:space="preserve">: </w:t>
-                          </w:r>
-                          <w:proofErr w:type="spellStart"/>
-                          <w:r>
-                            <w:rPr>
-                              <w:rFonts w:ascii="Tahoma" w:hAnsi="Tahoma" w:cs="Tahoma"/>
-                              <w:sz w:val="16"/>
-                              <w:szCs w:val="16"/>
-                            </w:rPr>
-                            <w:t>Sombag</w:t>
-                          </w:r>
-                          <w:proofErr w:type="spellEnd"/>
-                          <w:r>
-                            <w:rPr>
-                              <w:rFonts w:ascii="Tahoma" w:hAnsi="Tahoma" w:cs="Tahoma"/>
-                              <w:sz w:val="16"/>
-                              <w:szCs w:val="16"/>
-                            </w:rPr>
-                            <w:t xml:space="preserve">, </w:t>
-                          </w:r>
-                          <w:proofErr w:type="spellStart"/>
-                          <w:r>
-                            <w:rPr>
-                              <w:rFonts w:ascii="Tahoma" w:hAnsi="Tahoma" w:cs="Tahoma"/>
-                              <w:sz w:val="16"/>
-                              <w:szCs w:val="16"/>
-                            </w:rPr>
-                            <w:t>Kalampur</w:t>
-                          </w:r>
-                          <w:proofErr w:type="spellEnd"/>
-                          <w:r>
-                            <w:rPr>
-                              <w:rFonts w:ascii="Tahoma" w:hAnsi="Tahoma" w:cs="Tahoma"/>
-                              <w:sz w:val="16"/>
-                              <w:szCs w:val="16"/>
-                            </w:rPr>
-                            <w:t xml:space="preserve">, P.S: </w:t>
-                          </w:r>
-                          <w:proofErr w:type="spellStart"/>
-                          <w:r>
-                            <w:rPr>
-                              <w:rFonts w:ascii="Tahoma" w:hAnsi="Tahoma" w:cs="Tahoma"/>
-                              <w:sz w:val="16"/>
-                              <w:szCs w:val="16"/>
-                            </w:rPr>
-                            <w:t>Dhamrai</w:t>
-                          </w:r>
-                          <w:proofErr w:type="spellEnd"/>
-                          <w:r>
-                            <w:rPr>
-                              <w:rFonts w:ascii="Tahoma" w:hAnsi="Tahoma" w:cs="Tahoma"/>
-                              <w:sz w:val="16"/>
-                              <w:szCs w:val="16"/>
-                            </w:rPr>
-                            <w:t xml:space="preserve"> District: Dhaka, </w:t>
-                          </w:r>
-                          <w:proofErr w:type="spellStart"/>
-                          <w:r>
-                            <w:rPr>
-                              <w:rFonts w:ascii="Tahoma" w:hAnsi="Tahoma" w:cs="Tahoma"/>
-                              <w:sz w:val="16"/>
-                              <w:szCs w:val="16"/>
-                            </w:rPr>
-                            <w:t>Bangladesh.Web</w:t>
-                          </w:r>
-                          <w:proofErr w:type="spellEnd"/>
-                          <w:r>
-                            <w:rPr>
-                              <w:rFonts w:ascii="Tahoma" w:hAnsi="Tahoma" w:cs="Tahoma"/>
-                              <w:sz w:val="16"/>
-                              <w:szCs w:val="16"/>
-                            </w:rPr>
-                            <w:t>: www.ocl-bd.com Phone: +8809612223355</w:t>
+                            <w:t>Mouza: Depashai, U.P: Sombag, Kalampur, P.S: Dhamrai District: Dhaka, Bangladesh.Web: www.ocl-bd.com Phone: +8809612223355</w:t>
                           </w:r>
                         </w:p>
                       </w:txbxContent>
@@ -2538,115 +1990,7 @@
                         <w:sz w:val="16"/>
                         <w:szCs w:val="16"/>
                       </w:rPr>
-                      <w:t xml:space="preserve">Mouza: </w:t>
-                    </w:r>
-                    <w:proofErr w:type="spellStart"/>
-                    <w:r>
-                      <w:rPr>
-                        <w:rFonts w:ascii="Tahoma" w:hAnsi="Tahoma" w:cs="Tahoma"/>
-                        <w:sz w:val="16"/>
-                        <w:szCs w:val="16"/>
-                      </w:rPr>
-                      <w:t>Depashai</w:t>
-                    </w:r>
-                    <w:proofErr w:type="spellEnd"/>
-                    <w:r>
-                      <w:rPr>
-                        <w:rFonts w:ascii="Tahoma" w:hAnsi="Tahoma" w:cs="Tahoma"/>
-                        <w:sz w:val="16"/>
-                        <w:szCs w:val="16"/>
-                      </w:rPr>
-                      <w:t xml:space="preserve">, </w:t>
-                    </w:r>
-                    <w:proofErr w:type="gramStart"/>
-                    <w:r>
-                      <w:rPr>
-                        <w:rFonts w:ascii="Tahoma" w:hAnsi="Tahoma" w:cs="Tahoma"/>
-                        <w:sz w:val="16"/>
-                        <w:szCs w:val="16"/>
-                      </w:rPr>
-                      <w:t>U.P</w:t>
-                    </w:r>
-                    <w:proofErr w:type="gramEnd"/>
-                    <w:r>
-                      <w:rPr>
-                        <w:rFonts w:ascii="Tahoma" w:hAnsi="Tahoma" w:cs="Tahoma"/>
-                        <w:sz w:val="16"/>
-                        <w:szCs w:val="16"/>
-                      </w:rPr>
-                      <w:t xml:space="preserve">: </w:t>
-                    </w:r>
-                    <w:proofErr w:type="spellStart"/>
-                    <w:r>
-                      <w:rPr>
-                        <w:rFonts w:ascii="Tahoma" w:hAnsi="Tahoma" w:cs="Tahoma"/>
-                        <w:sz w:val="16"/>
-                        <w:szCs w:val="16"/>
-                      </w:rPr>
-                      <w:t>Sombag</w:t>
-                    </w:r>
-                    <w:proofErr w:type="spellEnd"/>
-                    <w:r>
-                      <w:rPr>
-                        <w:rFonts w:ascii="Tahoma" w:hAnsi="Tahoma" w:cs="Tahoma"/>
-                        <w:sz w:val="16"/>
-                        <w:szCs w:val="16"/>
-                      </w:rPr>
-                      <w:t xml:space="preserve">, </w:t>
-                    </w:r>
-                    <w:proofErr w:type="spellStart"/>
-                    <w:r>
-                      <w:rPr>
-                        <w:rFonts w:ascii="Tahoma" w:hAnsi="Tahoma" w:cs="Tahoma"/>
-                        <w:sz w:val="16"/>
-                        <w:szCs w:val="16"/>
-                      </w:rPr>
-                      <w:t>Kalampur</w:t>
-                    </w:r>
-                    <w:proofErr w:type="spellEnd"/>
-                    <w:r>
-                      <w:rPr>
-                        <w:rFonts w:ascii="Tahoma" w:hAnsi="Tahoma" w:cs="Tahoma"/>
-                        <w:sz w:val="16"/>
-                        <w:szCs w:val="16"/>
-                      </w:rPr>
-                      <w:t xml:space="preserve">, P.S: </w:t>
-                    </w:r>
-                    <w:proofErr w:type="spellStart"/>
-                    <w:r>
-                      <w:rPr>
-                        <w:rFonts w:ascii="Tahoma" w:hAnsi="Tahoma" w:cs="Tahoma"/>
-                        <w:sz w:val="16"/>
-                        <w:szCs w:val="16"/>
-                      </w:rPr>
-                      <w:t>Dhamrai</w:t>
-                    </w:r>
-                    <w:proofErr w:type="spellEnd"/>
-                    <w:r>
-                      <w:rPr>
-                        <w:rFonts w:ascii="Tahoma" w:hAnsi="Tahoma" w:cs="Tahoma"/>
-                        <w:sz w:val="16"/>
-                        <w:szCs w:val="16"/>
-                      </w:rPr>
-                      <w:t xml:space="preserve"> District: Dhaka, </w:t>
-                    </w:r>
-                    <w:proofErr w:type="spellStart"/>
-                    <w:r>
-                      <w:rPr>
-                        <w:rFonts w:ascii="Tahoma" w:hAnsi="Tahoma" w:cs="Tahoma"/>
-                        <w:sz w:val="16"/>
-                        <w:szCs w:val="16"/>
-                      </w:rPr>
-                      <w:t>Bangladesh.Web</w:t>
-                    </w:r>
-                    <w:proofErr w:type="spellEnd"/>
-                    <w:r>
-                      <w:rPr>
-                        <w:rFonts w:ascii="Tahoma" w:hAnsi="Tahoma" w:cs="Tahoma"/>
-                        <w:sz w:val="16"/>
-                        <w:szCs w:val="16"/>
-                      </w:rPr>
-                      <w:t>: www.ocl-bd.com Phone: +8809612223355</w:t>
+                      <w:t>Mouza: Depashai, U.P: Sombag, Kalampur, P.S: Dhamrai District: Dhaka, Bangladesh.Web: www.ocl-bd.com Phone: +8809612223355</w:t>
                     </w:r>
                   </w:p>
                 </w:txbxContent>
